--- a/Printed Exam Notes/Ch 27 Printed Notes.docx
+++ b/Printed Exam Notes/Ch 27 Printed Notes.docx
@@ -586,7 +586,7 @@
         <w:fldChar w:fldCharType="separate"/>
       </w:r>
       <w:r>
-        <w:t>5</w:t>
+        <w:t>4</w:t>
       </w:r>
       <w:r>
         <w:fldChar w:fldCharType="end"/>
@@ -819,7 +819,7 @@
         <w:fldChar w:fldCharType="separate"/>
       </w:r>
       <w:r>
-        <w:t>6</w:t>
+        <w:t>5</w:t>
       </w:r>
       <w:r>
         <w:fldChar w:fldCharType="end"/>
@@ -1108,7 +1108,7 @@
         <w:fldChar w:fldCharType="separate"/>
       </w:r>
       <w:r>
-        <w:t>7</w:t>
+        <w:t>6</w:t>
       </w:r>
       <w:r>
         <w:fldChar w:fldCharType="end"/>
@@ -1400,7 +1400,7 @@
         <w:fldChar w:fldCharType="begin"/>
       </w:r>
       <w:r>
-        <w:instrText xml:space="preserve"> PAGEREF lkLkTables \h </w:instrText>
+        <w:instrText xml:space="preserve"> PAGEREF lk27LkTables \h </w:instrText>
       </w:r>
       <w:r>
         <w:fldChar w:fldCharType="separate"/>
@@ -1428,7 +1428,7 @@
         <w:fldChar w:fldCharType="begin"/>
       </w:r>
       <w:r>
-        <w:instrText xml:space="preserve"> PAGEREF lkLkSeq \h </w:instrText>
+        <w:instrText xml:space="preserve"> PAGEREF lk27LkSeq \h </w:instrText>
       </w:r>
       <w:r>
         <w:fldChar w:fldCharType="separate"/>
@@ -1456,13 +1456,13 @@
         <w:fldChar w:fldCharType="begin"/>
       </w:r>
       <w:r>
-        <w:instrText xml:space="preserve"> PAGEREF lkLkPloidy \h </w:instrText>
+        <w:instrText xml:space="preserve"> PAGEREF lk27LkPloidy \h </w:instrText>
       </w:r>
       <w:r>
         <w:fldChar w:fldCharType="separate"/>
       </w:r>
       <w:r>
-        <w:t>10</w:t>
+        <w:t>9</w:t>
       </w:r>
       <w:r>
         <w:fldChar w:fldCharType="end"/>
@@ -1484,7 +1484,7 @@
         <w:fldChar w:fldCharType="begin"/>
       </w:r>
       <w:r>
-        <w:instrText xml:space="preserve"> PAGEREF lkLkUses \h </w:instrText>
+        <w:instrText xml:space="preserve"> PAGEREF lk27LkUses \h </w:instrText>
       </w:r>
       <w:r>
         <w:fldChar w:fldCharType="separate"/>
@@ -1502,7 +1502,7 @@
       </w:pPr>
       <w:r>
         <w:rPr/>
-        <w:t>Indexes: see the Ch 27 Index file (clue index, glossary, term index)</w:t>
+        <w:t>Indexes: see Ch 27 in the index file (clue index, glossary, term index)</w:t>
       </w:r>
     </w:p>
     <w:p>
@@ -1578,15 +1578,6 @@
       <w:r>
         <w:rPr/>
         <w:t>A microspore becomes the male gametophyte, the pollen grain; a megaspore becomes the female gametophyte, the embryo sac, inside an ovule inside an ovary. The ovule becomes a seed, and the ovary becomes a fruit (27.1.5). The slide's "Microspore – Male gametophyte" means a microspore becomes one; the spore itself isn't the gametophyte.</w:t>
-      </w:r>
-    </w:p>
-    <w:p>
-      <w:pPr>
-        <w:pStyle w:val="Guidetext"/>
-      </w:pPr>
-      <w:r>
-        <w:rPr/>
-        <w:t>The cycle suits life on land (textbook): the tiny gametophytes develop inside the sporophyte, protected from drying out; pollen has a tough wall; sperm reach the egg through a pollen tube, so no outside water is needed; and the seed coat protects the embryo until conditions favor germination.</w:t>
       </w:r>
     </w:p>
     <w:p>
@@ -1704,7 +1695,7 @@
       </w:pPr>
       <w:r>
         <w:rPr/>
-        <w:t>Monoecious plants have staminate (male) and carpellate (female) flowers on the same plant (Jatropha); dioecious plants have them on separate plants, so only female holly trees bear berries (27.1.10, 27.1.11).</w:t>
+        <w:t>Monoecious plants have staminate (male) and carpellate (female) flowers on the same plant; dioecious plants have them on separate plants, so only female holly trees bear berries (27.1.10, 27.1.11).</w:t>
       </w:r>
     </w:p>
     <w:p>
@@ -1731,7 +1722,7 @@
       </w:pPr>
       <w:r>
         <w:rPr/>
-        <w:t>Pollination is the transfer of pollen from an anther to the stigma of a carpel: self-pollination if the pollen comes from the same plant, cross-pollination if it comes from a different plant of the same species (27.1.15). Wind-pollinated plants such as grasses release huge amounts of pollen (27.1.16; textbook).</w:t>
+        <w:t>Pollination is the transfer of pollen from an anther to the stigma of a carpel: self-pollination if the pollen comes from the same plant, cross-pollination if it comes from a different plant of the same species (27.1.15).</w:t>
       </w:r>
     </w:p>
     <w:p>
@@ -1749,7 +1740,7 @@
       </w:pPr>
       <w:r>
         <w:rPr/>
-        <w:t>Pollinators (27.1.18, 27.1.19; textbook): bees favor yellow, blue or white flowers (bees can't see red) with ultraviolet nectar guides; butterflies favor flowers with a landing platform, such as composite flowers; hummingbirds favor red, slender-tubed flowers curved back, with lots of nectar and little smell; bats favor large, sturdy, pale flowers that open at night and smell musky. Plants and their pollinators coevolved, each adapting to the other (textbook).</w:t>
+        <w:t>Pollinators (27.1.18, 27.1.19; textbook): bees favor yellow, blue or white flowers with ultraviolet nectar guides (bees can't see red); hummingbirds favor red, slender-tubed flowers with lots of nectar; bats favor large, sturdy, pale flowers that open at night.</w:t>
       </w:r>
     </w:p>
     <w:p>
@@ -1871,7 +1862,7 @@
       </w:pPr>
       <w:r>
         <w:rPr/>
-        <w:t>Mature embryo: the epicotyl, above the cotyledons, develops into the shoot; the hypocotyl, below them, contributes to the stem and ends in the radicle, the embryonic root (27.2.22). The figure's description calls the hypocotyl the root axis (27.2.24); the slide's wording is the safer one.</w:t>
+        <w:t>Mature embryo: the epicotyl, above the cotyledons, develops into the shoot; the hypocotyl, below them, contributes to the stem and ends in the radicle, the embryonic root (27.2.22). The textbook's text says the same, although the figure on 27.2.24 labels the hypocotyl the root axis.</w:t>
       </w:r>
     </w:p>
     <w:p>
@@ -2030,7 +2021,7 @@
       </w:pPr>
       <w:r>
         <w:rPr/>
-        <w:t>Bean vs corn germination (27.3.35; textbook): in a bean (eudicot) the root emerges first, the shoot is hook-shaped to protect the young leaves as it pushes up through the soil, and the two cotyledons feed the seedling until its leaves photosynthesize, then wither. In corn (monocot) the coleoptile covers the first leaf and the coleorhiza covers the first root as they emerge; later come adventitious and prop roots.</w:t>
+        <w:t>Bean vs corn germination (27.3.35; textbook): in a bean (eudicot) the root emerges first, the shoot is hook-shaped to protect the young leaves as it pushes up through the soil, and the two cotyledons feed the seedling until its leaves photosynthesize, then wither. In corn (monocot) the coleoptile covers the first leaf and the coleorhiza covers the first root as they emerge.</w:t>
       </w:r>
     </w:p>
     <w:p>
@@ -2125,7 +2116,7 @@
       </w:pPr>
       <w:r>
         <w:rPr/>
-        <w:t>Male vs female gametophyte, step by step: the gametophyte table.</w:t>
+        <w:t>Male vs female gametophyte, step by step: the Male vs female gametophyte table and the Sequences.</w:t>
       </w:r>
     </w:p>
     <w:p>
@@ -2138,7 +2129,7 @@
       </w:pPr>
       <w:r>
         <w:rPr/>
-        <w:t>Flower parts and flower terms: the flower tables.</w:t>
+        <w:t>Which structures are n, 2n or 3n, and where meiosis happens: the n / 2n / 3n list.</w:t>
       </w:r>
     </w:p>
     <w:p>
@@ -2151,7 +2142,7 @@
       </w:pPr>
       <w:r>
         <w:rPr/>
-        <w:t>Embryo stages, seed parts, fruit types and dispersal: the seed and fruit tables.</w:t>
+        <w:t>Flower parts and flower terms: the Flower parts and terms table.</w:t>
       </w:r>
     </w:p>
     <w:p>
@@ -2164,7 +2155,7 @@
       </w:pPr>
       <w:r>
         <w:rPr/>
-        <w:t>Pollinators and their flowers: the pollinator table.</w:t>
+        <w:t>Embryo stages, seed parts, fruit types, germination and asexual methods: the Embryo and seed, Fruits, Germination and Asexual reproduction tables.</w:t>
       </w:r>
     </w:p>
     <w:p>
@@ -2177,7 +2168,7 @@
       </w:pPr>
       <w:r>
         <w:rPr/>
-        <w:t>Exact numbers (species counts, seed sizes): don't memorize them.</w:t>
+        <w:t>Pollinators and their flowers: the Pollinators table.</w:t>
       </w:r>
     </w:p>
     <w:p>
@@ -4051,7 +4042,7 @@
       </w:r>
       <w:r>
         <w:rPr/>
-        <w:t>The slide (27.2.22) and the textbook's text say the hypocotyl, below the cotyledons, contributes to the stem and ends in the radicle (the embryonic root); this figure and its textbook caption call it the root axis. If asked, the slide's wording is the safer answer.</w:t>
+        <w:t>The hypocotyl is the portion below the cotyledons; it contributes to stem development and ends in the radicle, the embryonic root (textbook p. 496, as on 27.2.22). This figure's "root axis" label doesn't change that.</w:t>
       </w:r>
     </w:p>
     <w:p>
@@ -5366,7 +5357,7 @@
       <w:pPr>
         <w:pStyle w:val="Lookupheading"/>
       </w:pPr>
-      <w:bookmarkStart w:id="46" w:name="lkLkTables"/>
+      <w:bookmarkStart w:id="46" w:name="lk27LkTables"/>
       <w:r>
         <w:rPr>
           <w:rStyle w:val="Slidecode"/>
@@ -8232,7 +8223,7 @@
       <w:pPr>
         <w:pStyle w:val="Lookupheading"/>
       </w:pPr>
-      <w:bookmarkStart w:id="47" w:name="lkLkSeq"/>
+      <w:bookmarkStart w:id="47" w:name="lk27LkSeq"/>
       <w:r>
         <w:rPr>
           <w:rStyle w:val="Slidecode"/>
@@ -8365,7 +8356,7 @@
       <w:pPr>
         <w:pStyle w:val="Lookupheading"/>
       </w:pPr>
-      <w:bookmarkStart w:id="48" w:name="lkLkPloidy"/>
+      <w:bookmarkStart w:id="48" w:name="lk27LkPloidy"/>
       <w:r>
         <w:rPr>
           <w:rStyle w:val="Slidecode"/>
@@ -8623,7 +8614,7 @@
       <w:pPr>
         <w:pStyle w:val="Lookupheading"/>
       </w:pPr>
-      <w:bookmarkStart w:id="49" w:name="lkLkUses"/>
+      <w:bookmarkStart w:id="49" w:name="lk27LkUses"/>
       <w:r>
         <w:rPr>
           <w:rStyle w:val="Slidecode"/>

--- a/Printed Exam Notes/Ch 27 Printed Notes.docx
+++ b/Printed Exam Notes/Ch 27 Printed Notes.docx
@@ -213,7 +213,7 @@
         <w:fldChar w:fldCharType="separate"/>
       </w:r>
       <w:r>
-        <w:t>3</w:t>
+        <w:t>2</w:t>
       </w:r>
       <w:r>
         <w:fldChar w:fldCharType="end"/>
@@ -334,7 +334,7 @@
         <w:fldChar w:fldCharType="separate"/>
       </w:r>
       <w:r>
-        <w:t>4</w:t>
+        <w:t>3</w:t>
       </w:r>
       <w:r>
         <w:fldChar w:fldCharType="end"/>
@@ -362,7 +362,7 @@
         <w:fldChar w:fldCharType="separate"/>
       </w:r>
       <w:r>
-        <w:t>4</w:t>
+        <w:t>3</w:t>
       </w:r>
       <w:r>
         <w:fldChar w:fldCharType="end"/>
@@ -847,7 +847,7 @@
         <w:fldChar w:fldCharType="separate"/>
       </w:r>
       <w:r>
-        <w:t>6</w:t>
+        <w:t>5</w:t>
       </w:r>
       <w:r>
         <w:fldChar w:fldCharType="end"/>
@@ -875,7 +875,7 @@
         <w:fldChar w:fldCharType="separate"/>
       </w:r>
       <w:r>
-        <w:t>6</w:t>
+        <w:t>5</w:t>
       </w:r>
       <w:r>
         <w:fldChar w:fldCharType="end"/>
@@ -1136,7 +1136,7 @@
         <w:fldChar w:fldCharType="separate"/>
       </w:r>
       <w:r>
-        <w:t>7</w:t>
+        <w:t>6</w:t>
       </w:r>
       <w:r>
         <w:fldChar w:fldCharType="end"/>
@@ -1164,7 +1164,7 @@
         <w:fldChar w:fldCharType="separate"/>
       </w:r>
       <w:r>
-        <w:t>7</w:t>
+        <w:t>6</w:t>
       </w:r>
       <w:r>
         <w:fldChar w:fldCharType="end"/>
@@ -1192,7 +1192,7 @@
         <w:fldChar w:fldCharType="separate"/>
       </w:r>
       <w:r>
-        <w:t>7</w:t>
+        <w:t>6</w:t>
       </w:r>
       <w:r>
         <w:fldChar w:fldCharType="end"/>
@@ -1490,7 +1490,7 @@
         <w:fldChar w:fldCharType="separate"/>
       </w:r>
       <w:r>
-        <w:t>10</w:t>
+        <w:t>9</w:t>
       </w:r>
       <w:r>
         <w:fldChar w:fldCharType="end"/>
@@ -1533,7 +1533,7 @@
       </w:pPr>
       <w:r>
         <w:rPr/>
-        <w:t>Ch 27 follows the flowering plant's life cycle in detail: how a flower makes pollen (the male gametophyte) and the embryo sac (the female gametophyte), pollination and double fertilization (27.1), how the embryo develops inside the seed (27.2), fruits, seed dispersal and germination (27.3), and reproduction without seeds (27.4).</w:t>
+        <w:t>Ch 27 follows the flowering plant's life cycle in detail: how a flower makes the male gametophyte (the pollen grain) and the female gametophyte (the embryo sac), pollination and double fertilization (27.1), how the embryo develops inside the seed (27.2), fruits, seed dispersal and germination (27.3), and reproduction without seeds (27.4).</w:t>
       </w:r>
     </w:p>
     <w:p>
@@ -1542,7 +1542,7 @@
       </w:pPr>
       <w:r>
         <w:rPr/>
-        <w:t>It builds on the Ch 23 life cycle. Keep two rules in mind: meiosis makes spores and mitosis makes gametes; after fertilization, the ovule becomes the seed and the ovary becomes the fruit (27.1.3, 27.1.5).</w:t>
+        <w:t>It builds on the Ch 23 life cycle, and two rules carry over: meiosis makes spores and mitosis makes gametes; after fertilization, the ovule becomes the seed and the ovary becomes the fruit (27.1.3, 27.1.5).</w:t>
       </w:r>
     </w:p>
     <w:p>
@@ -1568,7 +1568,7 @@
       </w:pPr>
       <w:r>
         <w:rPr/>
-        <w:t>Plants have a two-stage, alternating life cycle (27.1.3). The diploid (2n) sporophyte is dominant; it is the plant you see and the stage that bears flowers. Its flowers make two kinds of haploid spores by meiosis: microspores (in anthers) and megaspores (in ovules). Each spore divides by mitosis into a haploid gametophyte, which makes gametes; gametes fuse into a diploid zygote, which grows by mitosis into a new sporophyte (27.1.3, 27.1.4).</w:t>
+        <w:t>The diploid (2n) sporophyte is the dominant generation: the plant you see, which bears the flowers. Its flowers make two kinds of haploid spores by meiosis: microspores in the anthers and megaspores in the ovules. Each spore divides by mitosis into a haploid gametophyte, which makes gametes; gametes fuse into a diploid zygote, which grows by mitosis into a new sporophyte (27.1.3, 27.1.4).</w:t>
       </w:r>
     </w:p>
     <w:p>
@@ -1577,7 +1577,7 @@
       </w:pPr>
       <w:r>
         <w:rPr/>
-        <w:t>A microspore becomes the male gametophyte, the pollen grain; a megaspore becomes the female gametophyte, the embryo sac, inside an ovule inside an ovary. The ovule becomes a seed, and the ovary becomes a fruit (27.1.5). The slide's "Microspore – Male gametophyte" means a microspore becomes one; the spore itself isn't the gametophyte.</w:t>
+        <w:t>A microspore becomes the male gametophyte, the pollen grain; a megaspore becomes the female gametophyte, the embryo sac, inside an ovule inside an ovary (27.1.5). The slide's “Microspore – Male gametophyte” means a microspore becomes one; the spore itself isn't the gametophyte.</w:t>
       </w:r>
     </w:p>
     <w:p>
@@ -1586,7 +1586,7 @@
       </w:pPr>
       <w:r>
         <w:rPr/>
-        <w:t>Flowers are unique to angiosperms: they attract pollinators and produce fruits that enclose seeds. Flowering often responds to signals such as day length: a meristem stops producing leaves and starts producing flowers. Monocot flower parts come in threes, eudicot parts in fours or fives (27.1.6, 27.1.9).</w:t>
+        <w:t>Flowers are unique to angiosperms: they attract pollinators and produce fruits that enclose seeds. Flowering often responds to signals such as day length; a meristem then stops producing leaves and starts producing flowers. Monocot flower parts come in threes, eudicot parts in fours or fives (27.1.6, 27.1.9).</w:t>
       </w:r>
     </w:p>
     <w:p>
@@ -1608,7 +1608,7 @@
       </w:pPr>
       <w:r>
         <w:rPr/>
-        <w:t>Four whorls of modified leaves sit on the receptacle, at the end of the flower stalk (peduncle) (27.1.7).</w:t>
+        <w:t>Four whorls (rings) of modified leaves sit on the receptacle, at the end of the flower stalk (peduncle) (27.1.7).</w:t>
       </w:r>
     </w:p>
     <w:p>
@@ -1695,7 +1695,7 @@
       </w:pPr>
       <w:r>
         <w:rPr/>
-        <w:t>Monoecious plants have staminate (male) and carpellate (female) flowers on the same plant; dioecious plants have them on separate plants, so only female holly trees bear berries (27.1.10, 27.1.11).</w:t>
+        <w:t>Monoecious plants have staminate (male, stamens only) and carpellate (female, carpels only) flowers on the same plant; dioecious plants have them on separate plants, so only female holly trees bear berries (27.1.10, 27.1.11).</w:t>
       </w:r>
     </w:p>
     <w:p>
@@ -1704,7 +1704,7 @@
       </w:pPr>
       <w:r>
         <w:rPr/>
-        <w:t>Male gametophyte (27.1.12, 27.1.13): each anther has four pollen sacs full of microspore mother cells. Each mother cell undergoes meiosis to make four haploid microspores, and each microspore undergoes mitosis to make a pollen grain. At first it is an immature gametophyte of two cells: a tube cell, which will produce the pollen tube, and a generative cell, which divides by mitosis into two sperm. Then the pollen grain is the mature male gametophyte.</w:t>
+        <w:t>Male gametophyte (27.1.12, 27.1.13): each anther has four pollen sacs full of microspore mother cells. Each mother cell undergoes meiosis to make four haploid microspores, and each microspore undergoes mitosis to make a pollen grain. At first it is an immature gametophyte of two cells: a tube cell, which grows into the pollen tube without dividing (the slide's “divides” is a slip), and a generative cell, which divides by mitosis into two sperm. Then the pollen grain is the mature male gametophyte.</w:t>
       </w:r>
     </w:p>
     <w:p>
@@ -1713,7 +1713,7 @@
       </w:pPr>
       <w:r>
         <w:rPr/>
-        <w:t>Female gametophyte (27.1.13, 27.1.14): an ovule is a central mass of parenchyma cells covered by integuments. One cell enlarges into a megaspore mother cell, which undergoes meiosis to make four haploid megaspores, three of them nonfunctional. The functional megaspore divides by mitosis until there are eight nuclei. The embryo sac then has one egg cell with two synergid cells beside it, a central cell with two polar nuclei, and three antipodal cells (seven cells, eight nuclei; textbook).</w:t>
+        <w:t>Female gametophyte (27.1.13, 27.1.14): an ovule is a central mass of parenchyma cells covered by integuments, its outer layers. One cell enlarges into a megaspore mother cell, which undergoes meiosis to make four haploid megaspores, three of them nonfunctional. The functional megaspore divides by mitosis until there are eight nuclei. The embryo sac then has one egg cell with two synergid cells beside it, a central cell with two polar nuclei, and three antipodal cells (seven cells, eight nuclei; textbook).</w:t>
       </w:r>
     </w:p>
     <w:p>
@@ -1731,7 +1731,7 @@
       </w:pPr>
       <w:r>
         <w:rPr/>
-        <w:t>Fertilization comes after pollination (27.1.17): the pollen grain germinates on the stigma, and its pollen tube passes between the stigma and style to the ovule's micropyle (a small opening). Double fertilization follows: one sperm unites with the egg to make the 2n zygote, and the other unites with the two polar nuclei to make the 3n endosperm nucleus, which develops into the endosperm, the embryo's food. A mature seed contains the embryo, stored food and the seed coat (27.1.17).</w:t>
+        <w:t>Fertilization comes after pollination (27.1.17): the pollen grain germinates on the stigma, and its pollen tube grows down through the stigma and style, between their cells (textbook), to the ovule's micropyle (a small opening). Double fertilization follows: one sperm unites with the egg to make the 2n zygote, and the other unites with the two polar nuclei to make the 3n endosperm nucleus, which develops into the endosperm, the embryo's food. A mature seed contains the embryo, stored food and the seed coat (27.1.17).</w:t>
       </w:r>
     </w:p>
     <w:p>
@@ -1749,7 +1749,7 @@
       </w:pPr>
       <w:r>
         <w:rPr/>
-        <w:t>Traps: pollination (pollen reaches the stigma) vs fertilization (sperm meets egg); microspore vs megaspore; tube cell vs generative cell; synergids (beside the egg) vs antipodals vs polar nuclei; complete vs perfect; monoecious vs dioecious; zygote (2n) vs endosperm (3n) (27.1.10, 27.1.12, 27.1.14, 27.1.15, 27.1.17).</w:t>
+        <w:t>Traps: pollination (pollen reaches the stigma) vs fertilization (sperm meets egg); microspore vs megaspore; tube cell (grows the tube) vs generative cell (divides into 2 sperm); synergids (beside the egg) vs antipodals vs polar nuclei; complete vs perfect; monoecious vs dioecious; zygote (2n) vs endosperm (3n) (27.1.10, 27.1.12, 27.1.14, 27.1.15, 27.1.17).</w:t>
       </w:r>
     </w:p>
     <w:p>
@@ -1862,7 +1862,7 @@
       </w:pPr>
       <w:r>
         <w:rPr/>
-        <w:t>Mature embryo: the epicotyl, above the cotyledons, develops into the shoot; the hypocotyl, below them, contributes to the stem and ends in the radicle, the embryonic root (27.2.22). The textbook's text says the same, although the figure on 27.2.24 labels the hypocotyl the root axis.</w:t>
+        <w:t>Mature embryo: the epicotyl, above the cotyledons, develops into the shoot; the hypocotyl, below them, contributes to the stem and ends in the radicle, the embryonic root (27.2.22). The figure on 27.2.24 calls the hypocotyl the root axis; the textbook agrees with 27.2.22.</w:t>
       </w:r>
     </w:p>
     <w:p>
@@ -1968,7 +1968,7 @@
       </w:pPr>
       <w:r>
         <w:rPr/>
-        <w:t>Berry: fleshy, with seeds and pulp, from a compound ovary (tomato) (27.3.30).</w:t>
+        <w:t>Berry: fleshy, with seeds and pulp, from a compound ovary, several carpels fused into one ovary with several chambers (tomato) (27.3.30).</w:t>
       </w:r>
     </w:p>
     <w:p>
@@ -2030,7 +2030,7 @@
       </w:pPr>
       <w:r>
         <w:rPr/>
-        <w:t>Traps: simple vs aggregate vs multiple fruit; dehiscent vs indehiscent; exocarp vs mesocarp vs endocarp; drupe vs berry; dormancy vs germination (27.3.27, 27.3.28, 27.3.29, 27.3.30, 27.3.33).</w:t>
+        <w:t>Traps: simple vs aggregate vs multiple fruit; a compound ovary (one flower's fused carpels) still makes a simple fruit, such as a berry, unlike a compound fruit (several ovaries; textbook); dehiscent vs indehiscent; exocarp vs mesocarp vs endocarp; drupe vs berry; dormancy vs germination (27.3.27, 27.3.28, 27.3.29, 27.3.30, 27.3.33).</w:t>
       </w:r>
     </w:p>
     <w:p>
@@ -2056,7 +2056,7 @@
       </w:pPr>
       <w:r>
         <w:rPr/>
-        <w:t>Asexual reproduction makes clones, offspring genetically identical to their single parent (textbook). Plants do it with stolons, horizontal stems that run above ground (strawberry), and rhizomes, underground stems that produce new plants. New plants arise at the nodes of stolons and rhizomes, where new growth can occur; the "eyes" of a white potato are buds that can produce a new plant if planted with a portion of the tuber (27.4.36, 27.4.37).</w:t>
+        <w:t>Asexual reproduction makes clones, offspring genetically identical to their single parent (textbook). Plants do it with stolons, horizontal stems that run above ground (strawberry), and rhizomes, underground stems that produce new plants. New plants arise at the nodes of stolons and rhizomes, where new growth can occur; the “eyes” of a white potato are buds that can produce a new plant if planted with a portion of the tuber (27.4.36, 27.4.37).</w:t>
       </w:r>
     </w:p>
     <w:p>
@@ -2891,6 +2891,22 @@
     </w:p>
     <w:p>
       <w:pPr>
+        <w:pStyle w:val="Correction"/>
+      </w:pPr>
+      <w:r>
+        <w:rPr>
+          <w:b/>
+          <w:i/>
+        </w:rPr>
+        <w:t xml:space="preserve">Textbook: </w:t>
+      </w:r>
+      <w:r>
+        <w:rPr/>
+        <w:t>The counts here are the figure's labels, not the flowers' parts: the daylily (monocot) has flower parts in threes, with three petals and three sepals, and the azalea (eudicot) has parts in fours or fives, with five petals (textbook Fig. 27.3).</w:t>
+      </w:r>
+    </w:p>
+    <w:p>
+      <w:pPr>
         <w:pStyle w:val="Slideheading"/>
       </w:pPr>
       <w:bookmarkStart w:id="14" w:name="s271010"/>
@@ -3215,6 +3231,22 @@
     </w:p>
     <w:p>
       <w:pPr>
+        <w:pStyle w:val="Correction"/>
+      </w:pPr>
+      <w:r>
+        <w:rPr>
+          <w:b/>
+          <w:i/>
+        </w:rPr>
+        <w:t xml:space="preserve">Textbook: </w:t>
+      </w:r>
+      <w:r>
+        <w:rPr/>
+        <w:t>The tube cell doesn't divide: it produces (grows into) the pollen tube. The generative cell is the one that divides, by mitosis, into the two sperm (textbook p. 492).</w:t>
+      </w:r>
+    </w:p>
+    <w:p>
+      <w:pPr>
         <w:pStyle w:val="Slideheading"/>
       </w:pPr>
       <w:bookmarkStart w:id="17" w:name="s271013"/>
@@ -3250,6 +3282,22 @@
     </w:p>
     <w:p>
       <w:pPr>
+        <w:pStyle w:val="Correction"/>
+      </w:pPr>
+      <w:r>
+        <w:rPr>
+          <w:b/>
+          <w:i/>
+        </w:rPr>
+        <w:t xml:space="preserve">Textbook: </w:t>
+      </w:r>
+      <w:r>
+        <w:rPr/>
+        <w:t>This description garbles the cycle. The male and female gametophytes develop separately and never turn into each other. Male: microspore mother cell → meiosis → 4 microspores → mitosis → pollen grain, which germinates after pollination (mature male gametophyte). Female: megaspore mother cell → meiosis → 4 megaspores, 1 survives → mitosis → embryo sac (mature female gametophyte). They meet only at double fertilization; the ovule then becomes the seed, which grows into the next sporophyte (textbook pp. 490–492).</w:t>
+      </w:r>
+    </w:p>
+    <w:p>
+      <w:pPr>
         <w:pStyle w:val="Slideheading"/>
       </w:pPr>
       <w:bookmarkStart w:id="18" w:name="s271014"/>
@@ -4195,7 +4243,7 @@
         <w:fldChar w:fldCharType="separate"/>
       </w:r>
       <w:r>
-        <w:t>3</w:t>
+        <w:t>2</w:t>
       </w:r>
       <w:r>
         <w:fldChar w:fldCharType="end"/>
@@ -5395,15 +5443,15 @@
         </w:tblBorders>
         <w:tblLayout w:type="fixed"/>
         <w:tblCellMar>
-          <w:left w:w="73" w:type="dxa"/>
-          <w:right w:w="73" w:type="dxa"/>
+          <w:left w:w="69" w:type="dxa"/>
+          <w:right w:w="69" w:type="dxa"/>
         </w:tblCellMar>
         <w:tblLook w:firstColumn="1" w:firstRow="1" w:lastColumn="0" w:lastRow="0" w:noHBand="0" w:noVBand="1" w:val="04A0"/>
       </w:tblPr>
       <w:tblGrid>
-        <w:gridCol w:w="1317"/>
-        <w:gridCol w:w="1924"/>
-        <w:gridCol w:w="2158"/>
+        <w:gridCol w:w="1268"/>
+        <w:gridCol w:w="1941"/>
+        <w:gridCol w:w="2191"/>
       </w:tblGrid>
       <w:tr>
         <w:trPr>
@@ -5412,7 +5460,7 @@
         </w:trPr>
         <w:tc>
           <w:tcPr>
-            <w:tcW w:type="dxa" w:w="1317"/>
+            <w:tcW w:type="dxa" w:w="1268"/>
           </w:tcPr>
           <w:p>
             <w:pPr>
@@ -5427,7 +5475,7 @@
         </w:tc>
         <w:tc>
           <w:tcPr>
-            <w:tcW w:type="dxa" w:w="1924"/>
+            <w:tcW w:type="dxa" w:w="1941"/>
           </w:tcPr>
           <w:p>
             <w:pPr>
@@ -5443,7 +5491,7 @@
         </w:tc>
         <w:tc>
           <w:tcPr>
-            <w:tcW w:type="dxa" w:w="2158"/>
+            <w:tcW w:type="dxa" w:w="2191"/>
           </w:tcPr>
           <w:p>
             <w:pPr>
@@ -5464,7 +5512,7 @@
         </w:trPr>
         <w:tc>
           <w:tcPr>
-            <w:tcW w:type="dxa" w:w="1317"/>
+            <w:tcW w:type="dxa" w:w="1268"/>
           </w:tcPr>
           <w:p>
             <w:pPr>
@@ -5478,7 +5526,7 @@
         </w:tc>
         <w:tc>
           <w:tcPr>
-            <w:tcW w:type="dxa" w:w="1924"/>
+            <w:tcW w:type="dxa" w:w="1941"/>
           </w:tcPr>
           <w:p>
             <w:pPr>
@@ -5492,7 +5540,7 @@
         </w:tc>
         <w:tc>
           <w:tcPr>
-            <w:tcW w:type="dxa" w:w="2158"/>
+            <w:tcW w:type="dxa" w:w="2191"/>
           </w:tcPr>
           <w:p>
             <w:pPr>
@@ -5511,7 +5559,7 @@
         </w:trPr>
         <w:tc>
           <w:tcPr>
-            <w:tcW w:type="dxa" w:w="1317"/>
+            <w:tcW w:type="dxa" w:w="1268"/>
           </w:tcPr>
           <w:p>
             <w:pPr>
@@ -5525,7 +5573,7 @@
         </w:tc>
         <w:tc>
           <w:tcPr>
-            <w:tcW w:type="dxa" w:w="1924"/>
+            <w:tcW w:type="dxa" w:w="1941"/>
           </w:tcPr>
           <w:p>
             <w:pPr>
@@ -5539,7 +5587,7 @@
         </w:tc>
         <w:tc>
           <w:tcPr>
-            <w:tcW w:type="dxa" w:w="2158"/>
+            <w:tcW w:type="dxa" w:w="2191"/>
           </w:tcPr>
           <w:p>
             <w:pPr>
@@ -5558,7 +5606,7 @@
         </w:trPr>
         <w:tc>
           <w:tcPr>
-            <w:tcW w:type="dxa" w:w="1317"/>
+            <w:tcW w:type="dxa" w:w="1268"/>
           </w:tcPr>
           <w:p>
             <w:pPr>
@@ -5572,7 +5620,7 @@
         </w:tc>
         <w:tc>
           <w:tcPr>
-            <w:tcW w:type="dxa" w:w="1924"/>
+            <w:tcW w:type="dxa" w:w="1941"/>
           </w:tcPr>
           <w:p>
             <w:pPr>
@@ -5586,7 +5634,7 @@
         </w:tc>
         <w:tc>
           <w:tcPr>
-            <w:tcW w:type="dxa" w:w="2158"/>
+            <w:tcW w:type="dxa" w:w="2191"/>
           </w:tcPr>
           <w:p>
             <w:pPr>
@@ -5605,7 +5653,7 @@
         </w:trPr>
         <w:tc>
           <w:tcPr>
-            <w:tcW w:type="dxa" w:w="1317"/>
+            <w:tcW w:type="dxa" w:w="1268"/>
           </w:tcPr>
           <w:p>
             <w:pPr>
@@ -5619,7 +5667,7 @@
         </w:tc>
         <w:tc>
           <w:tcPr>
-            <w:tcW w:type="dxa" w:w="1924"/>
+            <w:tcW w:type="dxa" w:w="1941"/>
           </w:tcPr>
           <w:p>
             <w:pPr>
@@ -5633,7 +5681,7 @@
         </w:tc>
         <w:tc>
           <w:tcPr>
-            <w:tcW w:type="dxa" w:w="2158"/>
+            <w:tcW w:type="dxa" w:w="2191"/>
           </w:tcPr>
           <w:p>
             <w:pPr>
@@ -5652,7 +5700,7 @@
         </w:trPr>
         <w:tc>
           <w:tcPr>
-            <w:tcW w:type="dxa" w:w="1317"/>
+            <w:tcW w:type="dxa" w:w="1268"/>
           </w:tcPr>
           <w:p>
             <w:pPr>
@@ -5666,7 +5714,7 @@
         </w:tc>
         <w:tc>
           <w:tcPr>
-            <w:tcW w:type="dxa" w:w="1924"/>
+            <w:tcW w:type="dxa" w:w="1941"/>
           </w:tcPr>
           <w:p>
             <w:pPr>
@@ -5680,7 +5728,7 @@
         </w:tc>
         <w:tc>
           <w:tcPr>
-            <w:tcW w:type="dxa" w:w="2158"/>
+            <w:tcW w:type="dxa" w:w="2191"/>
           </w:tcPr>
           <w:p>
             <w:pPr>
@@ -5728,14 +5776,14 @@
         </w:tblBorders>
         <w:tblLayout w:type="fixed"/>
         <w:tblCellMar>
-          <w:left w:w="73" w:type="dxa"/>
-          <w:right w:w="73" w:type="dxa"/>
+          <w:left w:w="69" w:type="dxa"/>
+          <w:right w:w="69" w:type="dxa"/>
         </w:tblCellMar>
         <w:tblLook w:firstColumn="1" w:firstRow="1" w:lastColumn="0" w:lastRow="0" w:noHBand="0" w:noVBand="1" w:val="04A0"/>
       </w:tblPr>
       <w:tblGrid>
-        <w:gridCol w:w="1838"/>
-        <w:gridCol w:w="3562"/>
+        <w:gridCol w:w="1791"/>
+        <w:gridCol w:w="3609"/>
       </w:tblGrid>
       <w:tr>
         <w:trPr>
@@ -5744,7 +5792,7 @@
         </w:trPr>
         <w:tc>
           <w:tcPr>
-            <w:tcW w:type="dxa" w:w="1838"/>
+            <w:tcW w:type="dxa" w:w="1791"/>
           </w:tcPr>
           <w:p>
             <w:pPr>
@@ -5760,7 +5808,7 @@
         </w:tc>
         <w:tc>
           <w:tcPr>
-            <w:tcW w:type="dxa" w:w="3562"/>
+            <w:tcW w:type="dxa" w:w="3609"/>
           </w:tcPr>
           <w:p>
             <w:pPr>
@@ -5781,7 +5829,7 @@
         </w:trPr>
         <w:tc>
           <w:tcPr>
-            <w:tcW w:type="dxa" w:w="1838"/>
+            <w:tcW w:type="dxa" w:w="1791"/>
           </w:tcPr>
           <w:p>
             <w:pPr>
@@ -5795,7 +5843,7 @@
         </w:tc>
         <w:tc>
           <w:tcPr>
-            <w:tcW w:type="dxa" w:w="3562"/>
+            <w:tcW w:type="dxa" w:w="3609"/>
           </w:tcPr>
           <w:p>
             <w:pPr>
@@ -5814,7 +5862,7 @@
         </w:trPr>
         <w:tc>
           <w:tcPr>
-            <w:tcW w:type="dxa" w:w="1838"/>
+            <w:tcW w:type="dxa" w:w="1791"/>
           </w:tcPr>
           <w:p>
             <w:pPr>
@@ -5828,7 +5876,7 @@
         </w:tc>
         <w:tc>
           <w:tcPr>
-            <w:tcW w:type="dxa" w:w="3562"/>
+            <w:tcW w:type="dxa" w:w="3609"/>
           </w:tcPr>
           <w:p>
             <w:pPr>
@@ -5847,7 +5895,7 @@
         </w:trPr>
         <w:tc>
           <w:tcPr>
-            <w:tcW w:type="dxa" w:w="1838"/>
+            <w:tcW w:type="dxa" w:w="1791"/>
           </w:tcPr>
           <w:p>
             <w:pPr>
@@ -5861,7 +5909,7 @@
         </w:tc>
         <w:tc>
           <w:tcPr>
-            <w:tcW w:type="dxa" w:w="3562"/>
+            <w:tcW w:type="dxa" w:w="3609"/>
           </w:tcPr>
           <w:p>
             <w:pPr>
@@ -5880,7 +5928,7 @@
         </w:trPr>
         <w:tc>
           <w:tcPr>
-            <w:tcW w:type="dxa" w:w="1838"/>
+            <w:tcW w:type="dxa" w:w="1791"/>
           </w:tcPr>
           <w:p>
             <w:pPr>
@@ -5894,7 +5942,7 @@
         </w:tc>
         <w:tc>
           <w:tcPr>
-            <w:tcW w:type="dxa" w:w="3562"/>
+            <w:tcW w:type="dxa" w:w="3609"/>
           </w:tcPr>
           <w:p>
             <w:pPr>
@@ -5913,7 +5961,7 @@
         </w:trPr>
         <w:tc>
           <w:tcPr>
-            <w:tcW w:type="dxa" w:w="1838"/>
+            <w:tcW w:type="dxa" w:w="1791"/>
           </w:tcPr>
           <w:p>
             <w:pPr>
@@ -5927,7 +5975,7 @@
         </w:tc>
         <w:tc>
           <w:tcPr>
-            <w:tcW w:type="dxa" w:w="3562"/>
+            <w:tcW w:type="dxa" w:w="3609"/>
           </w:tcPr>
           <w:p>
             <w:pPr>
@@ -5946,7 +5994,7 @@
         </w:trPr>
         <w:tc>
           <w:tcPr>
-            <w:tcW w:type="dxa" w:w="1838"/>
+            <w:tcW w:type="dxa" w:w="1791"/>
           </w:tcPr>
           <w:p>
             <w:pPr>
@@ -5960,7 +6008,7 @@
         </w:tc>
         <w:tc>
           <w:tcPr>
-            <w:tcW w:type="dxa" w:w="3562"/>
+            <w:tcW w:type="dxa" w:w="3609"/>
           </w:tcPr>
           <w:p>
             <w:pPr>
@@ -5979,7 +6027,7 @@
         </w:trPr>
         <w:tc>
           <w:tcPr>
-            <w:tcW w:type="dxa" w:w="1838"/>
+            <w:tcW w:type="dxa" w:w="1791"/>
           </w:tcPr>
           <w:p>
             <w:pPr>
@@ -5993,7 +6041,7 @@
         </w:tc>
         <w:tc>
           <w:tcPr>
-            <w:tcW w:type="dxa" w:w="3562"/>
+            <w:tcW w:type="dxa" w:w="3609"/>
           </w:tcPr>
           <w:p>
             <w:pPr>
@@ -6012,7 +6060,7 @@
         </w:trPr>
         <w:tc>
           <w:tcPr>
-            <w:tcW w:type="dxa" w:w="1838"/>
+            <w:tcW w:type="dxa" w:w="1791"/>
           </w:tcPr>
           <w:p>
             <w:pPr>
@@ -6026,7 +6074,7 @@
         </w:tc>
         <w:tc>
           <w:tcPr>
-            <w:tcW w:type="dxa" w:w="3562"/>
+            <w:tcW w:type="dxa" w:w="3609"/>
           </w:tcPr>
           <w:p>
             <w:pPr>
@@ -6074,14 +6122,14 @@
         </w:tblBorders>
         <w:tblLayout w:type="fixed"/>
         <w:tblCellMar>
-          <w:left w:w="73" w:type="dxa"/>
-          <w:right w:w="73" w:type="dxa"/>
+          <w:left w:w="69" w:type="dxa"/>
+          <w:right w:w="69" w:type="dxa"/>
         </w:tblCellMar>
         <w:tblLook w:firstColumn="1" w:firstRow="1" w:lastColumn="0" w:lastRow="0" w:noHBand="0" w:noVBand="1" w:val="04A0"/>
       </w:tblPr>
       <w:tblGrid>
-        <w:gridCol w:w="1743"/>
-        <w:gridCol w:w="3657"/>
+        <w:gridCol w:w="1699"/>
+        <w:gridCol w:w="3701"/>
       </w:tblGrid>
       <w:tr>
         <w:trPr>
@@ -6090,7 +6138,7 @@
         </w:trPr>
         <w:tc>
           <w:tcPr>
-            <w:tcW w:type="dxa" w:w="1743"/>
+            <w:tcW w:type="dxa" w:w="1699"/>
           </w:tcPr>
           <w:p>
             <w:pPr>
@@ -6106,7 +6154,7 @@
         </w:tc>
         <w:tc>
           <w:tcPr>
-            <w:tcW w:type="dxa" w:w="3657"/>
+            <w:tcW w:type="dxa" w:w="3701"/>
           </w:tcPr>
           <w:p>
             <w:pPr>
@@ -6127,7 +6175,7 @@
         </w:trPr>
         <w:tc>
           <w:tcPr>
-            <w:tcW w:type="dxa" w:w="1743"/>
+            <w:tcW w:type="dxa" w:w="1699"/>
           </w:tcPr>
           <w:p>
             <w:pPr>
@@ -6141,7 +6189,7 @@
         </w:tc>
         <w:tc>
           <w:tcPr>
-            <w:tcW w:type="dxa" w:w="3657"/>
+            <w:tcW w:type="dxa" w:w="3701"/>
           </w:tcPr>
           <w:p>
             <w:pPr>
@@ -6160,7 +6208,7 @@
         </w:trPr>
         <w:tc>
           <w:tcPr>
-            <w:tcW w:type="dxa" w:w="1743"/>
+            <w:tcW w:type="dxa" w:w="1699"/>
           </w:tcPr>
           <w:p>
             <w:pPr>
@@ -6174,7 +6222,7 @@
         </w:tc>
         <w:tc>
           <w:tcPr>
-            <w:tcW w:type="dxa" w:w="3657"/>
+            <w:tcW w:type="dxa" w:w="3701"/>
           </w:tcPr>
           <w:p>
             <w:pPr>
@@ -6193,7 +6241,7 @@
         </w:trPr>
         <w:tc>
           <w:tcPr>
-            <w:tcW w:type="dxa" w:w="1743"/>
+            <w:tcW w:type="dxa" w:w="1699"/>
           </w:tcPr>
           <w:p>
             <w:pPr>
@@ -6207,7 +6255,7 @@
         </w:tc>
         <w:tc>
           <w:tcPr>
-            <w:tcW w:type="dxa" w:w="3657"/>
+            <w:tcW w:type="dxa" w:w="3701"/>
           </w:tcPr>
           <w:p>
             <w:pPr>
@@ -6226,7 +6274,7 @@
         </w:trPr>
         <w:tc>
           <w:tcPr>
-            <w:tcW w:type="dxa" w:w="1743"/>
+            <w:tcW w:type="dxa" w:w="1699"/>
           </w:tcPr>
           <w:p>
             <w:pPr>
@@ -6240,7 +6288,7 @@
         </w:tc>
         <w:tc>
           <w:tcPr>
-            <w:tcW w:type="dxa" w:w="3657"/>
+            <w:tcW w:type="dxa" w:w="3701"/>
           </w:tcPr>
           <w:p>
             <w:pPr>
@@ -6259,7 +6307,7 @@
         </w:trPr>
         <w:tc>
           <w:tcPr>
-            <w:tcW w:type="dxa" w:w="1743"/>
+            <w:tcW w:type="dxa" w:w="1699"/>
           </w:tcPr>
           <w:p>
             <w:pPr>
@@ -6273,7 +6321,7 @@
         </w:tc>
         <w:tc>
           <w:tcPr>
-            <w:tcW w:type="dxa" w:w="3657"/>
+            <w:tcW w:type="dxa" w:w="3701"/>
           </w:tcPr>
           <w:p>
             <w:pPr>
@@ -6292,7 +6340,7 @@
         </w:trPr>
         <w:tc>
           <w:tcPr>
-            <w:tcW w:type="dxa" w:w="1743"/>
+            <w:tcW w:type="dxa" w:w="1699"/>
           </w:tcPr>
           <w:p>
             <w:pPr>
@@ -6306,7 +6354,7 @@
         </w:tc>
         <w:tc>
           <w:tcPr>
-            <w:tcW w:type="dxa" w:w="3657"/>
+            <w:tcW w:type="dxa" w:w="3701"/>
           </w:tcPr>
           <w:p>
             <w:pPr>
@@ -6325,7 +6373,7 @@
         </w:trPr>
         <w:tc>
           <w:tcPr>
-            <w:tcW w:type="dxa" w:w="1743"/>
+            <w:tcW w:type="dxa" w:w="1699"/>
           </w:tcPr>
           <w:p>
             <w:pPr>
@@ -6339,7 +6387,7 @@
         </w:tc>
         <w:tc>
           <w:tcPr>
-            <w:tcW w:type="dxa" w:w="3657"/>
+            <w:tcW w:type="dxa" w:w="3701"/>
           </w:tcPr>
           <w:p>
             <w:pPr>
@@ -6358,7 +6406,7 @@
         </w:trPr>
         <w:tc>
           <w:tcPr>
-            <w:tcW w:type="dxa" w:w="1743"/>
+            <w:tcW w:type="dxa" w:w="1699"/>
           </w:tcPr>
           <w:p>
             <w:pPr>
@@ -6372,7 +6420,7 @@
         </w:tc>
         <w:tc>
           <w:tcPr>
-            <w:tcW w:type="dxa" w:w="3657"/>
+            <w:tcW w:type="dxa" w:w="3701"/>
           </w:tcPr>
           <w:p>
             <w:pPr>
@@ -6391,7 +6439,7 @@
         </w:trPr>
         <w:tc>
           <w:tcPr>
-            <w:tcW w:type="dxa" w:w="1743"/>
+            <w:tcW w:type="dxa" w:w="1699"/>
           </w:tcPr>
           <w:p>
             <w:pPr>
@@ -6405,7 +6453,7 @@
         </w:tc>
         <w:tc>
           <w:tcPr>
-            <w:tcW w:type="dxa" w:w="3657"/>
+            <w:tcW w:type="dxa" w:w="3701"/>
           </w:tcPr>
           <w:p>
             <w:pPr>
@@ -6424,7 +6472,7 @@
         </w:trPr>
         <w:tc>
           <w:tcPr>
-            <w:tcW w:type="dxa" w:w="1743"/>
+            <w:tcW w:type="dxa" w:w="1699"/>
           </w:tcPr>
           <w:p>
             <w:pPr>
@@ -6438,7 +6486,7 @@
         </w:tc>
         <w:tc>
           <w:tcPr>
-            <w:tcW w:type="dxa" w:w="3657"/>
+            <w:tcW w:type="dxa" w:w="3701"/>
           </w:tcPr>
           <w:p>
             <w:pPr>
@@ -6457,7 +6505,7 @@
         </w:trPr>
         <w:tc>
           <w:tcPr>
-            <w:tcW w:type="dxa" w:w="1743"/>
+            <w:tcW w:type="dxa" w:w="1699"/>
           </w:tcPr>
           <w:p>
             <w:pPr>
@@ -6471,7 +6519,7 @@
         </w:tc>
         <w:tc>
           <w:tcPr>
-            <w:tcW w:type="dxa" w:w="3657"/>
+            <w:tcW w:type="dxa" w:w="3701"/>
           </w:tcPr>
           <w:p>
             <w:pPr>
@@ -6519,14 +6567,14 @@
         </w:tblBorders>
         <w:tblLayout w:type="fixed"/>
         <w:tblCellMar>
-          <w:left w:w="73" w:type="dxa"/>
-          <w:right w:w="73" w:type="dxa"/>
+          <w:left w:w="69" w:type="dxa"/>
+          <w:right w:w="69" w:type="dxa"/>
         </w:tblCellMar>
         <w:tblLook w:firstColumn="1" w:firstRow="1" w:lastColumn="0" w:lastRow="0" w:noHBand="0" w:noVBand="1" w:val="04A0"/>
       </w:tblPr>
       <w:tblGrid>
-        <w:gridCol w:w="1542"/>
-        <w:gridCol w:w="3858"/>
+        <w:gridCol w:w="1469"/>
+        <w:gridCol w:w="3931"/>
       </w:tblGrid>
       <w:tr>
         <w:trPr>
@@ -6535,7 +6583,7 @@
         </w:trPr>
         <w:tc>
           <w:tcPr>
-            <w:tcW w:type="dxa" w:w="1542"/>
+            <w:tcW w:type="dxa" w:w="1469"/>
           </w:tcPr>
           <w:p>
             <w:pPr>
@@ -6551,7 +6599,7 @@
         </w:tc>
         <w:tc>
           <w:tcPr>
-            <w:tcW w:type="dxa" w:w="3858"/>
+            <w:tcW w:type="dxa" w:w="3931"/>
           </w:tcPr>
           <w:p>
             <w:pPr>
@@ -6572,7 +6620,7 @@
         </w:trPr>
         <w:tc>
           <w:tcPr>
-            <w:tcW w:type="dxa" w:w="1542"/>
+            <w:tcW w:type="dxa" w:w="1469"/>
           </w:tcPr>
           <w:p>
             <w:pPr>
@@ -6586,7 +6634,7 @@
         </w:tc>
         <w:tc>
           <w:tcPr>
-            <w:tcW w:type="dxa" w:w="3858"/>
+            <w:tcW w:type="dxa" w:w="3931"/>
           </w:tcPr>
           <w:p>
             <w:pPr>
@@ -6605,7 +6653,7 @@
         </w:trPr>
         <w:tc>
           <w:tcPr>
-            <w:tcW w:type="dxa" w:w="1542"/>
+            <w:tcW w:type="dxa" w:w="1469"/>
           </w:tcPr>
           <w:p>
             <w:pPr>
@@ -6619,7 +6667,7 @@
         </w:tc>
         <w:tc>
           <w:tcPr>
-            <w:tcW w:type="dxa" w:w="3858"/>
+            <w:tcW w:type="dxa" w:w="3931"/>
           </w:tcPr>
           <w:p>
             <w:pPr>
@@ -6638,7 +6686,7 @@
         </w:trPr>
         <w:tc>
           <w:tcPr>
-            <w:tcW w:type="dxa" w:w="1542"/>
+            <w:tcW w:type="dxa" w:w="1469"/>
           </w:tcPr>
           <w:p>
             <w:pPr>
@@ -6652,7 +6700,7 @@
         </w:tc>
         <w:tc>
           <w:tcPr>
-            <w:tcW w:type="dxa" w:w="3858"/>
+            <w:tcW w:type="dxa" w:w="3931"/>
           </w:tcPr>
           <w:p>
             <w:pPr>
@@ -6671,7 +6719,7 @@
         </w:trPr>
         <w:tc>
           <w:tcPr>
-            <w:tcW w:type="dxa" w:w="1542"/>
+            <w:tcW w:type="dxa" w:w="1469"/>
           </w:tcPr>
           <w:p>
             <w:pPr>
@@ -6685,7 +6733,7 @@
         </w:tc>
         <w:tc>
           <w:tcPr>
-            <w:tcW w:type="dxa" w:w="3858"/>
+            <w:tcW w:type="dxa" w:w="3931"/>
           </w:tcPr>
           <w:p>
             <w:pPr>
@@ -6704,7 +6752,7 @@
         </w:trPr>
         <w:tc>
           <w:tcPr>
-            <w:tcW w:type="dxa" w:w="1542"/>
+            <w:tcW w:type="dxa" w:w="1469"/>
           </w:tcPr>
           <w:p>
             <w:pPr>
@@ -6718,7 +6766,7 @@
         </w:tc>
         <w:tc>
           <w:tcPr>
-            <w:tcW w:type="dxa" w:w="3858"/>
+            <w:tcW w:type="dxa" w:w="3931"/>
           </w:tcPr>
           <w:p>
             <w:pPr>
@@ -6737,7 +6785,7 @@
         </w:trPr>
         <w:tc>
           <w:tcPr>
-            <w:tcW w:type="dxa" w:w="1542"/>
+            <w:tcW w:type="dxa" w:w="1469"/>
           </w:tcPr>
           <w:p>
             <w:pPr>
@@ -6751,7 +6799,7 @@
         </w:tc>
         <w:tc>
           <w:tcPr>
-            <w:tcW w:type="dxa" w:w="3858"/>
+            <w:tcW w:type="dxa" w:w="3931"/>
           </w:tcPr>
           <w:p>
             <w:pPr>
@@ -6770,7 +6818,7 @@
         </w:trPr>
         <w:tc>
           <w:tcPr>
-            <w:tcW w:type="dxa" w:w="1542"/>
+            <w:tcW w:type="dxa" w:w="1469"/>
           </w:tcPr>
           <w:p>
             <w:pPr>
@@ -6784,7 +6832,7 @@
         </w:tc>
         <w:tc>
           <w:tcPr>
-            <w:tcW w:type="dxa" w:w="3858"/>
+            <w:tcW w:type="dxa" w:w="3931"/>
           </w:tcPr>
           <w:p>
             <w:pPr>
@@ -6792,7 +6840,7 @@
             </w:pPr>
             <w:r>
               <w:rPr/>
-              <w:t>fleshy; seeds and pulp; compound ovary (tomato) (27.3.30)</w:t>
+              <w:t>fleshy; seeds and pulp; compound ovary, i.e. fused carpels with several chambers (tomato) (27.3.30)</w:t>
             </w:r>
           </w:p>
         </w:tc>
@@ -6803,7 +6851,7 @@
         </w:trPr>
         <w:tc>
           <w:tcPr>
-            <w:tcW w:type="dxa" w:w="1542"/>
+            <w:tcW w:type="dxa" w:w="1469"/>
           </w:tcPr>
           <w:p>
             <w:pPr>
@@ -6817,7 +6865,7 @@
         </w:tc>
         <w:tc>
           <w:tcPr>
-            <w:tcW w:type="dxa" w:w="3858"/>
+            <w:tcW w:type="dxa" w:w="3931"/>
           </w:tcPr>
           <w:p>
             <w:pPr>
@@ -6836,7 +6884,7 @@
         </w:trPr>
         <w:tc>
           <w:tcPr>
-            <w:tcW w:type="dxa" w:w="1542"/>
+            <w:tcW w:type="dxa" w:w="1469"/>
           </w:tcPr>
           <w:p>
             <w:pPr>
@@ -6850,7 +6898,7 @@
         </w:tc>
         <w:tc>
           <w:tcPr>
-            <w:tcW w:type="dxa" w:w="3858"/>
+            <w:tcW w:type="dxa" w:w="3931"/>
           </w:tcPr>
           <w:p>
             <w:pPr>
@@ -6869,7 +6917,7 @@
         </w:trPr>
         <w:tc>
           <w:tcPr>
-            <w:tcW w:type="dxa" w:w="1542"/>
+            <w:tcW w:type="dxa" w:w="1469"/>
           </w:tcPr>
           <w:p>
             <w:pPr>
@@ -6883,7 +6931,7 @@
         </w:tc>
         <w:tc>
           <w:tcPr>
-            <w:tcW w:type="dxa" w:w="3858"/>
+            <w:tcW w:type="dxa" w:w="3931"/>
           </w:tcPr>
           <w:p>
             <w:pPr>
@@ -6931,14 +6979,14 @@
         </w:tblBorders>
         <w:tblLayout w:type="fixed"/>
         <w:tblCellMar>
-          <w:left w:w="73" w:type="dxa"/>
-          <w:right w:w="73" w:type="dxa"/>
+          <w:left w:w="69" w:type="dxa"/>
+          <w:right w:w="69" w:type="dxa"/>
         </w:tblCellMar>
         <w:tblLook w:firstColumn="1" w:firstRow="1" w:lastColumn="0" w:lastRow="0" w:noHBand="0" w:noVBand="1" w:val="04A0"/>
       </w:tblPr>
       <w:tblGrid>
-        <w:gridCol w:w="1662"/>
-        <w:gridCol w:w="3738"/>
+        <w:gridCol w:w="1590"/>
+        <w:gridCol w:w="3810"/>
       </w:tblGrid>
       <w:tr>
         <w:trPr>
@@ -6947,7 +6995,7 @@
         </w:trPr>
         <w:tc>
           <w:tcPr>
-            <w:tcW w:type="dxa" w:w="1662"/>
+            <w:tcW w:type="dxa" w:w="1590"/>
           </w:tcPr>
           <w:p>
             <w:pPr>
@@ -6963,7 +7011,7 @@
         </w:tc>
         <w:tc>
           <w:tcPr>
-            <w:tcW w:type="dxa" w:w="3738"/>
+            <w:tcW w:type="dxa" w:w="3810"/>
           </w:tcPr>
           <w:p>
             <w:pPr>
@@ -6984,7 +7032,7 @@
         </w:trPr>
         <w:tc>
           <w:tcPr>
-            <w:tcW w:type="dxa" w:w="1662"/>
+            <w:tcW w:type="dxa" w:w="1590"/>
           </w:tcPr>
           <w:p>
             <w:pPr>
@@ -6998,7 +7046,7 @@
         </w:tc>
         <w:tc>
           <w:tcPr>
-            <w:tcW w:type="dxa" w:w="3738"/>
+            <w:tcW w:type="dxa" w:w="3810"/>
           </w:tcPr>
           <w:p>
             <w:pPr>
@@ -7017,7 +7065,7 @@
         </w:trPr>
         <w:tc>
           <w:tcPr>
-            <w:tcW w:type="dxa" w:w="1662"/>
+            <w:tcW w:type="dxa" w:w="1590"/>
           </w:tcPr>
           <w:p>
             <w:pPr>
@@ -7031,7 +7079,7 @@
         </w:tc>
         <w:tc>
           <w:tcPr>
-            <w:tcW w:type="dxa" w:w="3738"/>
+            <w:tcW w:type="dxa" w:w="3810"/>
           </w:tcPr>
           <w:p>
             <w:pPr>
@@ -7050,7 +7098,7 @@
         </w:trPr>
         <w:tc>
           <w:tcPr>
-            <w:tcW w:type="dxa" w:w="1662"/>
+            <w:tcW w:type="dxa" w:w="1590"/>
           </w:tcPr>
           <w:p>
             <w:pPr>
@@ -7064,7 +7112,7 @@
         </w:tc>
         <w:tc>
           <w:tcPr>
-            <w:tcW w:type="dxa" w:w="3738"/>
+            <w:tcW w:type="dxa" w:w="3810"/>
           </w:tcPr>
           <w:p>
             <w:pPr>
@@ -7083,7 +7131,7 @@
         </w:trPr>
         <w:tc>
           <w:tcPr>
-            <w:tcW w:type="dxa" w:w="1662"/>
+            <w:tcW w:type="dxa" w:w="1590"/>
           </w:tcPr>
           <w:p>
             <w:pPr>
@@ -7097,7 +7145,7 @@
         </w:tc>
         <w:tc>
           <w:tcPr>
-            <w:tcW w:type="dxa" w:w="3738"/>
+            <w:tcW w:type="dxa" w:w="3810"/>
           </w:tcPr>
           <w:p>
             <w:pPr>
@@ -7116,7 +7164,7 @@
         </w:trPr>
         <w:tc>
           <w:tcPr>
-            <w:tcW w:type="dxa" w:w="1662"/>
+            <w:tcW w:type="dxa" w:w="1590"/>
           </w:tcPr>
           <w:p>
             <w:pPr>
@@ -7130,7 +7178,7 @@
         </w:tc>
         <w:tc>
           <w:tcPr>
-            <w:tcW w:type="dxa" w:w="3738"/>
+            <w:tcW w:type="dxa" w:w="3810"/>
           </w:tcPr>
           <w:p>
             <w:pPr>
@@ -7178,14 +7226,14 @@
         </w:tblBorders>
         <w:tblLayout w:type="fixed"/>
         <w:tblCellMar>
-          <w:left w:w="73" w:type="dxa"/>
-          <w:right w:w="73" w:type="dxa"/>
+          <w:left w:w="69" w:type="dxa"/>
+          <w:right w:w="69" w:type="dxa"/>
         </w:tblCellMar>
         <w:tblLook w:firstColumn="1" w:firstRow="1" w:lastColumn="0" w:lastRow="0" w:noHBand="0" w:noVBand="1" w:val="04A0"/>
       </w:tblPr>
       <w:tblGrid>
-        <w:gridCol w:w="1606"/>
-        <w:gridCol w:w="3794"/>
+        <w:gridCol w:w="1546"/>
+        <w:gridCol w:w="3854"/>
       </w:tblGrid>
       <w:tr>
         <w:trPr>
@@ -7194,7 +7242,7 @@
         </w:trPr>
         <w:tc>
           <w:tcPr>
-            <w:tcW w:type="dxa" w:w="1606"/>
+            <w:tcW w:type="dxa" w:w="1546"/>
           </w:tcPr>
           <w:p>
             <w:pPr>
@@ -7209,7 +7257,7 @@
         </w:tc>
         <w:tc>
           <w:tcPr>
-            <w:tcW w:type="dxa" w:w="3794"/>
+            <w:tcW w:type="dxa" w:w="3854"/>
           </w:tcPr>
           <w:p>
             <w:pPr>
@@ -7230,7 +7278,7 @@
         </w:trPr>
         <w:tc>
           <w:tcPr>
-            <w:tcW w:type="dxa" w:w="1606"/>
+            <w:tcW w:type="dxa" w:w="1546"/>
           </w:tcPr>
           <w:p>
             <w:pPr>
@@ -7244,7 +7292,7 @@
         </w:tc>
         <w:tc>
           <w:tcPr>
-            <w:tcW w:type="dxa" w:w="3794"/>
+            <w:tcW w:type="dxa" w:w="3854"/>
           </w:tcPr>
           <w:p>
             <w:pPr>
@@ -7263,7 +7311,7 @@
         </w:trPr>
         <w:tc>
           <w:tcPr>
-            <w:tcW w:type="dxa" w:w="1606"/>
+            <w:tcW w:type="dxa" w:w="1546"/>
           </w:tcPr>
           <w:p>
             <w:pPr>
@@ -7277,7 +7325,7 @@
         </w:tc>
         <w:tc>
           <w:tcPr>
-            <w:tcW w:type="dxa" w:w="3794"/>
+            <w:tcW w:type="dxa" w:w="3854"/>
           </w:tcPr>
           <w:p>
             <w:pPr>
@@ -7296,7 +7344,7 @@
         </w:trPr>
         <w:tc>
           <w:tcPr>
-            <w:tcW w:type="dxa" w:w="1606"/>
+            <w:tcW w:type="dxa" w:w="1546"/>
           </w:tcPr>
           <w:p>
             <w:pPr>
@@ -7310,7 +7358,7 @@
         </w:tc>
         <w:tc>
           <w:tcPr>
-            <w:tcW w:type="dxa" w:w="3794"/>
+            <w:tcW w:type="dxa" w:w="3854"/>
           </w:tcPr>
           <w:p>
             <w:pPr>
@@ -7329,7 +7377,7 @@
         </w:trPr>
         <w:tc>
           <w:tcPr>
-            <w:tcW w:type="dxa" w:w="1606"/>
+            <w:tcW w:type="dxa" w:w="1546"/>
           </w:tcPr>
           <w:p>
             <w:pPr>
@@ -7343,7 +7391,7 @@
         </w:tc>
         <w:tc>
           <w:tcPr>
-            <w:tcW w:type="dxa" w:w="3794"/>
+            <w:tcW w:type="dxa" w:w="3854"/>
           </w:tcPr>
           <w:p>
             <w:pPr>
@@ -7362,7 +7410,7 @@
         </w:trPr>
         <w:tc>
           <w:tcPr>
-            <w:tcW w:type="dxa" w:w="1606"/>
+            <w:tcW w:type="dxa" w:w="1546"/>
           </w:tcPr>
           <w:p>
             <w:pPr>
@@ -7376,7 +7424,7 @@
         </w:tc>
         <w:tc>
           <w:tcPr>
-            <w:tcW w:type="dxa" w:w="3794"/>
+            <w:tcW w:type="dxa" w:w="3854"/>
           </w:tcPr>
           <w:p>
             <w:pPr>
@@ -7424,14 +7472,14 @@
         </w:tblBorders>
         <w:tblLayout w:type="fixed"/>
         <w:tblCellMar>
-          <w:left w:w="73" w:type="dxa"/>
-          <w:right w:w="73" w:type="dxa"/>
+          <w:left w:w="69" w:type="dxa"/>
+          <w:right w:w="69" w:type="dxa"/>
         </w:tblCellMar>
         <w:tblLook w:firstColumn="1" w:firstRow="1" w:lastColumn="0" w:lastRow="0" w:noHBand="0" w:noVBand="1" w:val="04A0"/>
       </w:tblPr>
       <w:tblGrid>
-        <w:gridCol w:w="1581"/>
-        <w:gridCol w:w="3819"/>
+        <w:gridCol w:w="1529"/>
+        <w:gridCol w:w="3871"/>
       </w:tblGrid>
       <w:tr>
         <w:trPr>
@@ -7440,7 +7488,7 @@
         </w:trPr>
         <w:tc>
           <w:tcPr>
-            <w:tcW w:type="dxa" w:w="1581"/>
+            <w:tcW w:type="dxa" w:w="1529"/>
           </w:tcPr>
           <w:p>
             <w:pPr>
@@ -7456,7 +7504,7 @@
         </w:tc>
         <w:tc>
           <w:tcPr>
-            <w:tcW w:type="dxa" w:w="3819"/>
+            <w:tcW w:type="dxa" w:w="3871"/>
           </w:tcPr>
           <w:p>
             <w:pPr>
@@ -7477,7 +7525,7 @@
         </w:trPr>
         <w:tc>
           <w:tcPr>
-            <w:tcW w:type="dxa" w:w="1581"/>
+            <w:tcW w:type="dxa" w:w="1529"/>
           </w:tcPr>
           <w:p>
             <w:pPr>
@@ -7491,7 +7539,7 @@
         </w:tc>
         <w:tc>
           <w:tcPr>
-            <w:tcW w:type="dxa" w:w="3819"/>
+            <w:tcW w:type="dxa" w:w="3871"/>
           </w:tcPr>
           <w:p>
             <w:pPr>
@@ -7510,7 +7558,7 @@
         </w:trPr>
         <w:tc>
           <w:tcPr>
-            <w:tcW w:type="dxa" w:w="1581"/>
+            <w:tcW w:type="dxa" w:w="1529"/>
           </w:tcPr>
           <w:p>
             <w:pPr>
@@ -7524,7 +7572,7 @@
         </w:tc>
         <w:tc>
           <w:tcPr>
-            <w:tcW w:type="dxa" w:w="3819"/>
+            <w:tcW w:type="dxa" w:w="3871"/>
           </w:tcPr>
           <w:p>
             <w:pPr>
@@ -7543,7 +7591,7 @@
         </w:trPr>
         <w:tc>
           <w:tcPr>
-            <w:tcW w:type="dxa" w:w="1581"/>
+            <w:tcW w:type="dxa" w:w="1529"/>
           </w:tcPr>
           <w:p>
             <w:pPr>
@@ -7557,7 +7605,7 @@
         </w:tc>
         <w:tc>
           <w:tcPr>
-            <w:tcW w:type="dxa" w:w="3819"/>
+            <w:tcW w:type="dxa" w:w="3871"/>
           </w:tcPr>
           <w:p>
             <w:pPr>
@@ -7576,7 +7624,7 @@
         </w:trPr>
         <w:tc>
           <w:tcPr>
-            <w:tcW w:type="dxa" w:w="1581"/>
+            <w:tcW w:type="dxa" w:w="1529"/>
           </w:tcPr>
           <w:p>
             <w:pPr>
@@ -7590,7 +7638,7 @@
         </w:tc>
         <w:tc>
           <w:tcPr>
-            <w:tcW w:type="dxa" w:w="3819"/>
+            <w:tcW w:type="dxa" w:w="3871"/>
           </w:tcPr>
           <w:p>
             <w:pPr>
@@ -7609,7 +7657,7 @@
         </w:trPr>
         <w:tc>
           <w:tcPr>
-            <w:tcW w:type="dxa" w:w="1581"/>
+            <w:tcW w:type="dxa" w:w="1529"/>
           </w:tcPr>
           <w:p>
             <w:pPr>
@@ -7623,7 +7671,7 @@
         </w:tc>
         <w:tc>
           <w:tcPr>
-            <w:tcW w:type="dxa" w:w="3819"/>
+            <w:tcW w:type="dxa" w:w="3871"/>
           </w:tcPr>
           <w:p>
             <w:pPr>
@@ -7671,14 +7719,14 @@
         </w:tblBorders>
         <w:tblLayout w:type="fixed"/>
         <w:tblCellMar>
-          <w:left w:w="73" w:type="dxa"/>
-          <w:right w:w="73" w:type="dxa"/>
+          <w:left w:w="69" w:type="dxa"/>
+          <w:right w:w="69" w:type="dxa"/>
         </w:tblCellMar>
         <w:tblLook w:firstColumn="1" w:firstRow="1" w:lastColumn="0" w:lastRow="0" w:noHBand="0" w:noVBand="1" w:val="04A0"/>
       </w:tblPr>
       <w:tblGrid>
-        <w:gridCol w:w="2525"/>
-        <w:gridCol w:w="2875"/>
+        <w:gridCol w:w="2482"/>
+        <w:gridCol w:w="2918"/>
       </w:tblGrid>
       <w:tr>
         <w:trPr>
@@ -7687,7 +7735,7 @@
         </w:trPr>
         <w:tc>
           <w:tcPr>
-            <w:tcW w:type="dxa" w:w="2525"/>
+            <w:tcW w:type="dxa" w:w="2482"/>
           </w:tcPr>
           <w:p>
             <w:pPr>
@@ -7703,7 +7751,7 @@
         </w:tc>
         <w:tc>
           <w:tcPr>
-            <w:tcW w:type="dxa" w:w="2875"/>
+            <w:tcW w:type="dxa" w:w="2918"/>
           </w:tcPr>
           <w:p>
             <w:pPr>
@@ -7724,7 +7772,7 @@
         </w:trPr>
         <w:tc>
           <w:tcPr>
-            <w:tcW w:type="dxa" w:w="2525"/>
+            <w:tcW w:type="dxa" w:w="2482"/>
           </w:tcPr>
           <w:p>
             <w:pPr>
@@ -7738,7 +7786,7 @@
         </w:tc>
         <w:tc>
           <w:tcPr>
-            <w:tcW w:type="dxa" w:w="2875"/>
+            <w:tcW w:type="dxa" w:w="2918"/>
           </w:tcPr>
           <w:p>
             <w:pPr>
@@ -7757,7 +7805,7 @@
         </w:trPr>
         <w:tc>
           <w:tcPr>
-            <w:tcW w:type="dxa" w:w="2525"/>
+            <w:tcW w:type="dxa" w:w="2482"/>
           </w:tcPr>
           <w:p>
             <w:pPr>
@@ -7771,7 +7819,7 @@
         </w:tc>
         <w:tc>
           <w:tcPr>
-            <w:tcW w:type="dxa" w:w="2875"/>
+            <w:tcW w:type="dxa" w:w="2918"/>
           </w:tcPr>
           <w:p>
             <w:pPr>
@@ -7790,7 +7838,7 @@
         </w:trPr>
         <w:tc>
           <w:tcPr>
-            <w:tcW w:type="dxa" w:w="2525"/>
+            <w:tcW w:type="dxa" w:w="2482"/>
           </w:tcPr>
           <w:p>
             <w:pPr>
@@ -7804,7 +7852,7 @@
         </w:tc>
         <w:tc>
           <w:tcPr>
-            <w:tcW w:type="dxa" w:w="2875"/>
+            <w:tcW w:type="dxa" w:w="2918"/>
           </w:tcPr>
           <w:p>
             <w:pPr>
@@ -7823,7 +7871,7 @@
         </w:trPr>
         <w:tc>
           <w:tcPr>
-            <w:tcW w:type="dxa" w:w="2525"/>
+            <w:tcW w:type="dxa" w:w="2482"/>
           </w:tcPr>
           <w:p>
             <w:pPr>
@@ -7837,7 +7885,7 @@
         </w:tc>
         <w:tc>
           <w:tcPr>
-            <w:tcW w:type="dxa" w:w="2875"/>
+            <w:tcW w:type="dxa" w:w="2918"/>
           </w:tcPr>
           <w:p>
             <w:pPr>
@@ -7856,7 +7904,7 @@
         </w:trPr>
         <w:tc>
           <w:tcPr>
-            <w:tcW w:type="dxa" w:w="2525"/>
+            <w:tcW w:type="dxa" w:w="2482"/>
           </w:tcPr>
           <w:p>
             <w:pPr>
@@ -7870,7 +7918,7 @@
         </w:tc>
         <w:tc>
           <w:tcPr>
-            <w:tcW w:type="dxa" w:w="2875"/>
+            <w:tcW w:type="dxa" w:w="2918"/>
           </w:tcPr>
           <w:p>
             <w:pPr>
@@ -7889,7 +7937,7 @@
         </w:trPr>
         <w:tc>
           <w:tcPr>
-            <w:tcW w:type="dxa" w:w="2525"/>
+            <w:tcW w:type="dxa" w:w="2482"/>
           </w:tcPr>
           <w:p>
             <w:pPr>
@@ -7903,7 +7951,7 @@
         </w:tc>
         <w:tc>
           <w:tcPr>
-            <w:tcW w:type="dxa" w:w="2875"/>
+            <w:tcW w:type="dxa" w:w="2918"/>
           </w:tcPr>
           <w:p>
             <w:pPr>
@@ -7922,7 +7970,7 @@
         </w:trPr>
         <w:tc>
           <w:tcPr>
-            <w:tcW w:type="dxa" w:w="2525"/>
+            <w:tcW w:type="dxa" w:w="2482"/>
           </w:tcPr>
           <w:p>
             <w:pPr>
@@ -7936,7 +7984,7 @@
         </w:tc>
         <w:tc>
           <w:tcPr>
-            <w:tcW w:type="dxa" w:w="2875"/>
+            <w:tcW w:type="dxa" w:w="2918"/>
           </w:tcPr>
           <w:p>
             <w:pPr>
@@ -7955,7 +8003,7 @@
         </w:trPr>
         <w:tc>
           <w:tcPr>
-            <w:tcW w:type="dxa" w:w="2525"/>
+            <w:tcW w:type="dxa" w:w="2482"/>
           </w:tcPr>
           <w:p>
             <w:pPr>
@@ -7969,7 +8017,7 @@
         </w:tc>
         <w:tc>
           <w:tcPr>
-            <w:tcW w:type="dxa" w:w="2875"/>
+            <w:tcW w:type="dxa" w:w="2918"/>
           </w:tcPr>
           <w:p>
             <w:pPr>
@@ -7988,7 +8036,7 @@
         </w:trPr>
         <w:tc>
           <w:tcPr>
-            <w:tcW w:type="dxa" w:w="2525"/>
+            <w:tcW w:type="dxa" w:w="2482"/>
           </w:tcPr>
           <w:p>
             <w:pPr>
@@ -8002,7 +8050,7 @@
         </w:tc>
         <w:tc>
           <w:tcPr>
-            <w:tcW w:type="dxa" w:w="2875"/>
+            <w:tcW w:type="dxa" w:w="2918"/>
           </w:tcPr>
           <w:p>
             <w:pPr>
@@ -8021,7 +8069,7 @@
         </w:trPr>
         <w:tc>
           <w:tcPr>
-            <w:tcW w:type="dxa" w:w="2525"/>
+            <w:tcW w:type="dxa" w:w="2482"/>
           </w:tcPr>
           <w:p>
             <w:pPr>
@@ -8035,7 +8083,7 @@
         </w:tc>
         <w:tc>
           <w:tcPr>
-            <w:tcW w:type="dxa" w:w="2875"/>
+            <w:tcW w:type="dxa" w:w="2918"/>
           </w:tcPr>
           <w:p>
             <w:pPr>
@@ -8054,7 +8102,7 @@
         </w:trPr>
         <w:tc>
           <w:tcPr>
-            <w:tcW w:type="dxa" w:w="2525"/>
+            <w:tcW w:type="dxa" w:w="2482"/>
           </w:tcPr>
           <w:p>
             <w:pPr>
@@ -8068,7 +8116,7 @@
         </w:tc>
         <w:tc>
           <w:tcPr>
-            <w:tcW w:type="dxa" w:w="2875"/>
+            <w:tcW w:type="dxa" w:w="2918"/>
           </w:tcPr>
           <w:p>
             <w:pPr>
@@ -8087,7 +8135,7 @@
         </w:trPr>
         <w:tc>
           <w:tcPr>
-            <w:tcW w:type="dxa" w:w="2525"/>
+            <w:tcW w:type="dxa" w:w="2482"/>
           </w:tcPr>
           <w:p>
             <w:pPr>
@@ -8101,7 +8149,7 @@
         </w:tc>
         <w:tc>
           <w:tcPr>
-            <w:tcW w:type="dxa" w:w="2875"/>
+            <w:tcW w:type="dxa" w:w="2918"/>
           </w:tcPr>
           <w:p>
             <w:pPr>
@@ -8120,7 +8168,7 @@
         </w:trPr>
         <w:tc>
           <w:tcPr>
-            <w:tcW w:type="dxa" w:w="2525"/>
+            <w:tcW w:type="dxa" w:w="2482"/>
           </w:tcPr>
           <w:p>
             <w:pPr>
@@ -8134,7 +8182,7 @@
         </w:tc>
         <w:tc>
           <w:tcPr>
-            <w:tcW w:type="dxa" w:w="2875"/>
+            <w:tcW w:type="dxa" w:w="2918"/>
           </w:tcPr>
           <w:p>
             <w:pPr>
@@ -8153,7 +8201,7 @@
         </w:trPr>
         <w:tc>
           <w:tcPr>
-            <w:tcW w:type="dxa" w:w="2525"/>
+            <w:tcW w:type="dxa" w:w="2482"/>
           </w:tcPr>
           <w:p>
             <w:pPr>
@@ -8167,7 +8215,7 @@
         </w:tc>
         <w:tc>
           <w:tcPr>
-            <w:tcW w:type="dxa" w:w="2875"/>
+            <w:tcW w:type="dxa" w:w="2918"/>
           </w:tcPr>
           <w:p>
             <w:pPr>
@@ -8186,7 +8234,7 @@
         </w:trPr>
         <w:tc>
           <w:tcPr>
-            <w:tcW w:type="dxa" w:w="2525"/>
+            <w:tcW w:type="dxa" w:w="2482"/>
           </w:tcPr>
           <w:p>
             <w:pPr>
@@ -8200,7 +8248,7 @@
         </w:tc>
         <w:tc>
           <w:tcPr>
-            <w:tcW w:type="dxa" w:w="2875"/>
+            <w:tcW w:type="dxa" w:w="2918"/>
           </w:tcPr>
           <w:p>
             <w:pPr>
@@ -8393,14 +8441,14 @@
         </w:tblBorders>
         <w:tblLayout w:type="fixed"/>
         <w:tblCellMar>
-          <w:left w:w="73" w:type="dxa"/>
-          <w:right w:w="73" w:type="dxa"/>
+          <w:left w:w="69" w:type="dxa"/>
+          <w:right w:w="69" w:type="dxa"/>
         </w:tblCellMar>
         <w:tblLook w:firstColumn="1" w:firstRow="1" w:lastColumn="0" w:lastRow="0" w:noHBand="0" w:noVBand="1" w:val="04A0"/>
       </w:tblPr>
       <w:tblGrid>
-        <w:gridCol w:w="1349"/>
-        <w:gridCol w:w="4051"/>
+        <w:gridCol w:w="1307"/>
+        <w:gridCol w:w="4093"/>
       </w:tblGrid>
       <w:tr>
         <w:trPr>
@@ -8409,7 +8457,7 @@
         </w:trPr>
         <w:tc>
           <w:tcPr>
-            <w:tcW w:type="dxa" w:w="1349"/>
+            <w:tcW w:type="dxa" w:w="1307"/>
           </w:tcPr>
           <w:p>
             <w:pPr>
@@ -8424,7 +8472,7 @@
         </w:tc>
         <w:tc>
           <w:tcPr>
-            <w:tcW w:type="dxa" w:w="4051"/>
+            <w:tcW w:type="dxa" w:w="4093"/>
           </w:tcPr>
           <w:p>
             <w:pPr>
@@ -8445,7 +8493,7 @@
         </w:trPr>
         <w:tc>
           <w:tcPr>
-            <w:tcW w:type="dxa" w:w="1349"/>
+            <w:tcW w:type="dxa" w:w="1307"/>
           </w:tcPr>
           <w:p>
             <w:pPr>
@@ -8459,7 +8507,7 @@
         </w:tc>
         <w:tc>
           <w:tcPr>
-            <w:tcW w:type="dxa" w:w="4051"/>
+            <w:tcW w:type="dxa" w:w="4093"/>
           </w:tcPr>
           <w:p>
             <w:pPr>
@@ -8478,7 +8526,7 @@
         </w:trPr>
         <w:tc>
           <w:tcPr>
-            <w:tcW w:type="dxa" w:w="1349"/>
+            <w:tcW w:type="dxa" w:w="1307"/>
           </w:tcPr>
           <w:p>
             <w:pPr>
@@ -8492,7 +8540,7 @@
         </w:tc>
         <w:tc>
           <w:tcPr>
-            <w:tcW w:type="dxa" w:w="4051"/>
+            <w:tcW w:type="dxa" w:w="4093"/>
           </w:tcPr>
           <w:p>
             <w:pPr>
@@ -8511,7 +8559,7 @@
         </w:trPr>
         <w:tc>
           <w:tcPr>
-            <w:tcW w:type="dxa" w:w="1349"/>
+            <w:tcW w:type="dxa" w:w="1307"/>
           </w:tcPr>
           <w:p>
             <w:pPr>
@@ -8525,7 +8573,7 @@
         </w:tc>
         <w:tc>
           <w:tcPr>
-            <w:tcW w:type="dxa" w:w="4051"/>
+            <w:tcW w:type="dxa" w:w="4093"/>
           </w:tcPr>
           <w:p>
             <w:pPr>
@@ -8544,7 +8592,7 @@
         </w:trPr>
         <w:tc>
           <w:tcPr>
-            <w:tcW w:type="dxa" w:w="1349"/>
+            <w:tcW w:type="dxa" w:w="1307"/>
           </w:tcPr>
           <w:p>
             <w:pPr>
@@ -8558,7 +8606,7 @@
         </w:tc>
         <w:tc>
           <w:tcPr>
-            <w:tcW w:type="dxa" w:w="4051"/>
+            <w:tcW w:type="dxa" w:w="4093"/>
           </w:tcPr>
           <w:p>
             <w:pPr>
@@ -8577,7 +8625,7 @@
         </w:trPr>
         <w:tc>
           <w:tcPr>
-            <w:tcW w:type="dxa" w:w="1349"/>
+            <w:tcW w:type="dxa" w:w="1307"/>
           </w:tcPr>
           <w:p>
             <w:pPr>
@@ -8591,7 +8639,7 @@
         </w:tc>
         <w:tc>
           <w:tcPr>
-            <w:tcW w:type="dxa" w:w="4051"/>
+            <w:tcW w:type="dxa" w:w="4093"/>
           </w:tcPr>
           <w:p>
             <w:pPr>
@@ -8651,14 +8699,14 @@
         </w:tblBorders>
         <w:tblLayout w:type="fixed"/>
         <w:tblCellMar>
-          <w:left w:w="73" w:type="dxa"/>
-          <w:right w:w="73" w:type="dxa"/>
+          <w:left w:w="69" w:type="dxa"/>
+          <w:right w:w="69" w:type="dxa"/>
         </w:tblCellMar>
         <w:tblLook w:firstColumn="1" w:firstRow="1" w:lastColumn="0" w:lastRow="0" w:noHBand="0" w:noVBand="1" w:val="04A0"/>
       </w:tblPr>
       <w:tblGrid>
-        <w:gridCol w:w="1653"/>
-        <w:gridCol w:w="3747"/>
+        <w:gridCol w:w="1604"/>
+        <w:gridCol w:w="3796"/>
       </w:tblGrid>
       <w:tr>
         <w:trPr>
@@ -8667,7 +8715,7 @@
         </w:trPr>
         <w:tc>
           <w:tcPr>
-            <w:tcW w:type="dxa" w:w="1653"/>
+            <w:tcW w:type="dxa" w:w="1604"/>
           </w:tcPr>
           <w:p>
             <w:pPr>
@@ -8683,7 +8731,7 @@
         </w:tc>
         <w:tc>
           <w:tcPr>
-            <w:tcW w:type="dxa" w:w="3747"/>
+            <w:tcW w:type="dxa" w:w="3796"/>
           </w:tcPr>
           <w:p>
             <w:pPr>
@@ -8704,7 +8752,7 @@
         </w:trPr>
         <w:tc>
           <w:tcPr>
-            <w:tcW w:type="dxa" w:w="1653"/>
+            <w:tcW w:type="dxa" w:w="1604"/>
           </w:tcPr>
           <w:p>
             <w:pPr>
@@ -8718,7 +8766,7 @@
         </w:tc>
         <w:tc>
           <w:tcPr>
-            <w:tcW w:type="dxa" w:w="3747"/>
+            <w:tcW w:type="dxa" w:w="3796"/>
           </w:tcPr>
           <w:p>
             <w:pPr>
@@ -8737,7 +8785,7 @@
         </w:trPr>
         <w:tc>
           <w:tcPr>
-            <w:tcW w:type="dxa" w:w="1653"/>
+            <w:tcW w:type="dxa" w:w="1604"/>
           </w:tcPr>
           <w:p>
             <w:pPr>
@@ -8751,7 +8799,7 @@
         </w:tc>
         <w:tc>
           <w:tcPr>
-            <w:tcW w:type="dxa" w:w="3747"/>
+            <w:tcW w:type="dxa" w:w="3796"/>
           </w:tcPr>
           <w:p>
             <w:pPr>
@@ -8770,7 +8818,7 @@
         </w:trPr>
         <w:tc>
           <w:tcPr>
-            <w:tcW w:type="dxa" w:w="1653"/>
+            <w:tcW w:type="dxa" w:w="1604"/>
           </w:tcPr>
           <w:p>
             <w:pPr>
@@ -8784,7 +8832,7 @@
         </w:tc>
         <w:tc>
           <w:tcPr>
-            <w:tcW w:type="dxa" w:w="3747"/>
+            <w:tcW w:type="dxa" w:w="3796"/>
           </w:tcPr>
           <w:p>
             <w:pPr>
@@ -8851,79 +8899,79 @@
     </w:pPr>
     <w:r>
       <w:rPr>
-        <w:sz w:val="18"/>
+        <w:sz w:val="17"/>
       </w:rPr>
     </w:r>
     <w:r>
       <w:rPr>
-        <w:sz w:val="16"/>
+        <w:sz w:val="15"/>
       </w:rPr>
       <w:t>BIO II printed notes: Ch 27 (main)</w:t>
       <w:tab/>
     </w:r>
     <w:r>
       <w:rPr>
-        <w:sz w:val="18"/>
+        <w:sz w:val="17"/>
       </w:rPr>
       <w:fldChar w:fldCharType="begin"/>
     </w:r>
     <w:r>
       <w:rPr>
-        <w:sz w:val="18"/>
+        <w:sz w:val="17"/>
       </w:rPr>
       <w:instrText xml:space="preserve"> STYLEREF "Slide code" </w:instrText>
     </w:r>
     <w:r>
       <w:rPr>
-        <w:sz w:val="18"/>
+        <w:sz w:val="17"/>
       </w:rPr>
       <w:fldChar w:fldCharType="separate"/>
     </w:r>
     <w:r>
       <w:rPr>
-        <w:sz w:val="18"/>
+        <w:sz w:val="17"/>
       </w:rPr>
       <w:t/>
     </w:r>
     <w:r>
       <w:rPr>
-        <w:sz w:val="18"/>
+        <w:sz w:val="17"/>
       </w:rPr>
       <w:fldChar w:fldCharType="end"/>
     </w:r>
     <w:r>
       <w:rPr>
-        <w:sz w:val="18"/>
+        <w:sz w:val="17"/>
       </w:rPr>
       <w:t xml:space="preserve"> – </w:t>
     </w:r>
     <w:r>
       <w:rPr>
-        <w:sz w:val="18"/>
+        <w:sz w:val="17"/>
       </w:rPr>
       <w:fldChar w:fldCharType="begin"/>
     </w:r>
     <w:r>
       <w:rPr>
-        <w:sz w:val="18"/>
+        <w:sz w:val="17"/>
       </w:rPr>
       <w:instrText xml:space="preserve"> STYLEREF "Slide code" \l </w:instrText>
     </w:r>
     <w:r>
       <w:rPr>
-        <w:sz w:val="18"/>
+        <w:sz w:val="17"/>
       </w:rPr>
       <w:fldChar w:fldCharType="separate"/>
     </w:r>
     <w:r>
       <w:rPr>
-        <w:sz w:val="18"/>
+        <w:sz w:val="17"/>
       </w:rPr>
       <w:t/>
     </w:r>
     <w:r>
       <w:rPr>
-        <w:sz w:val="18"/>
+        <w:sz w:val="17"/>
       </w:rPr>
       <w:fldChar w:fldCharType="end"/>
     </w:r>
@@ -9111,7 +9159,7 @@
       <w:lvlText w:val="•"/>
       <w:lvlJc w:val="left"/>
       <w:pPr>
-        <w:ind w:left="183" w:hanging="183"/>
+        <w:ind w:left="172" w:hanging="172"/>
       </w:pPr>
       <w:rPr>
         <w:rFonts w:ascii="Arial Narrow" w:hAnsi="Arial Narrow" w:cs="Arial Narrow"/>
@@ -9123,7 +9171,7 @@
       <w:lvlText w:val="–"/>
       <w:lvlJc w:val="left"/>
       <w:pPr>
-        <w:ind w:left="379" w:hanging="183"/>
+        <w:ind w:left="356" w:hanging="172"/>
       </w:pPr>
       <w:rPr>
         <w:rFonts w:ascii="Arial Narrow" w:hAnsi="Arial Narrow" w:cs="Arial Narrow"/>
@@ -9135,7 +9183,7 @@
       <w:lvlText w:val="–"/>
       <w:lvlJc w:val="left"/>
       <w:pPr>
-        <w:ind w:left="575" w:hanging="183"/>
+        <w:ind w:left="540" w:hanging="172"/>
       </w:pPr>
       <w:rPr>
         <w:rFonts w:ascii="Arial Narrow" w:hAnsi="Arial Narrow" w:cs="Arial Narrow"/>
@@ -9147,7 +9195,7 @@
       <w:lvlText w:val="–"/>
       <w:lvlJc w:val="left"/>
       <w:pPr>
-        <w:ind w:left="771" w:hanging="183"/>
+        <w:ind w:left="724" w:hanging="172"/>
       </w:pPr>
       <w:rPr>
         <w:rFonts w:ascii="Arial Narrow" w:hAnsi="Arial Narrow" w:cs="Arial Narrow"/>
@@ -9159,7 +9207,7 @@
       <w:lvlText w:val="–"/>
       <w:lvlJc w:val="left"/>
       <w:pPr>
-        <w:ind w:left="967" w:hanging="183"/>
+        <w:ind w:left="908" w:hanging="172"/>
       </w:pPr>
       <w:rPr>
         <w:rFonts w:ascii="Arial Narrow" w:hAnsi="Arial Narrow" w:cs="Arial Narrow"/>
@@ -9171,7 +9219,7 @@
       <w:lvlText w:val="–"/>
       <w:lvlJc w:val="left"/>
       <w:pPr>
-        <w:ind w:left="1163" w:hanging="183"/>
+        <w:ind w:left="1092" w:hanging="172"/>
       </w:pPr>
       <w:rPr>
         <w:rFonts w:ascii="Arial Narrow" w:hAnsi="Arial Narrow" w:cs="Arial Narrow"/>
@@ -9183,7 +9231,7 @@
       <w:lvlText w:val="–"/>
       <w:lvlJc w:val="left"/>
       <w:pPr>
-        <w:ind w:left="1359" w:hanging="183"/>
+        <w:ind w:left="1276" w:hanging="172"/>
       </w:pPr>
       <w:rPr>
         <w:rFonts w:ascii="Arial Narrow" w:hAnsi="Arial Narrow" w:cs="Arial Narrow"/>
@@ -9195,7 +9243,7 @@
       <w:lvlText w:val="–"/>
       <w:lvlJc w:val="left"/>
       <w:pPr>
-        <w:ind w:left="1555" w:hanging="183"/>
+        <w:ind w:left="1460" w:hanging="172"/>
       </w:pPr>
       <w:rPr>
         <w:rFonts w:ascii="Arial Narrow" w:hAnsi="Arial Narrow" w:cs="Arial Narrow"/>
@@ -9207,7 +9255,7 @@
       <w:lvlText w:val="–"/>
       <w:lvlJc w:val="left"/>
       <w:pPr>
-        <w:ind w:left="1751" w:hanging="183"/>
+        <w:ind w:left="1644" w:hanging="172"/>
       </w:pPr>
       <w:rPr>
         <w:rFonts w:ascii="Arial Narrow" w:hAnsi="Arial Narrow" w:cs="Arial Narrow"/>
@@ -9412,7 +9460,7 @@
     </w:pPr>
     <w:rPr>
       <w:rFonts w:ascii="Arial Narrow" w:hAnsi="Arial Narrow" w:eastAsia="Arial Narrow"/>
-      <w:sz w:val="24"/>
+      <w:sz w:val="23"/>
     </w:rPr>
   </w:style>
   <w:style w:type="paragraph" w:styleId="Header">
@@ -21100,11 +21148,11 @@
     <w:name w:val="Notes title"/>
     <w:basedOn w:val="Normal"/>
     <w:pPr>
-      <w:spacing w:before="0" w:after="49"/>
+      <w:spacing w:before="0" w:after="46"/>
     </w:pPr>
     <w:rPr>
       <w:b/>
-      <w:sz w:val="30"/>
+      <w:sz w:val="29"/>
     </w:rPr>
   </w:style>
   <w:style w:type="paragraph" w:customStyle="1" w:styleId="Howto">
@@ -21132,7 +21180,7 @@
         <w:right w:val="single" w:sz="4" w:space="2" w:color="auto"/>
       </w:pBdr>
       <w:spacing w:before="0" w:after="0"/>
-      <w:ind w:left="245" w:hanging="245"/>
+      <w:ind w:left="230" w:hanging="230"/>
     </w:pPr>
     <w:rPr/>
   </w:style>
@@ -21141,7 +21189,7 @@
     <w:basedOn w:val="Normal"/>
     <w:pPr>
       <w:keepNext/>
-      <w:spacing w:before="86" w:after="0"/>
+      <w:spacing w:before="80" w:after="0"/>
     </w:pPr>
     <w:rPr>
       <w:b/>
@@ -21152,7 +21200,7 @@
     <w:basedOn w:val="Normal"/>
     <w:pPr>
       <w:spacing w:before="0" w:after="0"/>
-      <w:ind w:left="183" w:hanging="183"/>
+      <w:ind w:left="172" w:hanging="172"/>
     </w:pPr>
     <w:rPr/>
   </w:style>
@@ -21161,11 +21209,11 @@
     <w:basedOn w:val="Normal"/>
     <w:pPr>
       <w:keepNext/>
-      <w:spacing w:before="122" w:after="61"/>
+      <w:spacing w:before="115" w:after="57"/>
     </w:pPr>
     <w:rPr>
       <w:b/>
-      <w:sz w:val="33"/>
+      <w:sz w:val="32"/>
     </w:rPr>
   </w:style>
   <w:style w:type="paragraph" w:customStyle="1" w:styleId="Sectionheading">
@@ -21173,18 +21221,18 @@
     <w:basedOn w:val="Normal"/>
     <w:pPr>
       <w:keepNext/>
-      <w:spacing w:before="110" w:after="24"/>
+      <w:spacing w:before="103" w:after="23"/>
     </w:pPr>
     <w:rPr>
       <w:b/>
-      <w:sz w:val="28"/>
+      <w:sz w:val="27"/>
     </w:rPr>
   </w:style>
   <w:style w:type="paragraph" w:customStyle="1" w:styleId="Pointer">
     <w:name w:val="Pointer"/>
     <w:basedOn w:val="Normal"/>
     <w:pPr>
-      <w:spacing w:before="0" w:after="24"/>
+      <w:spacing w:before="0" w:after="23"/>
     </w:pPr>
     <w:rPr>
       <w:i/>
@@ -21195,7 +21243,7 @@
     <w:basedOn w:val="Normal"/>
     <w:pPr>
       <w:keepNext/>
-      <w:spacing w:before="73" w:after="0"/>
+      <w:spacing w:before="69" w:after="0"/>
     </w:pPr>
     <w:rPr/>
   </w:style>
@@ -21212,7 +21260,7 @@
     <w:basedOn w:val="Normal"/>
     <w:pPr>
       <w:spacing w:before="0" w:after="0"/>
-      <w:ind w:left="183" w:hanging="183"/>
+      <w:ind w:left="172" w:hanging="172"/>
     </w:pPr>
     <w:rPr/>
   </w:style>
@@ -21221,7 +21269,7 @@
     <w:basedOn w:val="Normal"/>
     <w:pPr>
       <w:spacing w:before="0" w:after="0"/>
-      <w:ind w:left="183" w:hanging="183"/>
+      <w:ind w:left="172" w:hanging="172"/>
     </w:pPr>
     <w:rPr/>
   </w:style>
@@ -21229,7 +21277,7 @@
     <w:name w:val="Table text"/>
     <w:basedOn w:val="Normal"/>
     <w:pPr>
-      <w:spacing w:before="0" w:after="29"/>
+      <w:spacing w:before="0" w:after="28"/>
     </w:pPr>
     <w:rPr/>
   </w:style>
@@ -21238,11 +21286,11 @@
     <w:basedOn w:val="Normal"/>
     <w:pPr>
       <w:keepNext/>
-      <w:spacing w:before="98" w:after="49"/>
+      <w:spacing w:before="92" w:after="46"/>
     </w:pPr>
     <w:rPr>
       <w:b/>
-      <w:sz w:val="33"/>
+      <w:sz w:val="32"/>
     </w:rPr>
   </w:style>
   <w:style w:type="paragraph" w:customStyle="1" w:styleId="Tabletitle">
@@ -21250,7 +21298,7 @@
     <w:basedOn w:val="Normal"/>
     <w:pPr>
       <w:keepNext/>
-      <w:spacing w:before="110" w:after="0"/>
+      <w:spacing w:before="103" w:after="0"/>
     </w:pPr>
     <w:rPr/>
   </w:style>
@@ -21259,11 +21307,11 @@
     <w:basedOn w:val="Normal"/>
     <w:pPr>
       <w:keepNext/>
-      <w:spacing w:before="98" w:after="24"/>
+      <w:spacing w:before="92" w:after="23"/>
     </w:pPr>
     <w:rPr>
       <w:b/>
-      <w:sz w:val="25"/>
+      <w:sz w:val="24"/>
     </w:rPr>
   </w:style>
   <w:style w:type="paragraph" w:customStyle="1" w:styleId="Entry">
@@ -21271,7 +21319,7 @@
     <w:basedOn w:val="Normal"/>
     <w:pPr>
       <w:spacing w:before="0" w:after="0"/>
-      <w:ind w:left="183" w:hanging="183"/>
+      <w:ind w:left="172" w:hanging="172"/>
     </w:pPr>
     <w:rPr/>
   </w:style>
@@ -21280,11 +21328,11 @@
     <w:basedOn w:val="Normal"/>
     <w:pPr>
       <w:keepNext/>
-      <w:spacing w:before="49" w:after="37"/>
+      <w:spacing w:before="46" w:after="34"/>
     </w:pPr>
     <w:rPr>
       <w:b/>
-      <w:sz w:val="30"/>
+      <w:sz w:val="29"/>
     </w:rPr>
   </w:style>
   <w:style w:type="paragraph" w:customStyle="1" w:styleId="Guidepart">
@@ -21292,11 +21340,11 @@
     <w:basedOn w:val="Normal"/>
     <w:pPr>
       <w:keepNext/>
-      <w:spacing w:before="98" w:after="24"/>
+      <w:spacing w:before="92" w:after="23"/>
     </w:pPr>
     <w:rPr>
       <w:b/>
-      <w:sz w:val="27"/>
+      <w:sz w:val="26"/>
     </w:rPr>
   </w:style>
   <w:style w:type="paragraph" w:customStyle="1" w:styleId="Guidesubheading">
@@ -21304,7 +21352,7 @@
     <w:basedOn w:val="Normal"/>
     <w:pPr>
       <w:keepNext/>
-      <w:spacing w:before="61" w:after="0"/>
+      <w:spacing w:before="57" w:after="0"/>
     </w:pPr>
     <w:rPr>
       <w:b/>
@@ -21314,7 +21362,7 @@
     <w:name w:val="Guide text"/>
     <w:basedOn w:val="Normal"/>
     <w:pPr>
-      <w:spacing w:before="0" w:after="61"/>
+      <w:spacing w:before="0" w:after="57"/>
     </w:pPr>
     <w:rPr/>
   </w:style>

--- a/Printed Exam Notes/Ch 27 Printed Notes.docx
+++ b/Printed Exam Notes/Ch 27 Printed Notes.docx
@@ -4090,7 +4090,7 @@
       </w:r>
       <w:r>
         <w:rPr/>
-        <w:t>The hypocotyl is the portion below the cotyledons; it contributes to stem development and ends in the radicle, the embryonic root (textbook p. 496, as on 27.2.22). This figure's "root axis" label doesn't change that.</w:t>
+        <w:t>The hypocotyl is the portion below the cotyledons; it contributes to stem development and ends in the radicle, the embryonic root (textbook p. 496, as on 27.2.22). This figure's “root axis” label doesn't change that.</w:t>
       </w:r>
     </w:p>
     <w:p>

--- a/Printed Exam Notes/Ch 27 Printed Notes.docx
+++ b/Printed Exam Notes/Ch 27 Printed Notes.docx
@@ -8,73 +8,7 @@
       </w:pPr>
       <w:r>
         <w:rPr/>
-        <w:t>BIO II printed notes: Ch 27 (main)</w:t>
-      </w:r>
-    </w:p>
-    <w:p>
-      <w:pPr>
-        <w:pStyle w:val="Howto"/>
-      </w:pPr>
-      <w:r>
-        <w:rPr>
-          <w:b/>
-        </w:rPr>
-        <w:t>How to use these notes in the exam</w:t>
-      </w:r>
-    </w:p>
-    <w:p>
-      <w:pPr>
-        <w:pStyle w:val="Howtostep"/>
-      </w:pPr>
-      <w:r>
-        <w:rPr/>
-        <w:t>1.</w:t>
-        <w:tab/>
-        <w:t>Find the key term or the clue (a description) in the question.</w:t>
-      </w:r>
-    </w:p>
-    <w:p>
-      <w:pPr>
-        <w:pStyle w:val="Howtostep"/>
-      </w:pPr>
-      <w:r>
-        <w:rPr/>
-        <w:t>2.</w:t>
-        <w:tab/>
-        <w:t>Look it up in this chapter's Index file: the term index (term → slide) or the clue index (description → answer).</w:t>
-      </w:r>
-    </w:p>
-    <w:p>
-      <w:pPr>
-        <w:pStyle w:val="Howtostep"/>
-      </w:pPr>
-      <w:r>
-        <w:rPr/>
-        <w:t>3.</w:t>
-        <w:tab/>
-        <w:t>Go to that slide here; slides are in order, and every page header shows its slide codes.</w:t>
-      </w:r>
-    </w:p>
-    <w:p>
-      <w:pPr>
-        <w:pStyle w:val="Howtostep"/>
-      </w:pPr>
-      <w:r>
-        <w:rPr/>
-        <w:t>4.</w:t>
-        <w:tab/>
-        <w:t>Check the look-alike table: the believable wrong answer is usually the look-alike from the same slide.</w:t>
-      </w:r>
-    </w:p>
-    <w:p>
-      <w:pPr>
-        <w:pStyle w:val="Howtostep"/>
-      </w:pPr>
-      <w:r>
-        <w:rPr/>
-        <w:t>5.</w:t>
-        <w:tab/>
-        <w:t>Rule out answers with absolute words (only, all, always, exclusively, must, every): wrong every time on Unit 1.</w:t>
+        <w:t>Ch. 27: Flowering Plants: Reproduction</w:t>
       </w:r>
     </w:p>
     <w:p>
@@ -91,2124 +25,18 @@
     </w:p>
     <w:p>
       <w:pPr>
-        <w:pStyle w:val="Mapsection"/>
+        <w:pStyle w:val="Sectionheading"/>
       </w:pPr>
       <w:r>
         <w:rPr/>
-        <w:t>Contents</w:t>
+        <w:t>27.1 Sexual Reproductive Strategies</w:t>
       </w:r>
     </w:p>
     <w:p>
       <w:pPr>
-        <w:pStyle w:val="Mapsection"/>
-      </w:pPr>
-      <w:r>
-        <w:rPr/>
-        <w:t>Quick guide</w:t>
-      </w:r>
-    </w:p>
-    <w:p>
-      <w:pPr>
-        <w:pStyle w:val="Mapentry"/>
-        <w:tabs>
-          <w:tab w:pos="5400" w:val="right"/>
-        </w:tabs>
-      </w:pPr>
-      <w:r>
-        <w:rPr/>
-        <w:t>The big picture</w:t>
-        <w:tab/>
-      </w:r>
-      <w:r>
-        <w:fldChar w:fldCharType="begin"/>
-      </w:r>
-      <w:r>
-        <w:instrText xml:space="preserve"> PAGEREF g270 \h </w:instrText>
-      </w:r>
-      <w:r>
-        <w:fldChar w:fldCharType="separate"/>
-      </w:r>
-      <w:r>
-        <w:t>1</w:t>
-      </w:r>
-      <w:r>
-        <w:fldChar w:fldCharType="end"/>
-      </w:r>
-    </w:p>
-    <w:p>
-      <w:pPr>
-        <w:pStyle w:val="Mapentry"/>
-        <w:tabs>
-          <w:tab w:pos="5400" w:val="right"/>
-        </w:tabs>
-      </w:pPr>
-      <w:r>
-        <w:rPr/>
-        <w:t>27.1 Sexual Reproductive Strategies</w:t>
-        <w:tab/>
-      </w:r>
-      <w:r>
-        <w:fldChar w:fldCharType="begin"/>
-      </w:r>
-      <w:r>
-        <w:instrText xml:space="preserve"> PAGEREF g271 \h </w:instrText>
-      </w:r>
-      <w:r>
-        <w:fldChar w:fldCharType="separate"/>
-      </w:r>
-      <w:r>
-        <w:t>1</w:t>
-      </w:r>
-      <w:r>
-        <w:fldChar w:fldCharType="end"/>
-      </w:r>
-    </w:p>
-    <w:p>
-      <w:pPr>
-        <w:pStyle w:val="Mapentry"/>
-        <w:tabs>
-          <w:tab w:pos="5400" w:val="right"/>
-        </w:tabs>
-      </w:pPr>
-      <w:r>
-        <w:rPr/>
-        <w:t>27.2 Seed Development</w:t>
-        <w:tab/>
-      </w:r>
-      <w:r>
-        <w:fldChar w:fldCharType="begin"/>
-      </w:r>
-      <w:r>
-        <w:instrText xml:space="preserve"> PAGEREF g272 \h </w:instrText>
-      </w:r>
-      <w:r>
-        <w:fldChar w:fldCharType="separate"/>
-      </w:r>
-      <w:r>
-        <w:t>2</w:t>
-      </w:r>
-      <w:r>
-        <w:fldChar w:fldCharType="end"/>
-      </w:r>
-    </w:p>
-    <w:p>
-      <w:pPr>
-        <w:pStyle w:val="Mapentry"/>
-        <w:tabs>
-          <w:tab w:pos="5400" w:val="right"/>
-        </w:tabs>
-      </w:pPr>
-      <w:r>
-        <w:rPr/>
-        <w:t>27.3 Fruit Types and Seed Dispersal</w:t>
-        <w:tab/>
-      </w:r>
-      <w:r>
-        <w:fldChar w:fldCharType="begin"/>
-      </w:r>
-      <w:r>
-        <w:instrText xml:space="preserve"> PAGEREF g273 \h </w:instrText>
-      </w:r>
-      <w:r>
-        <w:fldChar w:fldCharType="separate"/>
-      </w:r>
-      <w:r>
-        <w:t>2</w:t>
-      </w:r>
-      <w:r>
-        <w:fldChar w:fldCharType="end"/>
-      </w:r>
-    </w:p>
-    <w:p>
-      <w:pPr>
-        <w:pStyle w:val="Mapentry"/>
-        <w:tabs>
-          <w:tab w:pos="5400" w:val="right"/>
-        </w:tabs>
-      </w:pPr>
-      <w:r>
-        <w:rPr/>
-        <w:t>27.4 Asexual Reproductive Strategies</w:t>
-        <w:tab/>
-      </w:r>
-      <w:r>
-        <w:fldChar w:fldCharType="begin"/>
-      </w:r>
-      <w:r>
-        <w:instrText xml:space="preserve"> PAGEREF g274 \h </w:instrText>
-      </w:r>
-      <w:r>
-        <w:fldChar w:fldCharType="separate"/>
-      </w:r>
-      <w:r>
-        <w:t>3</w:t>
-      </w:r>
-      <w:r>
-        <w:fldChar w:fldCharType="end"/>
-      </w:r>
-    </w:p>
-    <w:p>
-      <w:pPr>
-        <w:pStyle w:val="Mapentry"/>
-        <w:tabs>
-          <w:tab w:pos="5400" w:val="right"/>
-        </w:tabs>
-      </w:pPr>
-      <w:r>
-        <w:rPr/>
-        <w:t>Look these up, don't memorize</w:t>
-        <w:tab/>
-      </w:r>
-      <w:r>
-        <w:fldChar w:fldCharType="begin"/>
-      </w:r>
-      <w:r>
-        <w:instrText xml:space="preserve"> PAGEREF g279 \h </w:instrText>
-      </w:r>
-      <w:r>
-        <w:fldChar w:fldCharType="separate"/>
-      </w:r>
-      <w:r>
-        <w:t>3</w:t>
-      </w:r>
-      <w:r>
-        <w:fldChar w:fldCharType="end"/>
-      </w:r>
-    </w:p>
-    <w:p>
-      <w:pPr>
-        <w:pStyle w:val="Mapsection"/>
-      </w:pPr>
-      <w:r>
-        <w:rPr/>
-        <w:t>27.1 Sexual Reproductive Strategies</w:t>
-      </w:r>
-    </w:p>
-    <w:p>
-      <w:pPr>
-        <w:pStyle w:val="Mapentry"/>
-        <w:tabs>
-          <w:tab w:pos="5400" w:val="right"/>
-        </w:tabs>
-      </w:pPr>
-      <w:r>
-        <w:rPr/>
-        <w:t>27.1.3 Sexual Reproductive Strategies</w:t>
-        <w:tab/>
-      </w:r>
-      <w:r>
-        <w:fldChar w:fldCharType="begin"/>
-      </w:r>
-      <w:r>
-        <w:instrText xml:space="preserve"> PAGEREF s271003 \h </w:instrText>
-      </w:r>
-      <w:r>
-        <w:fldChar w:fldCharType="separate"/>
-      </w:r>
-      <w:r>
-        <w:t>3</w:t>
-      </w:r>
-      <w:r>
-        <w:fldChar w:fldCharType="end"/>
-      </w:r>
-    </w:p>
-    <w:p>
-      <w:pPr>
-        <w:pStyle w:val="Mapentry"/>
-        <w:tabs>
-          <w:tab w:pos="5400" w:val="right"/>
-        </w:tabs>
-      </w:pPr>
-      <w:r>
-        <w:rPr/>
-        <w:t>27.1.4 Sexual Reproduction in Flowering Plants</w:t>
-        <w:tab/>
-      </w:r>
-      <w:r>
-        <w:fldChar w:fldCharType="begin"/>
-      </w:r>
-      <w:r>
-        <w:instrText xml:space="preserve"> PAGEREF s271004 \h </w:instrText>
-      </w:r>
-      <w:r>
-        <w:fldChar w:fldCharType="separate"/>
-      </w:r>
-      <w:r>
-        <w:t>3</w:t>
-      </w:r>
-      <w:r>
-        <w:fldChar w:fldCharType="end"/>
-      </w:r>
-    </w:p>
-    <w:p>
-      <w:pPr>
-        <w:pStyle w:val="Mapentry"/>
-        <w:tabs>
-          <w:tab w:pos="5400" w:val="right"/>
-        </w:tabs>
-      </w:pPr>
-      <w:r>
-        <w:rPr/>
-        <w:t>27.1.5 Sexual Reproductive Strategies</w:t>
-        <w:tab/>
-      </w:r>
-      <w:r>
-        <w:fldChar w:fldCharType="begin"/>
-      </w:r>
-      <w:r>
-        <w:instrText xml:space="preserve"> PAGEREF s271005 \h </w:instrText>
-      </w:r>
-      <w:r>
-        <w:fldChar w:fldCharType="separate"/>
-      </w:r>
-      <w:r>
-        <w:t>3</w:t>
-      </w:r>
-      <w:r>
-        <w:fldChar w:fldCharType="end"/>
-      </w:r>
-    </w:p>
-    <w:p>
-      <w:pPr>
-        <w:pStyle w:val="Mapentry"/>
-        <w:tabs>
-          <w:tab w:pos="5400" w:val="right"/>
-        </w:tabs>
-      </w:pPr>
-      <w:r>
-        <w:rPr/>
-        <w:t>27.1.6 Flowers</w:t>
-        <w:tab/>
-      </w:r>
-      <w:r>
-        <w:fldChar w:fldCharType="begin"/>
-      </w:r>
-      <w:r>
-        <w:instrText xml:space="preserve"> PAGEREF s271006 \h </w:instrText>
-      </w:r>
-      <w:r>
-        <w:fldChar w:fldCharType="separate"/>
-      </w:r>
-      <w:r>
-        <w:t>4</w:t>
-      </w:r>
-      <w:r>
-        <w:fldChar w:fldCharType="end"/>
-      </w:r>
-    </w:p>
-    <w:p>
-      <w:pPr>
-        <w:pStyle w:val="Mapentry"/>
-        <w:tabs>
-          <w:tab w:pos="5400" w:val="right"/>
-        </w:tabs>
-      </w:pPr>
-      <w:r>
-        <w:rPr/>
-        <w:t>27.1.7 Flower Structure</w:t>
-        <w:tab/>
-      </w:r>
-      <w:r>
-        <w:fldChar w:fldCharType="begin"/>
-      </w:r>
-      <w:r>
-        <w:instrText xml:space="preserve"> PAGEREF s271007 \h </w:instrText>
-      </w:r>
-      <w:r>
-        <w:fldChar w:fldCharType="separate"/>
-      </w:r>
-      <w:r>
-        <w:t>4</w:t>
-      </w:r>
-      <w:r>
-        <w:fldChar w:fldCharType="end"/>
-      </w:r>
-    </w:p>
-    <w:p>
-      <w:pPr>
-        <w:pStyle w:val="Mapentry"/>
-        <w:tabs>
-          <w:tab w:pos="5400" w:val="right"/>
-        </w:tabs>
-      </w:pPr>
-      <w:r>
-        <w:rPr/>
-        <w:t>27.1.8 Anatomy of a Flower</w:t>
-        <w:tab/>
-      </w:r>
-      <w:r>
-        <w:fldChar w:fldCharType="begin"/>
-      </w:r>
-      <w:r>
-        <w:instrText xml:space="preserve"> PAGEREF s271008 \h </w:instrText>
-      </w:r>
-      <w:r>
-        <w:fldChar w:fldCharType="separate"/>
-      </w:r>
-      <w:r>
-        <w:t>4</w:t>
-      </w:r>
-      <w:r>
-        <w:fldChar w:fldCharType="end"/>
-      </w:r>
-    </w:p>
-    <w:p>
-      <w:pPr>
-        <w:pStyle w:val="Mapentry"/>
-        <w:tabs>
-          <w:tab w:pos="5400" w:val="right"/>
-        </w:tabs>
-      </w:pPr>
-      <w:r>
-        <w:rPr/>
-        <w:t>27.1.9 Monocot Versus Eudicot Flowers</w:t>
-        <w:tab/>
-      </w:r>
-      <w:r>
-        <w:fldChar w:fldCharType="begin"/>
-      </w:r>
-      <w:r>
-        <w:instrText xml:space="preserve"> PAGEREF s271009 \h </w:instrText>
-      </w:r>
-      <w:r>
-        <w:fldChar w:fldCharType="separate"/>
-      </w:r>
-      <w:r>
-        <w:t>4</w:t>
-      </w:r>
-      <w:r>
-        <w:fldChar w:fldCharType="end"/>
-      </w:r>
-    </w:p>
-    <w:p>
-      <w:pPr>
-        <w:pStyle w:val="Mapentry"/>
-        <w:tabs>
-          <w:tab w:pos="5400" w:val="right"/>
-        </w:tabs>
-      </w:pPr>
-      <w:r>
-        <w:rPr/>
-        <w:t>27.1.10 Variations in Flower Structure</w:t>
-        <w:tab/>
-      </w:r>
-      <w:r>
-        <w:fldChar w:fldCharType="begin"/>
-      </w:r>
-      <w:r>
-        <w:instrText xml:space="preserve"> PAGEREF s271010 \h </w:instrText>
-      </w:r>
-      <w:r>
-        <w:fldChar w:fldCharType="separate"/>
-      </w:r>
-      <w:r>
-        <w:t>4</w:t>
-      </w:r>
-      <w:r>
-        <w:fldChar w:fldCharType="end"/>
-      </w:r>
-    </w:p>
-    <w:p>
-      <w:pPr>
-        <w:pStyle w:val="Mapentry"/>
-        <w:tabs>
-          <w:tab w:pos="5400" w:val="right"/>
-        </w:tabs>
-      </w:pPr>
-      <w:r>
-        <w:rPr/>
-        <w:t>27.1.11 Monoecious and Dioecious Plants</w:t>
-        <w:tab/>
-      </w:r>
-      <w:r>
-        <w:fldChar w:fldCharType="begin"/>
-      </w:r>
-      <w:r>
-        <w:instrText xml:space="preserve"> PAGEREF s271011 \h </w:instrText>
-      </w:r>
-      <w:r>
-        <w:fldChar w:fldCharType="separate"/>
-      </w:r>
-      <w:r>
-        <w:t>4</w:t>
-      </w:r>
-      <w:r>
-        <w:fldChar w:fldCharType="end"/>
-      </w:r>
-    </w:p>
-    <w:p>
-      <w:pPr>
-        <w:pStyle w:val="Mapentry"/>
-        <w:tabs>
-          <w:tab w:pos="5400" w:val="right"/>
-        </w:tabs>
-      </w:pPr>
-      <w:r>
-        <w:rPr/>
-        <w:t>27.1.12 Development of Male Gametophyte</w:t>
-        <w:tab/>
-      </w:r>
-      <w:r>
-        <w:fldChar w:fldCharType="begin"/>
-      </w:r>
-      <w:r>
-        <w:instrText xml:space="preserve"> PAGEREF s271012 \h </w:instrText>
-      </w:r>
-      <w:r>
-        <w:fldChar w:fldCharType="separate"/>
-      </w:r>
-      <w:r>
-        <w:t>4</w:t>
-      </w:r>
-      <w:r>
-        <w:fldChar w:fldCharType="end"/>
-      </w:r>
-    </w:p>
-    <w:p>
-      <w:pPr>
-        <w:pStyle w:val="Mapentry"/>
-        <w:tabs>
-          <w:tab w:pos="5400" w:val="right"/>
-        </w:tabs>
-      </w:pPr>
-      <w:r>
-        <w:rPr/>
-        <w:t>27.1.13 Life Cycle of Flowering Plants</w:t>
-        <w:tab/>
-      </w:r>
-      <w:r>
-        <w:fldChar w:fldCharType="begin"/>
-      </w:r>
-      <w:r>
-        <w:instrText xml:space="preserve"> PAGEREF s271013 \h </w:instrText>
-      </w:r>
-      <w:r>
-        <w:fldChar w:fldCharType="separate"/>
-      </w:r>
-      <w:r>
-        <w:t>4</w:t>
-      </w:r>
-      <w:r>
-        <w:fldChar w:fldCharType="end"/>
-      </w:r>
-    </w:p>
-    <w:p>
-      <w:pPr>
-        <w:pStyle w:val="Mapentry"/>
-        <w:tabs>
-          <w:tab w:pos="5400" w:val="right"/>
-        </w:tabs>
-      </w:pPr>
-      <w:r>
-        <w:rPr/>
-        <w:t>27.1.14 Development of Female Gametophyte</w:t>
-        <w:tab/>
-      </w:r>
-      <w:r>
-        <w:fldChar w:fldCharType="begin"/>
-      </w:r>
-      <w:r>
-        <w:instrText xml:space="preserve"> PAGEREF s271014 \h </w:instrText>
-      </w:r>
-      <w:r>
-        <w:fldChar w:fldCharType="separate"/>
-      </w:r>
-      <w:r>
-        <w:t>5</w:t>
-      </w:r>
-      <w:r>
-        <w:fldChar w:fldCharType="end"/>
-      </w:r>
-    </w:p>
-    <w:p>
-      <w:pPr>
-        <w:pStyle w:val="Mapentry"/>
-        <w:tabs>
-          <w:tab w:pos="5400" w:val="right"/>
-        </w:tabs>
-      </w:pPr>
-      <w:r>
-        <w:rPr/>
-        <w:t>27.1.15 Types of Pollination</w:t>
-        <w:tab/>
-      </w:r>
-      <w:r>
-        <w:fldChar w:fldCharType="begin"/>
-      </w:r>
-      <w:r>
-        <w:instrText xml:space="preserve"> PAGEREF s271015 \h </w:instrText>
-      </w:r>
-      <w:r>
-        <w:fldChar w:fldCharType="separate"/>
-      </w:r>
-      <w:r>
-        <w:t>5</w:t>
-      </w:r>
-      <w:r>
-        <w:fldChar w:fldCharType="end"/>
-      </w:r>
-    </w:p>
-    <w:p>
-      <w:pPr>
-        <w:pStyle w:val="Mapentry"/>
-        <w:tabs>
-          <w:tab w:pos="5400" w:val="right"/>
-        </w:tabs>
-      </w:pPr>
-      <w:r>
-        <w:rPr/>
-        <w:t>27.1.16 Pollination</w:t>
-        <w:tab/>
-      </w:r>
-      <w:r>
-        <w:fldChar w:fldCharType="begin"/>
-      </w:r>
-      <w:r>
-        <w:instrText xml:space="preserve"> PAGEREF s271016 \h </w:instrText>
-      </w:r>
-      <w:r>
-        <w:fldChar w:fldCharType="separate"/>
-      </w:r>
-      <w:r>
-        <w:t>5</w:t>
-      </w:r>
-      <w:r>
-        <w:fldChar w:fldCharType="end"/>
-      </w:r>
-    </w:p>
-    <w:p>
-      <w:pPr>
-        <w:pStyle w:val="Mapentry"/>
-        <w:tabs>
-          <w:tab w:pos="5400" w:val="right"/>
-        </w:tabs>
-      </w:pPr>
-      <w:r>
-        <w:rPr/>
-        <w:t>27.1.17 Fertilization</w:t>
-        <w:tab/>
-      </w:r>
-      <w:r>
-        <w:fldChar w:fldCharType="begin"/>
-      </w:r>
-      <w:r>
-        <w:instrText xml:space="preserve"> PAGEREF s271017 \h </w:instrText>
-      </w:r>
-      <w:r>
-        <w:fldChar w:fldCharType="separate"/>
-      </w:r>
-      <w:r>
-        <w:t>5</w:t>
-      </w:r>
-      <w:r>
-        <w:fldChar w:fldCharType="end"/>
-      </w:r>
-    </w:p>
-    <w:p>
-      <w:pPr>
-        <w:pStyle w:val="Mapentry"/>
-        <w:tabs>
-          <w:tab w:pos="5400" w:val="right"/>
-        </w:tabs>
-      </w:pPr>
-      <w:r>
-        <w:rPr/>
-        <w:t>27.1.18 Insect Pollinators</w:t>
-        <w:tab/>
-      </w:r>
-      <w:r>
-        <w:fldChar w:fldCharType="begin"/>
-      </w:r>
-      <w:r>
-        <w:instrText xml:space="preserve"> PAGEREF s271018 \h </w:instrText>
-      </w:r>
-      <w:r>
-        <w:fldChar w:fldCharType="separate"/>
-      </w:r>
-      <w:r>
-        <w:t>5</w:t>
-      </w:r>
-      <w:r>
-        <w:fldChar w:fldCharType="end"/>
-      </w:r>
-    </w:p>
-    <w:p>
-      <w:pPr>
-        <w:pStyle w:val="Mapentry"/>
-        <w:tabs>
-          <w:tab w:pos="5400" w:val="right"/>
-        </w:tabs>
-      </w:pPr>
-      <w:r>
-        <w:rPr/>
-        <w:t>27.1.19 Bird and Bat Pollinators</w:t>
-        <w:tab/>
-      </w:r>
-      <w:r>
-        <w:fldChar w:fldCharType="begin"/>
-      </w:r>
-      <w:r>
-        <w:instrText xml:space="preserve"> PAGEREF s271019 \h </w:instrText>
-      </w:r>
-      <w:r>
-        <w:fldChar w:fldCharType="separate"/>
-      </w:r>
-      <w:r>
-        <w:t>5</w:t>
-      </w:r>
-      <w:r>
-        <w:fldChar w:fldCharType="end"/>
-      </w:r>
-    </w:p>
-    <w:p>
-      <w:pPr>
-        <w:pStyle w:val="Mapsection"/>
-      </w:pPr>
-      <w:r>
-        <w:rPr/>
-        <w:t>27.2 Seed Development</w:t>
-      </w:r>
-    </w:p>
-    <w:p>
-      <w:pPr>
-        <w:pStyle w:val="Mapentry"/>
-        <w:tabs>
-          <w:tab w:pos="5400" w:val="right"/>
-        </w:tabs>
-      </w:pPr>
-      <w:r>
-        <w:rPr/>
-        <w:t>27.2.20 Seed Development</w:t>
-        <w:tab/>
-      </w:r>
-      <w:r>
-        <w:fldChar w:fldCharType="begin"/>
-      </w:r>
-      <w:r>
-        <w:instrText xml:space="preserve"> PAGEREF s272020 \h </w:instrText>
-      </w:r>
-      <w:r>
-        <w:fldChar w:fldCharType="separate"/>
-      </w:r>
-      <w:r>
-        <w:t>5</w:t>
-      </w:r>
-      <w:r>
-        <w:fldChar w:fldCharType="end"/>
-      </w:r>
-    </w:p>
-    <w:p>
-      <w:pPr>
-        <w:pStyle w:val="Mapentry"/>
-        <w:tabs>
-          <w:tab w:pos="5400" w:val="right"/>
-        </w:tabs>
-      </w:pPr>
-      <w:r>
-        <w:rPr/>
-        <w:t>27.2.21 The Heart Stage and Torpedo Stage Embryos</w:t>
-        <w:tab/>
-      </w:r>
-      <w:r>
-        <w:fldChar w:fldCharType="begin"/>
-      </w:r>
-      <w:r>
-        <w:instrText xml:space="preserve"> PAGEREF s272021 \h </w:instrText>
-      </w:r>
-      <w:r>
-        <w:fldChar w:fldCharType="separate"/>
-      </w:r>
-      <w:r>
-        <w:t>5</w:t>
-      </w:r>
-      <w:r>
-        <w:fldChar w:fldCharType="end"/>
-      </w:r>
-    </w:p>
-    <w:p>
-      <w:pPr>
-        <w:pStyle w:val="Mapentry"/>
-        <w:tabs>
-          <w:tab w:pos="5400" w:val="right"/>
-        </w:tabs>
-      </w:pPr>
-      <w:r>
-        <w:rPr/>
-        <w:t>27.2.22 The Mature Embryo</w:t>
-        <w:tab/>
-      </w:r>
-      <w:r>
-        <w:fldChar w:fldCharType="begin"/>
-      </w:r>
-      <w:r>
-        <w:instrText xml:space="preserve"> PAGEREF s272022 \h </w:instrText>
-      </w:r>
-      <w:r>
-        <w:fldChar w:fldCharType="separate"/>
-      </w:r>
-      <w:r>
-        <w:t>5</w:t>
-      </w:r>
-      <w:r>
-        <w:fldChar w:fldCharType="end"/>
-      </w:r>
-    </w:p>
-    <w:p>
-      <w:pPr>
-        <w:pStyle w:val="Mapentry"/>
-        <w:tabs>
-          <w:tab w:pos="5400" w:val="right"/>
-        </w:tabs>
-      </w:pPr>
-      <w:r>
-        <w:rPr/>
-        <w:t>27.2.23–24 Development of a Eudicot Embryo</w:t>
-        <w:tab/>
-      </w:r>
-      <w:r>
-        <w:fldChar w:fldCharType="begin"/>
-      </w:r>
-      <w:r>
-        <w:instrText xml:space="preserve"> PAGEREF s272023 \h </w:instrText>
-      </w:r>
-      <w:r>
-        <w:fldChar w:fldCharType="separate"/>
-      </w:r>
-      <w:r>
-        <w:t>5</w:t>
-      </w:r>
-      <w:r>
-        <w:fldChar w:fldCharType="end"/>
-      </w:r>
-    </w:p>
-    <w:p>
-      <w:pPr>
-        <w:pStyle w:val="Mapentry"/>
-        <w:tabs>
-          <w:tab w:pos="5400" w:val="right"/>
-        </w:tabs>
-      </w:pPr>
-      <w:r>
-        <w:rPr/>
-        <w:t>27.2.25 Monocot Versus Eudicot Seeds</w:t>
-        <w:tab/>
-      </w:r>
-      <w:r>
-        <w:fldChar w:fldCharType="begin"/>
-      </w:r>
-      <w:r>
-        <w:instrText xml:space="preserve"> PAGEREF s272025 \h </w:instrText>
-      </w:r>
-      <w:r>
-        <w:fldChar w:fldCharType="separate"/>
-      </w:r>
-      <w:r>
-        <w:t>6</w:t>
-      </w:r>
-      <w:r>
-        <w:fldChar w:fldCharType="end"/>
-      </w:r>
-    </w:p>
-    <w:p>
-      <w:pPr>
-        <w:pStyle w:val="Mapentry"/>
-        <w:tabs>
-          <w:tab w:pos="5400" w:val="right"/>
-        </w:tabs>
-      </w:pPr>
-      <w:r>
-        <w:rPr/>
-        <w:t>27.2.26 Monocot Versus Eudicot</w:t>
-        <w:tab/>
-      </w:r>
-      <w:r>
-        <w:fldChar w:fldCharType="begin"/>
-      </w:r>
-      <w:r>
-        <w:instrText xml:space="preserve"> PAGEREF s272026 \h </w:instrText>
-      </w:r>
-      <w:r>
-        <w:fldChar w:fldCharType="separate"/>
-      </w:r>
-      <w:r>
-        <w:t>6</w:t>
-      </w:r>
-      <w:r>
-        <w:fldChar w:fldCharType="end"/>
-      </w:r>
-    </w:p>
-    <w:p>
-      <w:pPr>
-        <w:pStyle w:val="Mapsection"/>
-      </w:pPr>
-      <w:r>
-        <w:rPr/>
-        <w:t>27.3 Fruit Types and Seed Dispersal</w:t>
-      </w:r>
-    </w:p>
-    <w:p>
-      <w:pPr>
-        <w:pStyle w:val="Mapentry"/>
-        <w:tabs>
-          <w:tab w:pos="5400" w:val="right"/>
-        </w:tabs>
-      </w:pPr>
-      <w:r>
-        <w:rPr/>
-        <w:t>27.3.27 Fruit Types and Seed Dispersal</w:t>
-        <w:tab/>
-      </w:r>
-      <w:r>
-        <w:fldChar w:fldCharType="begin"/>
-      </w:r>
-      <w:r>
-        <w:instrText xml:space="preserve"> PAGEREF s273027 \h </w:instrText>
-      </w:r>
-      <w:r>
-        <w:fldChar w:fldCharType="separate"/>
-      </w:r>
-      <w:r>
-        <w:t>6</w:t>
-      </w:r>
-      <w:r>
-        <w:fldChar w:fldCharType="end"/>
-      </w:r>
-    </w:p>
-    <w:p>
-      <w:pPr>
-        <w:pStyle w:val="Mapentry"/>
-        <w:tabs>
-          <w:tab w:pos="5400" w:val="right"/>
-        </w:tabs>
-      </w:pPr>
-      <w:r>
-        <w:rPr/>
-        <w:t>27.3.28 Fruit Development</w:t>
-        <w:tab/>
-      </w:r>
-      <w:r>
-        <w:fldChar w:fldCharType="begin"/>
-      </w:r>
-      <w:r>
-        <w:instrText xml:space="preserve"> PAGEREF s273028 \h </w:instrText>
-      </w:r>
-      <w:r>
-        <w:fldChar w:fldCharType="separate"/>
-      </w:r>
-      <w:r>
-        <w:t>6</w:t>
-      </w:r>
-      <w:r>
-        <w:fldChar w:fldCharType="end"/>
-      </w:r>
-    </w:p>
-    <w:p>
-      <w:pPr>
-        <w:pStyle w:val="Mapentry"/>
-        <w:tabs>
-          <w:tab w:pos="5400" w:val="right"/>
-        </w:tabs>
-      </w:pPr>
-      <w:r>
-        <w:rPr/>
-        <w:t>27.3.29 Fruit Types</w:t>
-        <w:tab/>
-      </w:r>
-      <w:r>
-        <w:fldChar w:fldCharType="begin"/>
-      </w:r>
-      <w:r>
-        <w:instrText xml:space="preserve"> PAGEREF s273029 \h </w:instrText>
-      </w:r>
-      <w:r>
-        <w:fldChar w:fldCharType="separate"/>
-      </w:r>
-      <w:r>
-        <w:t>6</w:t>
-      </w:r>
-      <w:r>
-        <w:fldChar w:fldCharType="end"/>
-      </w:r>
-    </w:p>
-    <w:p>
-      <w:pPr>
-        <w:pStyle w:val="Mapentry"/>
-        <w:tabs>
-          <w:tab w:pos="5400" w:val="right"/>
-        </w:tabs>
-      </w:pPr>
-      <w:r>
-        <w:rPr/>
-        <w:t>27.3.30 Fruits</w:t>
-        <w:tab/>
-      </w:r>
-      <w:r>
-        <w:fldChar w:fldCharType="begin"/>
-      </w:r>
-      <w:r>
-        <w:instrText xml:space="preserve"> PAGEREF s273030 \h </w:instrText>
-      </w:r>
-      <w:r>
-        <w:fldChar w:fldCharType="separate"/>
-      </w:r>
-      <w:r>
-        <w:t>6</w:t>
-      </w:r>
-      <w:r>
-        <w:fldChar w:fldCharType="end"/>
-      </w:r>
-    </w:p>
-    <w:p>
-      <w:pPr>
-        <w:pStyle w:val="Mapentry"/>
-        <w:tabs>
-          <w:tab w:pos="5400" w:val="right"/>
-        </w:tabs>
-      </w:pPr>
-      <w:r>
-        <w:rPr/>
-        <w:t>27.3.31 Dispersal of Fruits</w:t>
-        <w:tab/>
-      </w:r>
-      <w:r>
-        <w:fldChar w:fldCharType="begin"/>
-      </w:r>
-      <w:r>
-        <w:instrText xml:space="preserve"> PAGEREF s273031 \h </w:instrText>
-      </w:r>
-      <w:r>
-        <w:fldChar w:fldCharType="separate"/>
-      </w:r>
-      <w:r>
-        <w:t>6</w:t>
-      </w:r>
-      <w:r>
-        <w:fldChar w:fldCharType="end"/>
-      </w:r>
-    </w:p>
-    <w:p>
-      <w:pPr>
-        <w:pStyle w:val="Mapentry"/>
-        <w:tabs>
-          <w:tab w:pos="5400" w:val="right"/>
-        </w:tabs>
-      </w:pPr>
-      <w:r>
-        <w:rPr/>
-        <w:t>27.3.32 Methods of Fruit and Seed Dispersal</w:t>
-        <w:tab/>
-      </w:r>
-      <w:r>
-        <w:fldChar w:fldCharType="begin"/>
-      </w:r>
-      <w:r>
-        <w:instrText xml:space="preserve"> PAGEREF s273032 \h </w:instrText>
-      </w:r>
-      <w:r>
-        <w:fldChar w:fldCharType="separate"/>
-      </w:r>
-      <w:r>
-        <w:t>6</w:t>
-      </w:r>
-      <w:r>
-        <w:fldChar w:fldCharType="end"/>
-      </w:r>
-    </w:p>
-    <w:p>
-      <w:pPr>
-        <w:pStyle w:val="Mapentry"/>
-        <w:tabs>
-          <w:tab w:pos="5400" w:val="right"/>
-        </w:tabs>
-      </w:pPr>
-      <w:r>
-        <w:rPr/>
-        <w:t>27.3.33 Seed Germination</w:t>
-        <w:tab/>
-      </w:r>
-      <w:r>
-        <w:fldChar w:fldCharType="begin"/>
-      </w:r>
-      <w:r>
-        <w:instrText xml:space="preserve"> PAGEREF s273033 \h </w:instrText>
-      </w:r>
-      <w:r>
-        <w:fldChar w:fldCharType="separate"/>
-      </w:r>
-      <w:r>
-        <w:t>6</w:t>
-      </w:r>
-      <w:r>
-        <w:fldChar w:fldCharType="end"/>
-      </w:r>
-    </w:p>
-    <w:p>
-      <w:pPr>
-        <w:pStyle w:val="Mapentry"/>
-        <w:tabs>
-          <w:tab w:pos="5400" w:val="right"/>
-        </w:tabs>
-      </w:pPr>
-      <w:r>
-        <w:rPr/>
-        <w:t>27.3.34 Germination Requirements</w:t>
-        <w:tab/>
-      </w:r>
-      <w:r>
-        <w:fldChar w:fldCharType="begin"/>
-      </w:r>
-      <w:r>
-        <w:instrText xml:space="preserve"> PAGEREF s273034 \h </w:instrText>
-      </w:r>
-      <w:r>
-        <w:fldChar w:fldCharType="separate"/>
-      </w:r>
-      <w:r>
-        <w:t>6</w:t>
-      </w:r>
-      <w:r>
-        <w:fldChar w:fldCharType="end"/>
-      </w:r>
-    </w:p>
-    <w:p>
-      <w:pPr>
-        <w:pStyle w:val="Mapentry"/>
-        <w:tabs>
-          <w:tab w:pos="5400" w:val="right"/>
-        </w:tabs>
-      </w:pPr>
-      <w:r>
-        <w:rPr/>
-        <w:t>27.3.35 Eudicot and Monocot Seed Germination</w:t>
-        <w:tab/>
-      </w:r>
-      <w:r>
-        <w:fldChar w:fldCharType="begin"/>
-      </w:r>
-      <w:r>
-        <w:instrText xml:space="preserve"> PAGEREF s273035 \h </w:instrText>
-      </w:r>
-      <w:r>
-        <w:fldChar w:fldCharType="separate"/>
-      </w:r>
-      <w:r>
-        <w:t>6</w:t>
-      </w:r>
-      <w:r>
-        <w:fldChar w:fldCharType="end"/>
-      </w:r>
-    </w:p>
-    <w:p>
-      <w:pPr>
-        <w:pStyle w:val="Mapsection"/>
-      </w:pPr>
-      <w:r>
-        <w:rPr/>
-        <w:t>27.4 Asexual Reproductive Strategies</w:t>
-      </w:r>
-    </w:p>
-    <w:p>
-      <w:pPr>
-        <w:pStyle w:val="Mapentry"/>
-        <w:tabs>
-          <w:tab w:pos="5400" w:val="right"/>
-        </w:tabs>
-      </w:pPr>
-      <w:r>
-        <w:rPr/>
-        <w:t>27.4.36 Asexual Reproductive Strategies</w:t>
-        <w:tab/>
-      </w:r>
-      <w:r>
-        <w:fldChar w:fldCharType="begin"/>
-      </w:r>
-      <w:r>
-        <w:instrText xml:space="preserve"> PAGEREF s274036 \h </w:instrText>
-      </w:r>
-      <w:r>
-        <w:fldChar w:fldCharType="separate"/>
-      </w:r>
-      <w:r>
-        <w:t>7</w:t>
-      </w:r>
-      <w:r>
-        <w:fldChar w:fldCharType="end"/>
-      </w:r>
-    </w:p>
-    <w:p>
-      <w:pPr>
-        <w:pStyle w:val="Mapentry"/>
-        <w:tabs>
-          <w:tab w:pos="5400" w:val="right"/>
-        </w:tabs>
-      </w:pPr>
-      <w:r>
-        <w:rPr/>
-        <w:t>27.4.37 Asexual Reproduction in Plants</w:t>
-        <w:tab/>
-      </w:r>
-      <w:r>
-        <w:fldChar w:fldCharType="begin"/>
-      </w:r>
-      <w:r>
-        <w:instrText xml:space="preserve"> PAGEREF s274037 \h </w:instrText>
-      </w:r>
-      <w:r>
-        <w:fldChar w:fldCharType="separate"/>
-      </w:r>
-      <w:r>
-        <w:t>7</w:t>
-      </w:r>
-      <w:r>
-        <w:fldChar w:fldCharType="end"/>
-      </w:r>
-    </w:p>
-    <w:p>
-      <w:pPr>
-        <w:pStyle w:val="Mapentry"/>
-        <w:tabs>
-          <w:tab w:pos="5400" w:val="right"/>
-        </w:tabs>
-      </w:pPr>
-      <w:r>
-        <w:rPr/>
-        <w:t>27.4.38 Tissue Culture of Plants</w:t>
-        <w:tab/>
-      </w:r>
-      <w:r>
-        <w:fldChar w:fldCharType="begin"/>
-      </w:r>
-      <w:r>
-        <w:instrText xml:space="preserve"> PAGEREF s274038 \h </w:instrText>
-      </w:r>
-      <w:r>
-        <w:fldChar w:fldCharType="separate"/>
-      </w:r>
-      <w:r>
-        <w:t>7</w:t>
-      </w:r>
-      <w:r>
-        <w:fldChar w:fldCharType="end"/>
-      </w:r>
-    </w:p>
-    <w:p>
-      <w:pPr>
-        <w:pStyle w:val="Mapentry"/>
-        <w:tabs>
-          <w:tab w:pos="5400" w:val="right"/>
-        </w:tabs>
-      </w:pPr>
-      <w:r>
-        <w:rPr/>
-        <w:t>27.4.39 Asexual Reproduction Through Tissue Culture</w:t>
-        <w:tab/>
-      </w:r>
-      <w:r>
-        <w:fldChar w:fldCharType="begin"/>
-      </w:r>
-      <w:r>
-        <w:instrText xml:space="preserve"> PAGEREF s274039 \h </w:instrText>
-      </w:r>
-      <w:r>
-        <w:fldChar w:fldCharType="separate"/>
-      </w:r>
-      <w:r>
-        <w:t>7</w:t>
-      </w:r>
-      <w:r>
-        <w:fldChar w:fldCharType="end"/>
-      </w:r>
-    </w:p>
-    <w:p>
-      <w:pPr>
-        <w:pStyle w:val="Mapentry"/>
-        <w:tabs>
-          <w:tab w:pos="5400" w:val="right"/>
-        </w:tabs>
-      </w:pPr>
-      <w:r>
-        <w:rPr/>
-        <w:t>27.4.40 Tissue Culture and Cell Suspension Culture</w:t>
-        <w:tab/>
-      </w:r>
-      <w:r>
-        <w:fldChar w:fldCharType="begin"/>
-      </w:r>
-      <w:r>
-        <w:instrText xml:space="preserve"> PAGEREF s274040 \h </w:instrText>
-      </w:r>
-      <w:r>
-        <w:fldChar w:fldCharType="separate"/>
-      </w:r>
-      <w:r>
-        <w:t>7</w:t>
-      </w:r>
-      <w:r>
-        <w:fldChar w:fldCharType="end"/>
-      </w:r>
-    </w:p>
-    <w:p>
-      <w:pPr>
-        <w:pStyle w:val="Mapentry"/>
-        <w:tabs>
-          <w:tab w:pos="5400" w:val="right"/>
-        </w:tabs>
-      </w:pPr>
-      <w:r>
-        <w:rPr/>
-        <w:t>27.4.41 Tissue Culture for Plant Conservation</w:t>
-        <w:tab/>
-      </w:r>
-      <w:r>
-        <w:fldChar w:fldCharType="begin"/>
-      </w:r>
-      <w:r>
-        <w:instrText xml:space="preserve"> PAGEREF s274041 \h </w:instrText>
-      </w:r>
-      <w:r>
-        <w:fldChar w:fldCharType="separate"/>
-      </w:r>
-      <w:r>
-        <w:t>7</w:t>
-      </w:r>
-      <w:r>
-        <w:fldChar w:fldCharType="end"/>
-      </w:r>
-    </w:p>
-    <w:p>
-      <w:pPr>
-        <w:pStyle w:val="Mapsection"/>
-      </w:pPr>
-      <w:r>
-        <w:rPr/>
-        <w:t>Lookup tables</w:t>
-      </w:r>
-    </w:p>
-    <w:p>
-      <w:pPr>
-        <w:pStyle w:val="Mapentry"/>
-        <w:tabs>
-          <w:tab w:pos="5400" w:val="right"/>
-        </w:tabs>
-      </w:pPr>
-      <w:r>
-        <w:rPr/>
-        <w:t>Comparison tables</w:t>
-        <w:tab/>
-      </w:r>
-      <w:r>
-        <w:fldChar w:fldCharType="begin"/>
-      </w:r>
-      <w:r>
-        <w:instrText xml:space="preserve"> PAGEREF lk27LkTables \h </w:instrText>
-      </w:r>
-      <w:r>
-        <w:fldChar w:fldCharType="separate"/>
-      </w:r>
-      <w:r>
-        <w:t>7</w:t>
-      </w:r>
-      <w:r>
-        <w:fldChar w:fldCharType="end"/>
-      </w:r>
-    </w:p>
-    <w:p>
-      <w:pPr>
-        <w:pStyle w:val="Mapentry"/>
-        <w:tabs>
-          <w:tab w:pos="5400" w:val="right"/>
-        </w:tabs>
-      </w:pPr>
-      <w:r>
-        <w:rPr/>
-        <w:t>Sequences</w:t>
-        <w:tab/>
-      </w:r>
-      <w:r>
-        <w:fldChar w:fldCharType="begin"/>
-      </w:r>
-      <w:r>
-        <w:instrText xml:space="preserve"> PAGEREF lk27LkSeq \h </w:instrText>
-      </w:r>
-      <w:r>
-        <w:fldChar w:fldCharType="separate"/>
-      </w:r>
-      <w:r>
-        <w:t>9</w:t>
-      </w:r>
-      <w:r>
-        <w:fldChar w:fldCharType="end"/>
-      </w:r>
-    </w:p>
-    <w:p>
-      <w:pPr>
-        <w:pStyle w:val="Mapentry"/>
-        <w:tabs>
-          <w:tab w:pos="5400" w:val="right"/>
-        </w:tabs>
-      </w:pPr>
-      <w:r>
-        <w:rPr/>
-        <w:t>n / 2n / 3n and where meiosis happens</w:t>
-        <w:tab/>
-      </w:r>
-      <w:r>
-        <w:fldChar w:fldCharType="begin"/>
-      </w:r>
-      <w:r>
-        <w:instrText xml:space="preserve"> PAGEREF lk27LkPloidy \h </w:instrText>
-      </w:r>
-      <w:r>
-        <w:fldChar w:fldCharType="separate"/>
-      </w:r>
-      <w:r>
-        <w:t>9</w:t>
-      </w:r>
-      <w:r>
-        <w:fldChar w:fldCharType="end"/>
-      </w:r>
-    </w:p>
-    <w:p>
-      <w:pPr>
-        <w:pStyle w:val="Mapentry"/>
-        <w:tabs>
-          <w:tab w:pos="5400" w:val="right"/>
-        </w:tabs>
-      </w:pPr>
-      <w:r>
-        <w:rPr/>
-        <w:t>Uses</w:t>
-        <w:tab/>
-      </w:r>
-      <w:r>
-        <w:fldChar w:fldCharType="begin"/>
-      </w:r>
-      <w:r>
-        <w:instrText xml:space="preserve"> PAGEREF lk27LkUses \h </w:instrText>
-      </w:r>
-      <w:r>
-        <w:fldChar w:fldCharType="separate"/>
-      </w:r>
-      <w:r>
-        <w:t>9</w:t>
-      </w:r>
-      <w:r>
-        <w:fldChar w:fldCharType="end"/>
-      </w:r>
-    </w:p>
-    <w:p>
-      <w:pPr>
-        <w:pStyle w:val="Mapsection"/>
-      </w:pPr>
-      <w:r>
-        <w:rPr/>
-        <w:t>Indexes: see Ch 27 in the index file (clue index, glossary, term index)</w:t>
-      </w:r>
-    </w:p>
-    <w:p>
-      <w:pPr>
-        <w:pStyle w:val="Chapterheading"/>
-      </w:pPr>
-      <w:r>
-        <w:rPr/>
-        <w:t>Chapter 27: Flowering Plants: Reproduction</w:t>
-      </w:r>
-    </w:p>
-    <w:p>
-      <w:pPr>
-        <w:pStyle w:val="Guideheading"/>
-      </w:pPr>
-      <w:bookmarkStart w:id="1" w:name="g270"/>
-      <w:r>
-        <w:rPr>
-          <w:rStyle w:val="Slidecode"/>
-        </w:rPr>
-        <w:t>Quick guide: the big picture</w:t>
-      </w:r>
-      <w:bookmarkEnd w:id="1"/>
-    </w:p>
-    <w:p>
-      <w:pPr>
-        <w:pStyle w:val="Guidetext"/>
-      </w:pPr>
-      <w:r>
-        <w:rPr/>
-        <w:t>Ch 27 follows the flowering plant's life cycle in detail: how a flower makes the male gametophyte (the pollen grain) and the female gametophyte (the embryo sac), pollination and double fertilization (27.1), how the embryo develops inside the seed (27.2), fruits, seed dispersal and germination (27.3), and reproduction without seeds (27.4).</w:t>
-      </w:r>
-    </w:p>
-    <w:p>
-      <w:pPr>
-        <w:pStyle w:val="Guidetext"/>
-      </w:pPr>
-      <w:r>
-        <w:rPr/>
-        <w:t>It builds on the Ch 23 life cycle, and two rules carry over: meiosis makes spores and mitosis makes gametes; after fertilization, the ovule becomes the seed and the ovary becomes the fruit (27.1.3, 27.1.5).</w:t>
-      </w:r>
-    </w:p>
-    <w:p>
-      <w:pPr>
-        <w:pStyle w:val="Guidepart"/>
-      </w:pPr>
-      <w:bookmarkStart w:id="2" w:name="g271"/>
-      <w:r>
-        <w:rPr>
-          <w:rStyle w:val="Slidecode"/>
-        </w:rPr>
-        <w:t>27.1 Sexual Reproductive Strategies</w:t>
-      </w:r>
-      <w:r>
-        <w:rPr/>
-        <w:t xml:space="preserve"> (slides 3–19)</w:t>
-      </w:r>
-      <w:bookmarkEnd w:id="2"/>
-    </w:p>
-    <w:p>
-      <w:pPr>
-        <w:pStyle w:val="Guidetext"/>
-      </w:pPr>
-      <w:r>
-        <w:rPr/>
-        <w:t>The diploid (2n) sporophyte is the dominant generation: the plant you see, which bears the flowers. Its flowers make two kinds of haploid spores by meiosis: microspores in the anthers and megaspores in the ovules. Each spore divides by mitosis into a haploid gametophyte, which makes gametes; gametes fuse into a diploid zygote, which grows by mitosis into a new sporophyte (27.1.3, 27.1.4).</w:t>
-      </w:r>
-    </w:p>
-    <w:p>
-      <w:pPr>
-        <w:pStyle w:val="Guidetext"/>
-      </w:pPr>
-      <w:r>
-        <w:rPr/>
-        <w:t>A microspore becomes the male gametophyte, the pollen grain; a megaspore becomes the female gametophyte, the embryo sac, inside an ovule inside an ovary (27.1.5). The slide's “Microspore – Male gametophyte” means a microspore becomes one; the spore itself isn't the gametophyte.</w:t>
-      </w:r>
-    </w:p>
-    <w:p>
-      <w:pPr>
-        <w:pStyle w:val="Guidetext"/>
-      </w:pPr>
-      <w:r>
-        <w:rPr/>
-        <w:t>Flowers are unique to angiosperms: they attract pollinators and produce fruits that enclose seeds. Flowering often responds to signals such as day length; a meristem then stops producing leaves and starts producing flowers. Monocot flower parts come in threes, eudicot parts in fours or fives (27.1.6, 27.1.9).</w:t>
-      </w:r>
-    </w:p>
-    <w:p>
-      <w:pPr>
-        <w:pStyle w:val="Guidesubheading"/>
-      </w:pPr>
-      <w:r>
-        <w:rPr/>
-        <w:t>Flower structure (27.1.7, 27.1.8)</w:t>
-      </w:r>
-    </w:p>
-    <w:p>
-      <w:pPr>
-        <w:pStyle w:val="Guidebullet"/>
-        <w:numPr>
-          <w:ilvl w:val="0"/>
-          <w:numId w:val="90"/>
-        </w:numPr>
-      </w:pPr>
-      <w:r>
-        <w:rPr/>
-        <w:t>Four whorls (rings) of modified leaves sit on the receptacle, at the end of the flower stalk (peduncle) (27.1.7).</w:t>
-      </w:r>
-    </w:p>
-    <w:p>
-      <w:pPr>
-        <w:pStyle w:val="Guidebullet"/>
-        <w:numPr>
-          <w:ilvl w:val="0"/>
-          <w:numId w:val="90"/>
-        </w:numPr>
-      </w:pPr>
-      <w:r>
-        <w:rPr/>
-        <w:t>Sepals protect the bud; petals attract pollinators (27.1.7).</w:t>
-      </w:r>
-    </w:p>
-    <w:p>
-      <w:pPr>
-        <w:pStyle w:val="Guidebullet"/>
-        <w:numPr>
-          <w:ilvl w:val="0"/>
-          <w:numId w:val="90"/>
-        </w:numPr>
-      </w:pPr>
-      <w:r>
-        <w:rPr/>
-        <w:t>Stamen (male): the anther, a saclike container where pollen forms, on a slender filament (27.1.7).</w:t>
-      </w:r>
-    </w:p>
-    <w:p>
-      <w:pPr>
-        <w:pStyle w:val="Guidebullet"/>
-        <w:numPr>
-          <w:ilvl w:val="0"/>
-          <w:numId w:val="90"/>
-        </w:numPr>
-      </w:pPr>
-      <w:r>
-        <w:rPr/>
-        <w:t>Carpel (female): the stigma, an enlarged sticky knob; the style, a slender stalk; and the ovary, the enlarged base enclosing the ovules, which produce the megaspores (27.1.7).</w:t>
-      </w:r>
-    </w:p>
-    <w:p>
-      <w:pPr>
-        <w:pStyle w:val="Guidesubheading"/>
-      </w:pPr>
-      <w:r>
-        <w:rPr/>
-        <w:t>Flower and plant types (27.1.10, 27.1.11)</w:t>
-      </w:r>
-    </w:p>
-    <w:p>
-      <w:pPr>
-        <w:pStyle w:val="Guidebullet"/>
-        <w:numPr>
-          <w:ilvl w:val="0"/>
-          <w:numId w:val="90"/>
-        </w:numPr>
-      </w:pPr>
-      <w:r>
-        <w:rPr/>
-        <w:t>Complete flowers have sepals, petals, stamens and a carpel; incomplete flowers are missing one or more (27.1.10).</w:t>
-      </w:r>
-    </w:p>
-    <w:p>
-      <w:pPr>
-        <w:pStyle w:val="Guidebullet"/>
-        <w:numPr>
-          <w:ilvl w:val="0"/>
-          <w:numId w:val="90"/>
-        </w:numPr>
-      </w:pPr>
-      <w:r>
-        <w:rPr/>
-        <w:t>Perfect (bisexual) flowers have both stamens and carpels; imperfect (unisexual) flowers have one but not the other (27.1.10).</w:t>
-      </w:r>
-    </w:p>
-    <w:p>
-      <w:pPr>
-        <w:pStyle w:val="Guidebullet"/>
-        <w:numPr>
-          <w:ilvl w:val="0"/>
-          <w:numId w:val="90"/>
-        </w:numPr>
-      </w:pPr>
-      <w:r>
-        <w:rPr/>
-        <w:t>Monoecious plants have staminate (male, stamens only) and carpellate (female, carpels only) flowers on the same plant; dioecious plants have them on separate plants, so only female holly trees bear berries (27.1.10, 27.1.11).</w:t>
-      </w:r>
-    </w:p>
-    <w:p>
-      <w:pPr>
-        <w:pStyle w:val="Guidetext"/>
-      </w:pPr>
-      <w:r>
-        <w:rPr/>
-        <w:t>Male gametophyte (27.1.12, 27.1.13): each anther has four pollen sacs full of microspore mother cells. Each mother cell undergoes meiosis to make four haploid microspores, and each microspore undergoes mitosis to make a pollen grain. At first it is an immature gametophyte of two cells: a tube cell, which grows into the pollen tube without dividing (the slide's “divides” is a slip), and a generative cell, which divides by mitosis into two sperm. Then the pollen grain is the mature male gametophyte.</w:t>
-      </w:r>
-    </w:p>
-    <w:p>
-      <w:pPr>
-        <w:pStyle w:val="Guidetext"/>
-      </w:pPr>
-      <w:r>
-        <w:rPr/>
-        <w:t>Female gametophyte (27.1.13, 27.1.14): an ovule is a central mass of parenchyma cells covered by integuments, its outer layers. One cell enlarges into a megaspore mother cell, which undergoes meiosis to make four haploid megaspores, three of them nonfunctional. The functional megaspore divides by mitosis until there are eight nuclei. The embryo sac then has one egg cell with two synergid cells beside it, a central cell with two polar nuclei, and three antipodal cells (seven cells, eight nuclei; textbook).</w:t>
-      </w:r>
-    </w:p>
-    <w:p>
-      <w:pPr>
-        <w:pStyle w:val="Guidetext"/>
-      </w:pPr>
-      <w:r>
-        <w:rPr/>
-        <w:t>Pollination is the transfer of pollen from an anther to the stigma of a carpel: self-pollination if the pollen comes from the same plant, cross-pollination if it comes from a different plant of the same species (27.1.15).</w:t>
-      </w:r>
-    </w:p>
-    <w:p>
-      <w:pPr>
-        <w:pStyle w:val="Guidetext"/>
-      </w:pPr>
-      <w:r>
-        <w:rPr/>
-        <w:t>Fertilization comes after pollination (27.1.17): the pollen grain germinates on the stigma, and its pollen tube grows down through the stigma and style, between their cells (textbook), to the ovule's micropyle (a small opening). Double fertilization follows: one sperm unites with the egg to make the 2n zygote, and the other unites with the two polar nuclei to make the 3n endosperm nucleus, which develops into the endosperm, the embryo's food. A mature seed contains the embryo, stored food and the seed coat (27.1.17).</w:t>
-      </w:r>
-    </w:p>
-    <w:p>
-      <w:pPr>
-        <w:pStyle w:val="Guidetext"/>
-      </w:pPr>
-      <w:r>
-        <w:rPr/>
-        <w:t>Pollinators (27.1.18, 27.1.19; textbook): bees favor yellow, blue or white flowers with ultraviolet nectar guides (bees can't see red); hummingbirds favor red, slender-tubed flowers with lots of nectar; bats favor large, sturdy, pale flowers that open at night.</w:t>
-      </w:r>
-    </w:p>
-    <w:p>
-      <w:pPr>
-        <w:pStyle w:val="Guidetext"/>
-      </w:pPr>
-      <w:r>
-        <w:rPr/>
-        <w:t>Traps: pollination (pollen reaches the stigma) vs fertilization (sperm meets egg); microspore vs megaspore; tube cell (grows the tube) vs generative cell (divides into 2 sperm); synergids (beside the egg) vs antipodals vs polar nuclei; complete vs perfect; monoecious vs dioecious; zygote (2n) vs endosperm (3n) (27.1.10, 27.1.12, 27.1.14, 27.1.15, 27.1.17).</w:t>
-      </w:r>
-    </w:p>
-    <w:p>
-      <w:pPr>
-        <w:pStyle w:val="Guidepart"/>
-      </w:pPr>
-      <w:bookmarkStart w:id="3" w:name="g272"/>
-      <w:r>
-        <w:rPr>
-          <w:rStyle w:val="Slidecode"/>
-        </w:rPr>
-        <w:t>27.2 Seed Development</w:t>
-      </w:r>
-      <w:r>
-        <w:rPr/>
-        <w:t xml:space="preserve"> (slides 20–26)</w:t>
-      </w:r>
-      <w:bookmarkEnd w:id="3"/>
-    </w:p>
-    <w:p>
-      <w:pPr>
-        <w:pStyle w:val="Guidetext"/>
-      </w:pPr>
-      <w:r>
-        <w:rPr/>
-        <w:t>Development is a programmed series of stages from a simple to a more complex form, and cells differentiate (specialize) as it proceeds (27.2.20).</w:t>
-      </w:r>
-    </w:p>
-    <w:p>
-      <w:pPr>
-        <w:pStyle w:val="Guidesubheading"/>
-      </w:pPr>
-      <w:r>
-        <w:rPr/>
-        <w:t>Stages of a eudicot embryo (27.2.20 to 27.2.24)</w:t>
-      </w:r>
-    </w:p>
-    <w:p>
-      <w:pPr>
-        <w:pStyle w:val="Guidebullet"/>
-        <w:numPr>
-          <w:ilvl w:val="0"/>
-          <w:numId w:val="90"/>
-        </w:numPr>
-      </w:pPr>
-      <w:r>
-        <w:rPr/>
-        <w:t>Zygote: right after double fertilization, the zygote and the endosperm appear (27.2.23).</w:t>
-      </w:r>
-    </w:p>
-    <w:p>
-      <w:pPr>
-        <w:pStyle w:val="Guidebullet"/>
-        <w:numPr>
-          <w:ilvl w:val="0"/>
-          <w:numId w:val="90"/>
-        </w:numPr>
-      </w:pPr>
-      <w:r>
-        <w:rPr/>
-        <w:t>Proembryo: the zygote divides repeatedly into a proembryo and a suspensor, a stalk that anchors the embryo; the root-shoot axis is already set (27.2.20, 27.2.23).</w:t>
-      </w:r>
-    </w:p>
-    <w:p>
-      <w:pPr>
-        <w:pStyle w:val="Guidebullet"/>
-        <w:numPr>
-          <w:ilvl w:val="0"/>
-          <w:numId w:val="90"/>
-        </w:numPr>
-      </w:pPr>
-      <w:r>
-        <w:rPr/>
-        <w:t>Globular stage: the proembryo is a ball of cells; its outermost cells will become the dermal tissue, which protects against drying out and includes stomata (27.2.20, 27.2.24).</w:t>
-      </w:r>
-    </w:p>
-    <w:p>
-      <w:pPr>
-        <w:pStyle w:val="Guidebullet"/>
-        <w:numPr>
-          <w:ilvl w:val="0"/>
-          <w:numId w:val="90"/>
-        </w:numPr>
-      </w:pPr>
-      <w:r>
-        <w:rPr/>
-        <w:t>Heart stage: the embryo becomes heart-shaped as the cotyledons (seed leaves) appear (27.2.21, 27.2.24).</w:t>
-      </w:r>
-    </w:p>
-    <w:p>
-      <w:pPr>
-        <w:pStyle w:val="Guidebullet"/>
-        <w:numPr>
-          <w:ilvl w:val="0"/>
-          <w:numId w:val="90"/>
-        </w:numPr>
-      </w:pPr>
-      <w:r>
-        <w:rPr/>
-        <w:t>Torpedo stage: the embryo enlarges and elongates; the shoot apical meristem (for aboveground growth) and root apical meristem (for underground growth) are present (27.2.21, 27.2.24).</w:t>
-      </w:r>
-    </w:p>
-    <w:p>
-      <w:pPr>
-        <w:pStyle w:val="Guidebullet"/>
-        <w:numPr>
-          <w:ilvl w:val="0"/>
-          <w:numId w:val="90"/>
-        </w:numPr>
-      </w:pPr>
-      <w:r>
-        <w:rPr/>
-        <w:t>Mature embryo: the epicotyl, above the cotyledons, develops into the shoot; the hypocotyl, below them, contributes to the stem and ends in the radicle, the embryonic root (27.2.22). The figure on 27.2.24 calls the hypocotyl the root axis; the textbook agrees with 27.2.22.</w:t>
-      </w:r>
-    </w:p>
-    <w:p>
-      <w:pPr>
-        <w:pStyle w:val="Guidetext"/>
-      </w:pPr>
-      <w:r>
-        <w:rPr/>
-        <w:t>As the embryo develops, the ovule's integuments become the seed coat, which protects the embryo and its food (textbook).</w:t>
-      </w:r>
-    </w:p>
-    <w:p>
-      <w:pPr>
-        <w:pStyle w:val="Guidetext"/>
-      </w:pPr>
-      <w:r>
-        <w:rPr/>
-        <w:t>Monocot vs eudicot seeds (27.2.25, 27.2.26): a monocot has one cotyledon, which stores some nutrients, absorbs others from the endosperm and passes them to the embryo, so a corn kernel still has endosperm when mature. Eudicot cotyledons store all the nutrients the embryo needs, because they have taken up the endosperm, as in a bean seed (27.2.25). In corn, the coleoptile is a sheath protecting the shoot, and the coleorhiza a sheath protecting the root (27.2.26; textbook).</w:t>
-      </w:r>
-    </w:p>
-    <w:p>
-      <w:pPr>
-        <w:pStyle w:val="Guidetext"/>
-      </w:pPr>
-      <w:r>
-        <w:rPr/>
-        <w:t>Traps: epicotyl (shoot) vs hypocotyl (stem, below the cotyledons) vs radicle (root); suspensor (anchors the embryo) vs cotyledon (seed leaf); globular, then heart, then torpedo; coleoptile (shoot sheath) vs coleorhiza (root sheath) (27.2.20, 27.2.21, 27.2.22, 27.2.26).</w:t>
-      </w:r>
-    </w:p>
-    <w:p>
-      <w:pPr>
-        <w:pStyle w:val="Guidepart"/>
-      </w:pPr>
-      <w:bookmarkStart w:id="4" w:name="g273"/>
-      <w:r>
-        <w:rPr>
-          <w:rStyle w:val="Slidecode"/>
-        </w:rPr>
-        <w:t>27.3 Fruit Types and Seed Dispersal</w:t>
-      </w:r>
-      <w:r>
-        <w:rPr/>
-        <w:t xml:space="preserve"> (slides 27–35)</w:t>
-      </w:r>
-      <w:bookmarkEnd w:id="4"/>
-    </w:p>
-    <w:p>
-      <w:pPr>
-        <w:pStyle w:val="Guidetext"/>
-      </w:pPr>
-      <w:r>
-        <w:rPr/>
-        <w:t>A fruit is a mature ovary (27.3.27); fruits protect seeds and help disperse them (textbook). Simple fruits come from a single ovary, with one or several chambers. Compound fruits come from several ovaries: aggregate fruits from the ovaries of a single flower on one receptacle (blackberry), and multiple fruits from the ovaries of separate flowers clustered together (pineapple) (27.3.27).</w:t>
-      </w:r>
-    </w:p>
-    <w:p>
-      <w:pPr>
-        <w:pStyle w:val="Guidetext"/>
-      </w:pPr>
-      <w:r>
-        <w:rPr/>
-        <w:t>As the fruit develops, the ovary wall thickens into the pericarp, which can have three layers: the exocarp (the outermost skin), the mesocarp (the flesh) and the endocarp (the boundary around the seeds, like a peach pit) (27.3.28).</w:t>
-      </w:r>
-    </w:p>
-    <w:p>
-      <w:pPr>
-        <w:pStyle w:val="Guidetext"/>
-      </w:pPr>
-      <w:r>
-        <w:rPr/>
-        <w:t>In dry fruits the pericarp is papery, leathery or woody at maturity. Dehiscent fruits split open when ripe (legumes, such as pea pods); indehiscent fruits don't (grains) (27.3.29).</w:t>
-      </w:r>
-    </w:p>
-    <w:p>
-      <w:pPr>
-        <w:pStyle w:val="Guidesubheading"/>
-      </w:pPr>
-      <w:r>
-        <w:rPr/>
-        <w:t>Named fruit types (27.3.30; examples from the textbook)</w:t>
-      </w:r>
-    </w:p>
-    <w:p>
-      <w:pPr>
-        <w:pStyle w:val="Guidebullet"/>
-        <w:numPr>
-          <w:ilvl w:val="0"/>
-          <w:numId w:val="90"/>
-        </w:numPr>
-      </w:pPr>
-      <w:r>
-        <w:rPr/>
-        <w:t>Drupe: fleshy, with a pit containing a single seed, from a simple ovary (peach) (27.3.30).</w:t>
-      </w:r>
-    </w:p>
-    <w:p>
-      <w:pPr>
-        <w:pStyle w:val="Guidebullet"/>
-        <w:numPr>
-          <w:ilvl w:val="0"/>
-          <w:numId w:val="90"/>
-        </w:numPr>
-      </w:pPr>
-      <w:r>
-        <w:rPr/>
-        <w:t>Berry: fleshy, with seeds and pulp, from a compound ovary, several carpels fused into one ovary with several chambers (tomato) (27.3.30).</w:t>
-      </w:r>
-    </w:p>
-    <w:p>
-      <w:pPr>
-        <w:pStyle w:val="Guidebullet"/>
-        <w:numPr>
-          <w:ilvl w:val="0"/>
-          <w:numId w:val="90"/>
-        </w:numPr>
-      </w:pPr>
-      <w:r>
-        <w:rPr/>
-        <w:t>Legume: dry and dehiscent, from a single ovary (pea) (27.3.30).</w:t>
-      </w:r>
-    </w:p>
-    <w:p>
-      <w:pPr>
-        <w:pStyle w:val="Guidebullet"/>
-        <w:numPr>
-          <w:ilvl w:val="0"/>
-          <w:numId w:val="90"/>
-        </w:numPr>
-      </w:pPr>
-      <w:r>
-        <w:rPr/>
-        <w:t>Samara: dry and indehiscent, winged, from a simple ovary (maple) (27.3.30).</w:t>
-      </w:r>
-    </w:p>
-    <w:p>
-      <w:pPr>
-        <w:pStyle w:val="Guidetext"/>
-      </w:pPr>
-      <w:r>
-        <w:rPr/>
-        <w:t>Dispersal (27.3.31, 27.3.32): many dry fruits are carried by wind on woolly hairs, plumes or wings (dandelion); fleshy fruits feed animals (peaches, cherries, tomatoes), which carry the seeds away; hooks and spines attach dry fruits to animal fur and clothing (burdock); and dehiscent fruits disperse their seeds by forced ejection.</w:t>
-      </w:r>
-    </w:p>
-    <w:p>
-      <w:pPr>
-        <w:pStyle w:val="Guidetext"/>
-      </w:pPr>
-      <w:r>
-        <w:rPr/>
-        <w:t>Germination is when the embryo resumes growth and metabolic activity (27.3.33). Some seeds first need a dormant period with no growth: in temperate zones cold weather breaks dormancy, and fleshy fruits contain inhibitors so seeds don't germinate while still on the plant (27.3.33). A seed needs oxygen (for metabolism), warmth (for enzyme activity) and water (to hydrate its cells) (27.3.34).</w:t>
-      </w:r>
-    </w:p>
-    <w:p>
-      <w:pPr>
-        <w:pStyle w:val="Guidetext"/>
-      </w:pPr>
-      <w:r>
-        <w:rPr/>
-        <w:t>Bean vs corn germination (27.3.35; textbook): in a bean (eudicot) the root emerges first, the shoot is hook-shaped to protect the young leaves as it pushes up through the soil, and the two cotyledons feed the seedling until its leaves photosynthesize, then wither. In corn (monocot) the coleoptile covers the first leaf and the coleorhiza covers the first root as they emerge.</w:t>
-      </w:r>
-    </w:p>
-    <w:p>
-      <w:pPr>
-        <w:pStyle w:val="Guidetext"/>
-      </w:pPr>
-      <w:r>
-        <w:rPr/>
-        <w:t>Traps: simple vs aggregate vs multiple fruit; a compound ovary (one flower's fused carpels) still makes a simple fruit, such as a berry, unlike a compound fruit (several ovaries; textbook); dehiscent vs indehiscent; exocarp vs mesocarp vs endocarp; drupe vs berry; dormancy vs germination (27.3.27, 27.3.28, 27.3.29, 27.3.30, 27.3.33).</w:t>
-      </w:r>
-    </w:p>
-    <w:p>
-      <w:pPr>
-        <w:pStyle w:val="Guidepart"/>
-      </w:pPr>
-      <w:bookmarkStart w:id="5" w:name="g274"/>
-      <w:r>
-        <w:rPr>
-          <w:rStyle w:val="Slidecode"/>
-        </w:rPr>
-        <w:t>27.4 Asexual Reproductive Strategies</w:t>
-      </w:r>
-      <w:r>
-        <w:rPr/>
-        <w:t xml:space="preserve"> (slides 36–41)</w:t>
-      </w:r>
-      <w:bookmarkEnd w:id="5"/>
-    </w:p>
-    <w:p>
-      <w:pPr>
-        <w:pStyle w:val="Guidetext"/>
-      </w:pPr>
-      <w:r>
-        <w:rPr/>
-        <w:t>Asexual reproduction makes clones, offspring genetically identical to their single parent (textbook). Plants do it with stolons, horizontal stems that run above ground (strawberry), and rhizomes, underground stems that produce new plants. New plants arise at the nodes of stolons and rhizomes, where new growth can occur; the “eyes” of a white potato are buds that can produce a new plant if planted with a portion of the tuber (27.4.36, 27.4.37).</w:t>
-      </w:r>
-    </w:p>
-    <w:p>
-      <w:pPr>
-        <w:pStyle w:val="Guidetext"/>
-      </w:pPr>
-      <w:r>
-        <w:rPr/>
-        <w:t>Tissue culture is the growth of a plant tissue in an artificial liquid or solid medium. It works because many plant cells are totipotent: each has the genetic capability of becoming an entire plant (27.4.38).</w:t>
-      </w:r>
-    </w:p>
-    <w:p>
-      <w:pPr>
-        <w:pStyle w:val="Guidetext"/>
-      </w:pPr>
-      <w:r>
-        <w:rPr/>
-        <w:t>Steps (27.4.39, 27.4.40): meristem tissue is placed on a medium containing auxin, cytokinins and nutrients; an undifferentiated mass of cells, the callus, forms first; organogenesis (organ formation) then starts roots and shoots; finally a plantlet forms. The plantlets are clones with identical traits, and rare plants such as the ladyslipper orchid are grown this way for conservation (27.4.40, 27.4.41).</w:t>
-      </w:r>
-    </w:p>
-    <w:p>
-      <w:pPr>
-        <w:pStyle w:val="Guidetext"/>
-      </w:pPr>
-      <w:r>
-        <w:rPr/>
-        <w:t>Cell suspension culture (27.4.40): rapidly growing calluses are cut into small pieces and shaken into a liquid nutrient medium, where single cells or small clumps form a suspension. Chemicals can be extracted from these cells, such as heart-disease drugs from Digitalis, which avoids overcollecting wild plants.</w:t>
-      </w:r>
-    </w:p>
-    <w:p>
-      <w:pPr>
-        <w:pStyle w:val="Guidetext"/>
-      </w:pPr>
-      <w:r>
-        <w:rPr/>
-        <w:t>Traps: stolon (above ground) vs rhizome (underground) vs tuber (swollen storage part); callus (undifferentiated) vs plantlet; tissue culture (whole plants) vs cell suspension culture (chemicals) (27.4.36, 27.4.40).</w:t>
-      </w:r>
-    </w:p>
-    <w:p>
-      <w:pPr>
-        <w:pStyle w:val="Guidepart"/>
-      </w:pPr>
-      <w:bookmarkStart w:id="6" w:name="g279"/>
-      <w:r>
-        <w:rPr/>
-        <w:t>Look these up, don't memorize</w:t>
-      </w:r>
-      <w:bookmarkEnd w:id="6"/>
-    </w:p>
-    <w:p>
-      <w:pPr>
-        <w:pStyle w:val="Guidebullet"/>
-        <w:numPr>
-          <w:ilvl w:val="0"/>
-          <w:numId w:val="90"/>
-        </w:numPr>
-      </w:pPr>
-      <w:r>
-        <w:rPr/>
-        <w:t>Male vs female gametophyte, step by step: the Male vs female gametophyte table and the Sequences.</w:t>
-      </w:r>
-    </w:p>
-    <w:p>
-      <w:pPr>
-        <w:pStyle w:val="Guidebullet"/>
-        <w:numPr>
-          <w:ilvl w:val="0"/>
-          <w:numId w:val="90"/>
-        </w:numPr>
-      </w:pPr>
-      <w:r>
-        <w:rPr/>
-        <w:t>Which structures are n, 2n or 3n, and where meiosis happens: the n / 2n / 3n list.</w:t>
-      </w:r>
-    </w:p>
-    <w:p>
-      <w:pPr>
-        <w:pStyle w:val="Guidebullet"/>
-        <w:numPr>
-          <w:ilvl w:val="0"/>
-          <w:numId w:val="90"/>
-        </w:numPr>
-      </w:pPr>
-      <w:r>
-        <w:rPr/>
-        <w:t>Flower parts and flower terms: the Flower parts and terms table.</w:t>
-      </w:r>
-    </w:p>
-    <w:p>
-      <w:pPr>
-        <w:pStyle w:val="Guidebullet"/>
-        <w:numPr>
-          <w:ilvl w:val="0"/>
-          <w:numId w:val="90"/>
-        </w:numPr>
-      </w:pPr>
-      <w:r>
-        <w:rPr/>
-        <w:t>Embryo stages, seed parts, fruit types, germination and asexual methods: the Embryo and seed, Fruits, Germination and Asexual reproduction tables.</w:t>
-      </w:r>
-    </w:p>
-    <w:p>
-      <w:pPr>
-        <w:pStyle w:val="Guidebullet"/>
-        <w:numPr>
-          <w:ilvl w:val="0"/>
-          <w:numId w:val="90"/>
-        </w:numPr>
-      </w:pPr>
-      <w:r>
-        <w:rPr/>
-        <w:t>Pollinators and their flowers: the Pollinators table.</w:t>
-      </w:r>
-    </w:p>
-    <w:p>
-      <w:pPr>
-        <w:pStyle w:val="Sectionheading"/>
-      </w:pPr>
-      <w:r>
-        <w:rPr/>
-        <w:t>27.1 Sexual Reproductive Strategies</w:t>
-      </w:r>
-    </w:p>
-    <w:p>
-      <w:pPr>
-        <w:pStyle w:val="Pointer"/>
-      </w:pPr>
-      <w:r>
-        <w:rPr/>
-        <w:t xml:space="preserve">Quick guide for this section: page </w:t>
-      </w:r>
-      <w:r>
-        <w:fldChar w:fldCharType="begin"/>
-      </w:r>
-      <w:r>
-        <w:instrText xml:space="preserve"> PAGEREF g271 \h </w:instrText>
-      </w:r>
-      <w:r>
-        <w:fldChar w:fldCharType="separate"/>
-      </w:r>
-      <w:r>
-        <w:t>1</w:t>
-      </w:r>
-      <w:r>
-        <w:fldChar w:fldCharType="end"/>
-      </w:r>
-    </w:p>
-    <w:p>
-      <w:pPr>
         <w:pStyle w:val="Slideheading"/>
       </w:pPr>
-      <w:bookmarkStart w:id="7" w:name="s271003"/>
+      <w:bookmarkStart w:id="1" w:name="s271003"/>
       <w:r>
         <w:rPr>
           <w:rStyle w:val="Slidecode"/>
@@ -2216,7 +44,7 @@
         </w:rPr>
         <w:t>27.1.3</w:t>
       </w:r>
-      <w:bookmarkEnd w:id="7"/>
+      <w:bookmarkEnd w:id="1"/>
     </w:p>
     <w:p>
       <w:pPr>
@@ -2326,7 +154,7 @@
       <w:pPr>
         <w:pStyle w:val="Slideheading"/>
       </w:pPr>
-      <w:bookmarkStart w:id="8" w:name="s271004"/>
+      <w:bookmarkStart w:id="2" w:name="s271004"/>
       <w:r>
         <w:rPr>
           <w:rStyle w:val="Slidecode"/>
@@ -2340,7 +168,7 @@
         </w:rPr>
         <w:t xml:space="preserve"> Sexual Reproduction in Flowering Plants</w:t>
       </w:r>
-      <w:bookmarkEnd w:id="8"/>
+      <w:bookmarkEnd w:id="2"/>
     </w:p>
     <w:p>
       <w:pPr>
@@ -2361,7 +189,7 @@
       <w:pPr>
         <w:pStyle w:val="Slideheading"/>
       </w:pPr>
-      <w:bookmarkStart w:id="9" w:name="s271005"/>
+      <w:bookmarkStart w:id="3" w:name="s271005"/>
       <w:r>
         <w:rPr>
           <w:rStyle w:val="Slidecode"/>
@@ -2369,7 +197,7 @@
         </w:rPr>
         <w:t>27.1.5</w:t>
       </w:r>
-      <w:bookmarkEnd w:id="9"/>
+      <w:bookmarkEnd w:id="3"/>
     </w:p>
     <w:p>
       <w:pPr>
@@ -2508,7 +336,7 @@
       <w:pPr>
         <w:pStyle w:val="Slideheading"/>
       </w:pPr>
-      <w:bookmarkStart w:id="10" w:name="s271006"/>
+      <w:bookmarkStart w:id="4" w:name="s271006"/>
       <w:r>
         <w:rPr>
           <w:rStyle w:val="Slidecode"/>
@@ -2522,7 +350,7 @@
         </w:rPr>
         <w:t xml:space="preserve"> Flowers</w:t>
       </w:r>
-      <w:bookmarkEnd w:id="10"/>
+      <w:bookmarkEnd w:id="4"/>
     </w:p>
     <w:p>
       <w:pPr>
@@ -2619,7 +447,7 @@
       <w:pPr>
         <w:pStyle w:val="Slideheading"/>
       </w:pPr>
-      <w:bookmarkStart w:id="11" w:name="s271007"/>
+      <w:bookmarkStart w:id="5" w:name="s271007"/>
       <w:r>
         <w:rPr>
           <w:rStyle w:val="Slidecode"/>
@@ -2633,7 +461,7 @@
         </w:rPr>
         <w:t xml:space="preserve"> Flower Structure</w:t>
       </w:r>
-      <w:bookmarkEnd w:id="11"/>
+      <w:bookmarkEnd w:id="5"/>
     </w:p>
     <w:p>
       <w:pPr>
@@ -2782,7 +610,7 @@
       <w:pPr>
         <w:pStyle w:val="Slideheading"/>
       </w:pPr>
-      <w:bookmarkStart w:id="12" w:name="s271008"/>
+      <w:bookmarkStart w:id="6" w:name="s271008"/>
       <w:r>
         <w:rPr>
           <w:rStyle w:val="Slidecode"/>
@@ -2796,7 +624,7 @@
         </w:rPr>
         <w:t xml:space="preserve"> Anatomy of a Flower</w:t>
       </w:r>
-      <w:bookmarkEnd w:id="12"/>
+      <w:bookmarkEnd w:id="6"/>
     </w:p>
     <w:p>
       <w:pPr>
@@ -2832,7 +660,7 @@
       <w:pPr>
         <w:pStyle w:val="Slideheading"/>
       </w:pPr>
-      <w:bookmarkStart w:id="13" w:name="s271009"/>
+      <w:bookmarkStart w:id="7" w:name="s271009"/>
       <w:r>
         <w:rPr>
           <w:rStyle w:val="Slidecode"/>
@@ -2846,7 +674,7 @@
         </w:rPr>
         <w:t xml:space="preserve"> Monocot Versus Eudicot Flowers</w:t>
       </w:r>
-      <w:bookmarkEnd w:id="13"/>
+      <w:bookmarkEnd w:id="7"/>
     </w:p>
     <w:p>
       <w:pPr>
@@ -2909,7 +737,7 @@
       <w:pPr>
         <w:pStyle w:val="Slideheading"/>
       </w:pPr>
-      <w:bookmarkStart w:id="14" w:name="s271010"/>
+      <w:bookmarkStart w:id="8" w:name="s271010"/>
       <w:r>
         <w:rPr>
           <w:rStyle w:val="Slidecode"/>
@@ -2923,7 +751,7 @@
         </w:rPr>
         <w:t xml:space="preserve"> Variations in Flower Structure</w:t>
       </w:r>
-      <w:bookmarkEnd w:id="14"/>
+      <w:bookmarkEnd w:id="8"/>
     </w:p>
     <w:p>
       <w:pPr>
@@ -3059,7 +887,7 @@
       <w:pPr>
         <w:pStyle w:val="Slideheading"/>
       </w:pPr>
-      <w:bookmarkStart w:id="15" w:name="s271011"/>
+      <w:bookmarkStart w:id="9" w:name="s271011"/>
       <w:r>
         <w:rPr>
           <w:rStyle w:val="Slidecode"/>
@@ -3073,7 +901,7 @@
         </w:rPr>
         <w:t xml:space="preserve"> Monoecious and Dioecious Plants</w:t>
       </w:r>
-      <w:bookmarkEnd w:id="15"/>
+      <w:bookmarkEnd w:id="9"/>
     </w:p>
     <w:p>
       <w:pPr>
@@ -3109,7 +937,7 @@
       <w:pPr>
         <w:pStyle w:val="Slideheading"/>
       </w:pPr>
-      <w:bookmarkStart w:id="16" w:name="s271012"/>
+      <w:bookmarkStart w:id="10" w:name="s271012"/>
       <w:r>
         <w:rPr>
           <w:rStyle w:val="Slidecode"/>
@@ -3123,7 +951,7 @@
         </w:rPr>
         <w:t xml:space="preserve"> Development of Male Gametophyte</w:t>
       </w:r>
-      <w:bookmarkEnd w:id="16"/>
+      <w:bookmarkEnd w:id="10"/>
     </w:p>
     <w:p>
       <w:pPr>
@@ -3249,7 +1077,7 @@
       <w:pPr>
         <w:pStyle w:val="Slideheading"/>
       </w:pPr>
-      <w:bookmarkStart w:id="17" w:name="s271013"/>
+      <w:bookmarkStart w:id="11" w:name="s271013"/>
       <w:r>
         <w:rPr>
           <w:rStyle w:val="Slidecode"/>
@@ -3263,7 +1091,7 @@
         </w:rPr>
         <w:t xml:space="preserve"> Life Cycle of Flowering Plants</w:t>
       </w:r>
-      <w:bookmarkEnd w:id="17"/>
+      <w:bookmarkEnd w:id="11"/>
     </w:p>
     <w:p>
       <w:pPr>
@@ -3300,7 +1128,7 @@
       <w:pPr>
         <w:pStyle w:val="Slideheading"/>
       </w:pPr>
-      <w:bookmarkStart w:id="18" w:name="s271014"/>
+      <w:bookmarkStart w:id="12" w:name="s271014"/>
       <w:r>
         <w:rPr>
           <w:rStyle w:val="Slidecode"/>
@@ -3314,7 +1142,7 @@
         </w:rPr>
         <w:t xml:space="preserve"> Development of Female Gametophyte</w:t>
       </w:r>
-      <w:bookmarkEnd w:id="18"/>
+      <w:bookmarkEnd w:id="12"/>
     </w:p>
     <w:p>
       <w:pPr>
@@ -3437,7 +1265,7 @@
       <w:pPr>
         <w:pStyle w:val="Slideheading"/>
       </w:pPr>
-      <w:bookmarkStart w:id="19" w:name="s271015"/>
+      <w:bookmarkStart w:id="13" w:name="s271015"/>
       <w:r>
         <w:rPr>
           <w:rStyle w:val="Slidecode"/>
@@ -3451,7 +1279,7 @@
         </w:rPr>
         <w:t xml:space="preserve"> Types of Pollination</w:t>
       </w:r>
-      <w:bookmarkEnd w:id="19"/>
+      <w:bookmarkEnd w:id="13"/>
     </w:p>
     <w:p>
       <w:pPr>
@@ -3496,7 +1324,7 @@
       <w:pPr>
         <w:pStyle w:val="Slideheading"/>
       </w:pPr>
-      <w:bookmarkStart w:id="20" w:name="s271016"/>
+      <w:bookmarkStart w:id="14" w:name="s271016"/>
       <w:r>
         <w:rPr>
           <w:rStyle w:val="Slidecode"/>
@@ -3510,7 +1338,7 @@
         </w:rPr>
         <w:t xml:space="preserve"> Pollination</w:t>
       </w:r>
-      <w:bookmarkEnd w:id="20"/>
+      <w:bookmarkEnd w:id="14"/>
     </w:p>
     <w:p>
       <w:pPr>
@@ -3546,7 +1374,7 @@
       <w:pPr>
         <w:pStyle w:val="Slideheading"/>
       </w:pPr>
-      <w:bookmarkStart w:id="21" w:name="s271017"/>
+      <w:bookmarkStart w:id="15" w:name="s271017"/>
       <w:r>
         <w:rPr>
           <w:rStyle w:val="Slidecode"/>
@@ -3560,7 +1388,7 @@
         </w:rPr>
         <w:t xml:space="preserve"> Fertilization</w:t>
       </w:r>
-      <w:bookmarkEnd w:id="21"/>
+      <w:bookmarkEnd w:id="15"/>
     </w:p>
     <w:p>
       <w:pPr>
@@ -3644,7 +1472,7 @@
       <w:pPr>
         <w:pStyle w:val="Slideheading"/>
       </w:pPr>
-      <w:bookmarkStart w:id="22" w:name="s271018"/>
+      <w:bookmarkStart w:id="16" w:name="s271018"/>
       <w:r>
         <w:rPr>
           <w:rStyle w:val="Slidecode"/>
@@ -3658,7 +1486,7 @@
         </w:rPr>
         <w:t xml:space="preserve"> Insect Pollinators</w:t>
       </w:r>
-      <w:bookmarkEnd w:id="22"/>
+      <w:bookmarkEnd w:id="16"/>
     </w:p>
     <w:p>
       <w:pPr>
@@ -3694,7 +1522,7 @@
       <w:pPr>
         <w:pStyle w:val="Slideheading"/>
       </w:pPr>
-      <w:bookmarkStart w:id="23" w:name="s271019"/>
+      <w:bookmarkStart w:id="17" w:name="s271019"/>
       <w:r>
         <w:rPr>
           <w:rStyle w:val="Slidecode"/>
@@ -3708,7 +1536,7 @@
         </w:rPr>
         <w:t xml:space="preserve"> Bird and Bat Pollinators</w:t>
       </w:r>
-      <w:bookmarkEnd w:id="23"/>
+      <w:bookmarkEnd w:id="17"/>
     </w:p>
     <w:p>
       <w:pPr>
@@ -3736,33 +1564,9 @@
     </w:p>
     <w:p>
       <w:pPr>
-        <w:pStyle w:val="Pointer"/>
-      </w:pPr>
-      <w:r>
-        <w:rPr/>
-        <w:t xml:space="preserve">Quick guide for this section: page </w:t>
-      </w:r>
-      <w:r>
-        <w:fldChar w:fldCharType="begin"/>
-      </w:r>
-      <w:r>
-        <w:instrText xml:space="preserve"> PAGEREF g272 \h </w:instrText>
-      </w:r>
-      <w:r>
-        <w:fldChar w:fldCharType="separate"/>
-      </w:r>
-      <w:r>
-        <w:t>2</w:t>
-      </w:r>
-      <w:r>
-        <w:fldChar w:fldCharType="end"/>
-      </w:r>
-    </w:p>
-    <w:p>
-      <w:pPr>
         <w:pStyle w:val="Slideheading"/>
       </w:pPr>
-      <w:bookmarkStart w:id="24" w:name="s272020"/>
+      <w:bookmarkStart w:id="18" w:name="s272020"/>
       <w:r>
         <w:rPr>
           <w:rStyle w:val="Slidecode"/>
@@ -3770,7 +1574,7 @@
         </w:rPr>
         <w:t>27.2.20</w:t>
       </w:r>
-      <w:bookmarkEnd w:id="24"/>
+      <w:bookmarkEnd w:id="18"/>
     </w:p>
     <w:p>
       <w:pPr>
@@ -3880,7 +1684,7 @@
       <w:pPr>
         <w:pStyle w:val="Slideheading"/>
       </w:pPr>
-      <w:bookmarkStart w:id="25" w:name="s272021"/>
+      <w:bookmarkStart w:id="19" w:name="s272021"/>
       <w:r>
         <w:rPr>
           <w:rStyle w:val="Slidecode"/>
@@ -3894,7 +1698,7 @@
         </w:rPr>
         <w:t xml:space="preserve"> The Heart Stage and Torpedo Stage Embryos</w:t>
       </w:r>
-      <w:bookmarkEnd w:id="25"/>
+      <w:bookmarkEnd w:id="19"/>
     </w:p>
     <w:p>
       <w:pPr>
@@ -3952,7 +1756,7 @@
       <w:pPr>
         <w:pStyle w:val="Slideheading"/>
       </w:pPr>
-      <w:bookmarkStart w:id="26" w:name="s272022"/>
+      <w:bookmarkStart w:id="20" w:name="s272022"/>
       <w:r>
         <w:rPr>
           <w:rStyle w:val="Slidecode"/>
@@ -3966,7 +1770,7 @@
         </w:rPr>
         <w:t xml:space="preserve"> The Mature Embryo</w:t>
       </w:r>
-      <w:bookmarkEnd w:id="26"/>
+      <w:bookmarkEnd w:id="20"/>
     </w:p>
     <w:p>
       <w:pPr>
@@ -4011,7 +1815,7 @@
       <w:pPr>
         <w:pStyle w:val="Slideheading"/>
       </w:pPr>
-      <w:bookmarkStart w:id="27" w:name="s272023"/>
+      <w:bookmarkStart w:id="21" w:name="s272023"/>
       <w:r>
         <w:rPr>
           <w:rStyle w:val="Slidecode"/>
@@ -4025,7 +1829,7 @@
         </w:rPr>
         <w:t xml:space="preserve"> Development of a Eudicot Embryo 1</w:t>
       </w:r>
-      <w:bookmarkEnd w:id="27"/>
+      <w:bookmarkEnd w:id="21"/>
     </w:p>
     <w:p>
       <w:pPr>
@@ -4046,7 +1850,7 @@
       <w:pPr>
         <w:pStyle w:val="Slideheading"/>
       </w:pPr>
-      <w:bookmarkStart w:id="28" w:name="s272024"/>
+      <w:bookmarkStart w:id="22" w:name="s272024"/>
       <w:r>
         <w:rPr>
           <w:rStyle w:val="Slidecode"/>
@@ -4060,7 +1864,7 @@
         </w:rPr>
         <w:t xml:space="preserve"> Development of a Eudicot Embryo 2</w:t>
       </w:r>
-      <w:bookmarkEnd w:id="28"/>
+      <w:bookmarkEnd w:id="22"/>
     </w:p>
     <w:p>
       <w:pPr>
@@ -4097,7 +1901,7 @@
       <w:pPr>
         <w:pStyle w:val="Slideheading"/>
       </w:pPr>
-      <w:bookmarkStart w:id="29" w:name="s272025"/>
+      <w:bookmarkStart w:id="23" w:name="s272025"/>
       <w:r>
         <w:rPr>
           <w:rStyle w:val="Slidecode"/>
@@ -4111,7 +1915,7 @@
         </w:rPr>
         <w:t xml:space="preserve"> Monocot Versus Eudicot Seeds</w:t>
       </w:r>
-      <w:bookmarkEnd w:id="29"/>
+      <w:bookmarkEnd w:id="23"/>
     </w:p>
     <w:p>
       <w:pPr>
@@ -4169,7 +1973,7 @@
       <w:pPr>
         <w:pStyle w:val="Slideheading"/>
       </w:pPr>
-      <w:bookmarkStart w:id="30" w:name="s272026"/>
+      <w:bookmarkStart w:id="24" w:name="s272026"/>
       <w:r>
         <w:rPr>
           <w:rStyle w:val="Slidecode"/>
@@ -4183,7 +1987,7 @@
         </w:rPr>
         <w:t xml:space="preserve"> Monocot Versus Eudicot</w:t>
       </w:r>
-      <w:bookmarkEnd w:id="30"/>
+      <w:bookmarkEnd w:id="24"/>
     </w:p>
     <w:p>
       <w:pPr>
@@ -4227,33 +2031,9 @@
     </w:p>
     <w:p>
       <w:pPr>
-        <w:pStyle w:val="Pointer"/>
-      </w:pPr>
-      <w:r>
-        <w:rPr/>
-        <w:t xml:space="preserve">Quick guide for this section: page </w:t>
-      </w:r>
-      <w:r>
-        <w:fldChar w:fldCharType="begin"/>
-      </w:r>
-      <w:r>
-        <w:instrText xml:space="preserve"> PAGEREF g273 \h </w:instrText>
-      </w:r>
-      <w:r>
-        <w:fldChar w:fldCharType="separate"/>
-      </w:r>
-      <w:r>
-        <w:t>2</w:t>
-      </w:r>
-      <w:r>
-        <w:fldChar w:fldCharType="end"/>
-      </w:r>
-    </w:p>
-    <w:p>
-      <w:pPr>
         <w:pStyle w:val="Slideheading"/>
       </w:pPr>
-      <w:bookmarkStart w:id="31" w:name="s273027"/>
+      <w:bookmarkStart w:id="25" w:name="s273027"/>
       <w:r>
         <w:rPr>
           <w:rStyle w:val="Slidecode"/>
@@ -4261,7 +2041,7 @@
         </w:rPr>
         <w:t>27.3.27</w:t>
       </w:r>
-      <w:bookmarkEnd w:id="31"/>
+      <w:bookmarkEnd w:id="25"/>
     </w:p>
     <w:p>
       <w:pPr>
@@ -4397,7 +2177,7 @@
       <w:pPr>
         <w:pStyle w:val="Slideheading"/>
       </w:pPr>
-      <w:bookmarkStart w:id="32" w:name="s273028"/>
+      <w:bookmarkStart w:id="26" w:name="s273028"/>
       <w:r>
         <w:rPr>
           <w:rStyle w:val="Slidecode"/>
@@ -4411,7 +2191,7 @@
         </w:rPr>
         <w:t xml:space="preserve"> Fruit Development</w:t>
       </w:r>
-      <w:bookmarkEnd w:id="32"/>
+      <w:bookmarkEnd w:id="26"/>
     </w:p>
     <w:p>
       <w:pPr>
@@ -4469,7 +2249,7 @@
       <w:pPr>
         <w:pStyle w:val="Slideheading"/>
       </w:pPr>
-      <w:bookmarkStart w:id="33" w:name="s273029"/>
+      <w:bookmarkStart w:id="27" w:name="s273029"/>
       <w:r>
         <w:rPr>
           <w:rStyle w:val="Slidecode"/>
@@ -4483,7 +2263,7 @@
         </w:rPr>
         <w:t xml:space="preserve"> Fruit Types</w:t>
       </w:r>
-      <w:bookmarkEnd w:id="33"/>
+      <w:bookmarkEnd w:id="27"/>
     </w:p>
     <w:p>
       <w:pPr>
@@ -4554,7 +2334,7 @@
       <w:pPr>
         <w:pStyle w:val="Slideheading"/>
       </w:pPr>
-      <w:bookmarkStart w:id="34" w:name="s273030"/>
+      <w:bookmarkStart w:id="28" w:name="s273030"/>
       <w:r>
         <w:rPr>
           <w:rStyle w:val="Slidecode"/>
@@ -4568,7 +2348,7 @@
         </w:rPr>
         <w:t xml:space="preserve"> Fruits</w:t>
       </w:r>
-      <w:bookmarkEnd w:id="34"/>
+      <w:bookmarkEnd w:id="28"/>
     </w:p>
     <w:p>
       <w:pPr>
@@ -4589,7 +2369,7 @@
       <w:pPr>
         <w:pStyle w:val="Slideheading"/>
       </w:pPr>
-      <w:bookmarkStart w:id="35" w:name="s273031"/>
+      <w:bookmarkStart w:id="29" w:name="s273031"/>
       <w:r>
         <w:rPr>
           <w:rStyle w:val="Slidecode"/>
@@ -4603,7 +2383,7 @@
         </w:rPr>
         <w:t xml:space="preserve"> Dispersal of Fruits</w:t>
       </w:r>
-      <w:bookmarkEnd w:id="35"/>
+      <w:bookmarkEnd w:id="29"/>
     </w:p>
     <w:p>
       <w:pPr>
@@ -4687,7 +2467,7 @@
       <w:pPr>
         <w:pStyle w:val="Slideheading"/>
       </w:pPr>
-      <w:bookmarkStart w:id="36" w:name="s273032"/>
+      <w:bookmarkStart w:id="30" w:name="s273032"/>
       <w:r>
         <w:rPr>
           <w:rStyle w:val="Slidecode"/>
@@ -4701,7 +2481,7 @@
         </w:rPr>
         <w:t xml:space="preserve"> Methods of Fruit and Seed Dispersal</w:t>
       </w:r>
-      <w:bookmarkEnd w:id="36"/>
+      <w:bookmarkEnd w:id="30"/>
     </w:p>
     <w:p>
       <w:pPr>
@@ -4722,7 +2502,7 @@
       <w:pPr>
         <w:pStyle w:val="Slideheading"/>
       </w:pPr>
-      <w:bookmarkStart w:id="37" w:name="s273033"/>
+      <w:bookmarkStart w:id="31" w:name="s273033"/>
       <w:r>
         <w:rPr>
           <w:rStyle w:val="Slidecode"/>
@@ -4736,7 +2516,7 @@
         </w:rPr>
         <w:t xml:space="preserve"> Seed Germination</w:t>
       </w:r>
-      <w:bookmarkEnd w:id="37"/>
+      <w:bookmarkEnd w:id="31"/>
     </w:p>
     <w:p>
       <w:pPr>
@@ -4820,7 +2600,7 @@
       <w:pPr>
         <w:pStyle w:val="Slideheading"/>
       </w:pPr>
-      <w:bookmarkStart w:id="38" w:name="s273034"/>
+      <w:bookmarkStart w:id="32" w:name="s273034"/>
       <w:r>
         <w:rPr>
           <w:rStyle w:val="Slidecode"/>
@@ -4834,7 +2614,7 @@
         </w:rPr>
         <w:t xml:space="preserve"> Germination Requirements</w:t>
       </w:r>
-      <w:bookmarkEnd w:id="38"/>
+      <w:bookmarkEnd w:id="32"/>
     </w:p>
     <w:p>
       <w:pPr>
@@ -4879,7 +2659,7 @@
       <w:pPr>
         <w:pStyle w:val="Slideheading"/>
       </w:pPr>
-      <w:bookmarkStart w:id="39" w:name="s273035"/>
+      <w:bookmarkStart w:id="33" w:name="s273035"/>
       <w:r>
         <w:rPr>
           <w:rStyle w:val="Slidecode"/>
@@ -4893,7 +2673,7 @@
         </w:rPr>
         <w:t xml:space="preserve"> Eudicot and Monocot Seed Germination</w:t>
       </w:r>
-      <w:bookmarkEnd w:id="39"/>
+      <w:bookmarkEnd w:id="33"/>
     </w:p>
     <w:p>
       <w:pPr>
@@ -4947,33 +2727,9 @@
     </w:p>
     <w:p>
       <w:pPr>
-        <w:pStyle w:val="Pointer"/>
-      </w:pPr>
-      <w:r>
-        <w:rPr/>
-        <w:t xml:space="preserve">Quick guide for this section: page </w:t>
-      </w:r>
-      <w:r>
-        <w:fldChar w:fldCharType="begin"/>
-      </w:r>
-      <w:r>
-        <w:instrText xml:space="preserve"> PAGEREF g274 \h </w:instrText>
-      </w:r>
-      <w:r>
-        <w:fldChar w:fldCharType="separate"/>
-      </w:r>
-      <w:r>
-        <w:t>3</w:t>
-      </w:r>
-      <w:r>
-        <w:fldChar w:fldCharType="end"/>
-      </w:r>
-    </w:p>
-    <w:p>
-      <w:pPr>
         <w:pStyle w:val="Slideheading"/>
       </w:pPr>
-      <w:bookmarkStart w:id="40" w:name="s274036"/>
+      <w:bookmarkStart w:id="34" w:name="s274036"/>
       <w:r>
         <w:rPr>
           <w:rStyle w:val="Slidecode"/>
@@ -4981,7 +2737,7 @@
         </w:rPr>
         <w:t>27.4.36</w:t>
       </w:r>
-      <w:bookmarkEnd w:id="40"/>
+      <w:bookmarkEnd w:id="34"/>
     </w:p>
     <w:p>
       <w:pPr>
@@ -5065,7 +2821,7 @@
       <w:pPr>
         <w:pStyle w:val="Slideheading"/>
       </w:pPr>
-      <w:bookmarkStart w:id="41" w:name="s274037"/>
+      <w:bookmarkStart w:id="35" w:name="s274037"/>
       <w:r>
         <w:rPr>
           <w:rStyle w:val="Slidecode"/>
@@ -5079,7 +2835,7 @@
         </w:rPr>
         <w:t xml:space="preserve"> Asexual Reproduction in Plants</w:t>
       </w:r>
-      <w:bookmarkEnd w:id="41"/>
+      <w:bookmarkEnd w:id="35"/>
     </w:p>
     <w:p>
       <w:pPr>
@@ -5100,7 +2856,7 @@
       <w:pPr>
         <w:pStyle w:val="Slideheading"/>
       </w:pPr>
-      <w:bookmarkStart w:id="42" w:name="s274038"/>
+      <w:bookmarkStart w:id="36" w:name="s274038"/>
       <w:r>
         <w:rPr>
           <w:rStyle w:val="Slidecode"/>
@@ -5114,7 +2870,7 @@
         </w:rPr>
         <w:t xml:space="preserve"> Tissue Culture of Plants</w:t>
       </w:r>
-      <w:bookmarkEnd w:id="42"/>
+      <w:bookmarkEnd w:id="36"/>
     </w:p>
     <w:p>
       <w:pPr>
@@ -5159,7 +2915,7 @@
       <w:pPr>
         <w:pStyle w:val="Slideheading"/>
       </w:pPr>
-      <w:bookmarkStart w:id="43" w:name="s274039"/>
+      <w:bookmarkStart w:id="37" w:name="s274039"/>
       <w:r>
         <w:rPr>
           <w:rStyle w:val="Slidecode"/>
@@ -5173,7 +2929,7 @@
         </w:rPr>
         <w:t xml:space="preserve"> Asexual Reproduction Through Tissue Culture</w:t>
       </w:r>
-      <w:bookmarkEnd w:id="43"/>
+      <w:bookmarkEnd w:id="37"/>
     </w:p>
     <w:p>
       <w:pPr>
@@ -5194,7 +2950,7 @@
       <w:pPr>
         <w:pStyle w:val="Slideheading"/>
       </w:pPr>
-      <w:bookmarkStart w:id="44" w:name="s274040"/>
+      <w:bookmarkStart w:id="38" w:name="s274040"/>
       <w:r>
         <w:rPr>
           <w:rStyle w:val="Slidecode"/>
@@ -5208,7 +2964,7 @@
         </w:rPr>
         <w:t xml:space="preserve"> Tissue Culture and Cell Suspension Culture</w:t>
       </w:r>
-      <w:bookmarkEnd w:id="44"/>
+      <w:bookmarkEnd w:id="38"/>
     </w:p>
     <w:p>
       <w:pPr>
@@ -5370,7 +3126,7 @@
       <w:pPr>
         <w:pStyle w:val="Slideheading"/>
       </w:pPr>
-      <w:bookmarkStart w:id="45" w:name="s274041"/>
+      <w:bookmarkStart w:id="39" w:name="s274041"/>
       <w:r>
         <w:rPr>
           <w:rStyle w:val="Slidecode"/>
@@ -5384,7 +3140,7 @@
         </w:rPr>
         <w:t xml:space="preserve"> Tissue Culture for Plant Conservation</w:t>
       </w:r>
-      <w:bookmarkEnd w:id="45"/>
+      <w:bookmarkEnd w:id="39"/>
     </w:p>
     <w:p>
       <w:pPr>
@@ -5405,14 +3161,14 @@
       <w:pPr>
         <w:pStyle w:val="Lookupheading"/>
       </w:pPr>
-      <w:bookmarkStart w:id="46" w:name="lk27LkTables"/>
+      <w:bookmarkStart w:id="40" w:name="lk27LkTables"/>
       <w:r>
         <w:rPr>
           <w:rStyle w:val="Slidecode"/>
         </w:rPr>
         <w:t>Comparison tables</w:t>
       </w:r>
-      <w:bookmarkEnd w:id="46"/>
+      <w:bookmarkEnd w:id="40"/>
     </w:p>
     <w:p>
       <w:pPr>
@@ -8271,14 +6027,14 @@
       <w:pPr>
         <w:pStyle w:val="Lookupheading"/>
       </w:pPr>
-      <w:bookmarkStart w:id="47" w:name="lk27LkSeq"/>
+      <w:bookmarkStart w:id="41" w:name="lk27LkSeq"/>
       <w:r>
         <w:rPr>
           <w:rStyle w:val="Slidecode"/>
         </w:rPr>
         <w:t>Sequences</w:t>
       </w:r>
-      <w:bookmarkEnd w:id="47"/>
+      <w:bookmarkEnd w:id="41"/>
     </w:p>
     <w:p>
       <w:pPr>
@@ -8404,14 +6160,14 @@
       <w:pPr>
         <w:pStyle w:val="Lookupheading"/>
       </w:pPr>
-      <w:bookmarkStart w:id="48" w:name="lk27LkPloidy"/>
+      <w:bookmarkStart w:id="42" w:name="lk27LkPloidy"/>
       <w:r>
         <w:rPr>
           <w:rStyle w:val="Slidecode"/>
         </w:rPr>
         <w:t>n / 2n / 3n and where meiosis happens</w:t>
       </w:r>
-      <w:bookmarkEnd w:id="48"/>
+      <w:bookmarkEnd w:id="42"/>
     </w:p>
     <w:p>
       <w:pPr>
@@ -8662,14 +6418,14 @@
       <w:pPr>
         <w:pStyle w:val="Lookupheading"/>
       </w:pPr>
-      <w:bookmarkStart w:id="49" w:name="lk27LkUses"/>
+      <w:bookmarkStart w:id="43" w:name="lk27LkUses"/>
       <w:r>
         <w:rPr>
           <w:rStyle w:val="Slidecode"/>
         </w:rPr>
         <w:t>Uses</w:t>
       </w:r>
-      <w:bookmarkEnd w:id="49"/>
+      <w:bookmarkEnd w:id="43"/>
     </w:p>
     <w:p>
       <w:pPr>
@@ -8906,7 +6662,7 @@
       <w:rPr>
         <w:sz w:val="15"/>
       </w:rPr>
-      <w:t>BIO II printed notes: Ch 27 (main)</w:t>
+      <w:t>Ch. 27: Flowering Plants: Reproduction</w:t>
       <w:tab/>
     </w:r>
     <w:r>
@@ -21226,16 +18982,6 @@
     <w:rPr>
       <w:b/>
       <w:sz w:val="27"/>
-    </w:rPr>
-  </w:style>
-  <w:style w:type="paragraph" w:customStyle="1" w:styleId="Pointer">
-    <w:name w:val="Pointer"/>
-    <w:basedOn w:val="Normal"/>
-    <w:pPr>
-      <w:spacing w:before="0" w:after="23"/>
-    </w:pPr>
-    <w:rPr>
-      <w:i/>
     </w:rPr>
   </w:style>
   <w:style w:type="paragraph" w:customStyle="1" w:styleId="Slideheading">

--- a/Printed Exam Notes/Ch 27 Printed Notes.docx
+++ b/Printed Exam Notes/Ch 27 Printed Notes.docx
@@ -6,19 +6,26 @@
       <w:pPr>
         <w:pStyle w:val="Notestitle"/>
       </w:pPr>
+      <w:bookmarkStart w:id="1" w:name="t27"/>
       <w:r>
         <w:rPr/>
         <w:t>Ch. 27: Flowering Plants: Reproduction</w:t>
       </w:r>
+      <w:bookmarkEnd w:id="1"/>
     </w:p>
     <w:p>
       <w:pPr>
         <w:sectPr>
           <w:headerReference w:type="default" r:id="rId9"/>
-          <w:footerReference w:type="default" r:id="rId10"/>
+          <w:headerReference w:type="first" r:id="rId10"/>
+          <w:footerReference w:type="default" r:id="rId11"/>
+          <w:footerReference w:type="first" r:id="rId12"/>
+          <w:type w:val="oddPage"/>
           <w:pgSz w:w="12240" w:h="15840"/>
           <w:pgMar w:top="792" w:right="576" w:bottom="720" w:left="576" w:header="432" w:footer="360" w:gutter="0"/>
+          <w:pgNumType w:start="33"/>
           <w:cols w:space="720"/>
+          <w:titlePg/>
           <w:docGrid w:linePitch="360"/>
         </w:sectPr>
       </w:pPr>
@@ -36,7 +43,7 @@
       <w:pPr>
         <w:pStyle w:val="Slideheading"/>
       </w:pPr>
-      <w:bookmarkStart w:id="1" w:name="s271003"/>
+      <w:bookmarkStart w:id="2" w:name="s271003"/>
       <w:r>
         <w:rPr>
           <w:rStyle w:val="Slidecode"/>
@@ -44,7 +51,7 @@
         </w:rPr>
         <w:t>27.1.3</w:t>
       </w:r>
-      <w:bookmarkEnd w:id="1"/>
+      <w:bookmarkEnd w:id="2"/>
     </w:p>
     <w:p>
       <w:pPr>
@@ -154,7 +161,7 @@
       <w:pPr>
         <w:pStyle w:val="Slideheading"/>
       </w:pPr>
-      <w:bookmarkStart w:id="2" w:name="s271004"/>
+      <w:bookmarkStart w:id="3" w:name="s271004"/>
       <w:r>
         <w:rPr>
           <w:rStyle w:val="Slidecode"/>
@@ -168,7 +175,7 @@
         </w:rPr>
         <w:t xml:space="preserve"> Sexual Reproduction in Flowering Plants</w:t>
       </w:r>
-      <w:bookmarkEnd w:id="2"/>
+      <w:bookmarkEnd w:id="3"/>
     </w:p>
     <w:p>
       <w:pPr>
@@ -189,7 +196,7 @@
       <w:pPr>
         <w:pStyle w:val="Slideheading"/>
       </w:pPr>
-      <w:bookmarkStart w:id="3" w:name="s271005"/>
+      <w:bookmarkStart w:id="4" w:name="s271005"/>
       <w:r>
         <w:rPr>
           <w:rStyle w:val="Slidecode"/>
@@ -197,7 +204,7 @@
         </w:rPr>
         <w:t>27.1.5</w:t>
       </w:r>
-      <w:bookmarkEnd w:id="3"/>
+      <w:bookmarkEnd w:id="4"/>
     </w:p>
     <w:p>
       <w:pPr>
@@ -336,7 +343,7 @@
       <w:pPr>
         <w:pStyle w:val="Slideheading"/>
       </w:pPr>
-      <w:bookmarkStart w:id="4" w:name="s271006"/>
+      <w:bookmarkStart w:id="5" w:name="s271006"/>
       <w:r>
         <w:rPr>
           <w:rStyle w:val="Slidecode"/>
@@ -350,7 +357,7 @@
         </w:rPr>
         <w:t xml:space="preserve"> Flowers</w:t>
       </w:r>
-      <w:bookmarkEnd w:id="4"/>
+      <w:bookmarkEnd w:id="5"/>
     </w:p>
     <w:p>
       <w:pPr>
@@ -447,7 +454,7 @@
       <w:pPr>
         <w:pStyle w:val="Slideheading"/>
       </w:pPr>
-      <w:bookmarkStart w:id="5" w:name="s271007"/>
+      <w:bookmarkStart w:id="6" w:name="s271007"/>
       <w:r>
         <w:rPr>
           <w:rStyle w:val="Slidecode"/>
@@ -461,7 +468,7 @@
         </w:rPr>
         <w:t xml:space="preserve"> Flower Structure</w:t>
       </w:r>
-      <w:bookmarkEnd w:id="5"/>
+      <w:bookmarkEnd w:id="6"/>
     </w:p>
     <w:p>
       <w:pPr>
@@ -610,7 +617,7 @@
       <w:pPr>
         <w:pStyle w:val="Slideheading"/>
       </w:pPr>
-      <w:bookmarkStart w:id="6" w:name="s271008"/>
+      <w:bookmarkStart w:id="7" w:name="s271008"/>
       <w:r>
         <w:rPr>
           <w:rStyle w:val="Slidecode"/>
@@ -624,7 +631,7 @@
         </w:rPr>
         <w:t xml:space="preserve"> Anatomy of a Flower</w:t>
       </w:r>
-      <w:bookmarkEnd w:id="6"/>
+      <w:bookmarkEnd w:id="7"/>
     </w:p>
     <w:p>
       <w:pPr>
@@ -660,7 +667,7 @@
       <w:pPr>
         <w:pStyle w:val="Slideheading"/>
       </w:pPr>
-      <w:bookmarkStart w:id="7" w:name="s271009"/>
+      <w:bookmarkStart w:id="8" w:name="s271009"/>
       <w:r>
         <w:rPr>
           <w:rStyle w:val="Slidecode"/>
@@ -674,7 +681,7 @@
         </w:rPr>
         <w:t xml:space="preserve"> Monocot Versus Eudicot Flowers</w:t>
       </w:r>
-      <w:bookmarkEnd w:id="7"/>
+      <w:bookmarkEnd w:id="8"/>
     </w:p>
     <w:p>
       <w:pPr>
@@ -737,7 +744,7 @@
       <w:pPr>
         <w:pStyle w:val="Slideheading"/>
       </w:pPr>
-      <w:bookmarkStart w:id="8" w:name="s271010"/>
+      <w:bookmarkStart w:id="9" w:name="s271010"/>
       <w:r>
         <w:rPr>
           <w:rStyle w:val="Slidecode"/>
@@ -751,7 +758,7 @@
         </w:rPr>
         <w:t xml:space="preserve"> Variations in Flower Structure</w:t>
       </w:r>
-      <w:bookmarkEnd w:id="8"/>
+      <w:bookmarkEnd w:id="9"/>
     </w:p>
     <w:p>
       <w:pPr>
@@ -887,7 +894,7 @@
       <w:pPr>
         <w:pStyle w:val="Slideheading"/>
       </w:pPr>
-      <w:bookmarkStart w:id="9" w:name="s271011"/>
+      <w:bookmarkStart w:id="10" w:name="s271011"/>
       <w:r>
         <w:rPr>
           <w:rStyle w:val="Slidecode"/>
@@ -901,7 +908,7 @@
         </w:rPr>
         <w:t xml:space="preserve"> Monoecious and Dioecious Plants</w:t>
       </w:r>
-      <w:bookmarkEnd w:id="9"/>
+      <w:bookmarkEnd w:id="10"/>
     </w:p>
     <w:p>
       <w:pPr>
@@ -937,7 +944,7 @@
       <w:pPr>
         <w:pStyle w:val="Slideheading"/>
       </w:pPr>
-      <w:bookmarkStart w:id="10" w:name="s271012"/>
+      <w:bookmarkStart w:id="11" w:name="s271012"/>
       <w:r>
         <w:rPr>
           <w:rStyle w:val="Slidecode"/>
@@ -951,7 +958,7 @@
         </w:rPr>
         <w:t xml:space="preserve"> Development of Male Gametophyte</w:t>
       </w:r>
-      <w:bookmarkEnd w:id="10"/>
+      <w:bookmarkEnd w:id="11"/>
     </w:p>
     <w:p>
       <w:pPr>
@@ -1077,7 +1084,7 @@
       <w:pPr>
         <w:pStyle w:val="Slideheading"/>
       </w:pPr>
-      <w:bookmarkStart w:id="11" w:name="s271013"/>
+      <w:bookmarkStart w:id="12" w:name="s271013"/>
       <w:r>
         <w:rPr>
           <w:rStyle w:val="Slidecode"/>
@@ -1091,7 +1098,7 @@
         </w:rPr>
         <w:t xml:space="preserve"> Life Cycle of Flowering Plants</w:t>
       </w:r>
-      <w:bookmarkEnd w:id="11"/>
+      <w:bookmarkEnd w:id="12"/>
     </w:p>
     <w:p>
       <w:pPr>
@@ -1128,7 +1135,7 @@
       <w:pPr>
         <w:pStyle w:val="Slideheading"/>
       </w:pPr>
-      <w:bookmarkStart w:id="12" w:name="s271014"/>
+      <w:bookmarkStart w:id="13" w:name="s271014"/>
       <w:r>
         <w:rPr>
           <w:rStyle w:val="Slidecode"/>
@@ -1142,7 +1149,7 @@
         </w:rPr>
         <w:t xml:space="preserve"> Development of Female Gametophyte</w:t>
       </w:r>
-      <w:bookmarkEnd w:id="12"/>
+      <w:bookmarkEnd w:id="13"/>
     </w:p>
     <w:p>
       <w:pPr>
@@ -1265,7 +1272,7 @@
       <w:pPr>
         <w:pStyle w:val="Slideheading"/>
       </w:pPr>
-      <w:bookmarkStart w:id="13" w:name="s271015"/>
+      <w:bookmarkStart w:id="14" w:name="s271015"/>
       <w:r>
         <w:rPr>
           <w:rStyle w:val="Slidecode"/>
@@ -1279,7 +1286,7 @@
         </w:rPr>
         <w:t xml:space="preserve"> Types of Pollination</w:t>
       </w:r>
-      <w:bookmarkEnd w:id="13"/>
+      <w:bookmarkEnd w:id="14"/>
     </w:p>
     <w:p>
       <w:pPr>
@@ -1324,7 +1331,7 @@
       <w:pPr>
         <w:pStyle w:val="Slideheading"/>
       </w:pPr>
-      <w:bookmarkStart w:id="14" w:name="s271016"/>
+      <w:bookmarkStart w:id="15" w:name="s271016"/>
       <w:r>
         <w:rPr>
           <w:rStyle w:val="Slidecode"/>
@@ -1338,7 +1345,7 @@
         </w:rPr>
         <w:t xml:space="preserve"> Pollination</w:t>
       </w:r>
-      <w:bookmarkEnd w:id="14"/>
+      <w:bookmarkEnd w:id="15"/>
     </w:p>
     <w:p>
       <w:pPr>
@@ -1374,7 +1381,7 @@
       <w:pPr>
         <w:pStyle w:val="Slideheading"/>
       </w:pPr>
-      <w:bookmarkStart w:id="15" w:name="s271017"/>
+      <w:bookmarkStart w:id="16" w:name="s271017"/>
       <w:r>
         <w:rPr>
           <w:rStyle w:val="Slidecode"/>
@@ -1388,7 +1395,7 @@
         </w:rPr>
         <w:t xml:space="preserve"> Fertilization</w:t>
       </w:r>
-      <w:bookmarkEnd w:id="15"/>
+      <w:bookmarkEnd w:id="16"/>
     </w:p>
     <w:p>
       <w:pPr>
@@ -1472,7 +1479,7 @@
       <w:pPr>
         <w:pStyle w:val="Slideheading"/>
       </w:pPr>
-      <w:bookmarkStart w:id="16" w:name="s271018"/>
+      <w:bookmarkStart w:id="17" w:name="s271018"/>
       <w:r>
         <w:rPr>
           <w:rStyle w:val="Slidecode"/>
@@ -1486,7 +1493,7 @@
         </w:rPr>
         <w:t xml:space="preserve"> Insect Pollinators</w:t>
       </w:r>
-      <w:bookmarkEnd w:id="16"/>
+      <w:bookmarkEnd w:id="17"/>
     </w:p>
     <w:p>
       <w:pPr>
@@ -1522,7 +1529,7 @@
       <w:pPr>
         <w:pStyle w:val="Slideheading"/>
       </w:pPr>
-      <w:bookmarkStart w:id="17" w:name="s271019"/>
+      <w:bookmarkStart w:id="18" w:name="s271019"/>
       <w:r>
         <w:rPr>
           <w:rStyle w:val="Slidecode"/>
@@ -1536,7 +1543,7 @@
         </w:rPr>
         <w:t xml:space="preserve"> Bird and Bat Pollinators</w:t>
       </w:r>
-      <w:bookmarkEnd w:id="17"/>
+      <w:bookmarkEnd w:id="18"/>
     </w:p>
     <w:p>
       <w:pPr>
@@ -1566,7 +1573,7 @@
       <w:pPr>
         <w:pStyle w:val="Slideheading"/>
       </w:pPr>
-      <w:bookmarkStart w:id="18" w:name="s272020"/>
+      <w:bookmarkStart w:id="19" w:name="s272020"/>
       <w:r>
         <w:rPr>
           <w:rStyle w:val="Slidecode"/>
@@ -1574,7 +1581,7 @@
         </w:rPr>
         <w:t>27.2.20</w:t>
       </w:r>
-      <w:bookmarkEnd w:id="18"/>
+      <w:bookmarkEnd w:id="19"/>
     </w:p>
     <w:p>
       <w:pPr>
@@ -1684,7 +1691,7 @@
       <w:pPr>
         <w:pStyle w:val="Slideheading"/>
       </w:pPr>
-      <w:bookmarkStart w:id="19" w:name="s272021"/>
+      <w:bookmarkStart w:id="20" w:name="s272021"/>
       <w:r>
         <w:rPr>
           <w:rStyle w:val="Slidecode"/>
@@ -1698,7 +1705,7 @@
         </w:rPr>
         <w:t xml:space="preserve"> The Heart Stage and Torpedo Stage Embryos</w:t>
       </w:r>
-      <w:bookmarkEnd w:id="19"/>
+      <w:bookmarkEnd w:id="20"/>
     </w:p>
     <w:p>
       <w:pPr>
@@ -1756,7 +1763,7 @@
       <w:pPr>
         <w:pStyle w:val="Slideheading"/>
       </w:pPr>
-      <w:bookmarkStart w:id="20" w:name="s272022"/>
+      <w:bookmarkStart w:id="21" w:name="s272022"/>
       <w:r>
         <w:rPr>
           <w:rStyle w:val="Slidecode"/>
@@ -1770,7 +1777,7 @@
         </w:rPr>
         <w:t xml:space="preserve"> The Mature Embryo</w:t>
       </w:r>
-      <w:bookmarkEnd w:id="20"/>
+      <w:bookmarkEnd w:id="21"/>
     </w:p>
     <w:p>
       <w:pPr>
@@ -1815,7 +1822,7 @@
       <w:pPr>
         <w:pStyle w:val="Slideheading"/>
       </w:pPr>
-      <w:bookmarkStart w:id="21" w:name="s272023"/>
+      <w:bookmarkStart w:id="22" w:name="s272023"/>
       <w:r>
         <w:rPr>
           <w:rStyle w:val="Slidecode"/>
@@ -1829,7 +1836,7 @@
         </w:rPr>
         <w:t xml:space="preserve"> Development of a Eudicot Embryo 1</w:t>
       </w:r>
-      <w:bookmarkEnd w:id="21"/>
+      <w:bookmarkEnd w:id="22"/>
     </w:p>
     <w:p>
       <w:pPr>
@@ -1850,7 +1857,7 @@
       <w:pPr>
         <w:pStyle w:val="Slideheading"/>
       </w:pPr>
-      <w:bookmarkStart w:id="22" w:name="s272024"/>
+      <w:bookmarkStart w:id="23" w:name="s272024"/>
       <w:r>
         <w:rPr>
           <w:rStyle w:val="Slidecode"/>
@@ -1864,7 +1871,7 @@
         </w:rPr>
         <w:t xml:space="preserve"> Development of a Eudicot Embryo 2</w:t>
       </w:r>
-      <w:bookmarkEnd w:id="22"/>
+      <w:bookmarkEnd w:id="23"/>
     </w:p>
     <w:p>
       <w:pPr>
@@ -1901,7 +1908,7 @@
       <w:pPr>
         <w:pStyle w:val="Slideheading"/>
       </w:pPr>
-      <w:bookmarkStart w:id="23" w:name="s272025"/>
+      <w:bookmarkStart w:id="24" w:name="s272025"/>
       <w:r>
         <w:rPr>
           <w:rStyle w:val="Slidecode"/>
@@ -1915,7 +1922,7 @@
         </w:rPr>
         <w:t xml:space="preserve"> Monocot Versus Eudicot Seeds</w:t>
       </w:r>
-      <w:bookmarkEnd w:id="23"/>
+      <w:bookmarkEnd w:id="24"/>
     </w:p>
     <w:p>
       <w:pPr>
@@ -1973,7 +1980,7 @@
       <w:pPr>
         <w:pStyle w:val="Slideheading"/>
       </w:pPr>
-      <w:bookmarkStart w:id="24" w:name="s272026"/>
+      <w:bookmarkStart w:id="25" w:name="s272026"/>
       <w:r>
         <w:rPr>
           <w:rStyle w:val="Slidecode"/>
@@ -1987,7 +1994,7 @@
         </w:rPr>
         <w:t xml:space="preserve"> Monocot Versus Eudicot</w:t>
       </w:r>
-      <w:bookmarkEnd w:id="24"/>
+      <w:bookmarkEnd w:id="25"/>
     </w:p>
     <w:p>
       <w:pPr>
@@ -2033,7 +2040,7 @@
       <w:pPr>
         <w:pStyle w:val="Slideheading"/>
       </w:pPr>
-      <w:bookmarkStart w:id="25" w:name="s273027"/>
+      <w:bookmarkStart w:id="26" w:name="s273027"/>
       <w:r>
         <w:rPr>
           <w:rStyle w:val="Slidecode"/>
@@ -2041,7 +2048,7 @@
         </w:rPr>
         <w:t>27.3.27</w:t>
       </w:r>
-      <w:bookmarkEnd w:id="25"/>
+      <w:bookmarkEnd w:id="26"/>
     </w:p>
     <w:p>
       <w:pPr>
@@ -2177,7 +2184,7 @@
       <w:pPr>
         <w:pStyle w:val="Slideheading"/>
       </w:pPr>
-      <w:bookmarkStart w:id="26" w:name="s273028"/>
+      <w:bookmarkStart w:id="27" w:name="s273028"/>
       <w:r>
         <w:rPr>
           <w:rStyle w:val="Slidecode"/>
@@ -2191,7 +2198,7 @@
         </w:rPr>
         <w:t xml:space="preserve"> Fruit Development</w:t>
       </w:r>
-      <w:bookmarkEnd w:id="26"/>
+      <w:bookmarkEnd w:id="27"/>
     </w:p>
     <w:p>
       <w:pPr>
@@ -2249,7 +2256,7 @@
       <w:pPr>
         <w:pStyle w:val="Slideheading"/>
       </w:pPr>
-      <w:bookmarkStart w:id="27" w:name="s273029"/>
+      <w:bookmarkStart w:id="28" w:name="s273029"/>
       <w:r>
         <w:rPr>
           <w:rStyle w:val="Slidecode"/>
@@ -2263,7 +2270,7 @@
         </w:rPr>
         <w:t xml:space="preserve"> Fruit Types</w:t>
       </w:r>
-      <w:bookmarkEnd w:id="27"/>
+      <w:bookmarkEnd w:id="28"/>
     </w:p>
     <w:p>
       <w:pPr>
@@ -2334,7 +2341,7 @@
       <w:pPr>
         <w:pStyle w:val="Slideheading"/>
       </w:pPr>
-      <w:bookmarkStart w:id="28" w:name="s273030"/>
+      <w:bookmarkStart w:id="29" w:name="s273030"/>
       <w:r>
         <w:rPr>
           <w:rStyle w:val="Slidecode"/>
@@ -2348,7 +2355,7 @@
         </w:rPr>
         <w:t xml:space="preserve"> Fruits</w:t>
       </w:r>
-      <w:bookmarkEnd w:id="28"/>
+      <w:bookmarkEnd w:id="29"/>
     </w:p>
     <w:p>
       <w:pPr>
@@ -2369,7 +2376,7 @@
       <w:pPr>
         <w:pStyle w:val="Slideheading"/>
       </w:pPr>
-      <w:bookmarkStart w:id="29" w:name="s273031"/>
+      <w:bookmarkStart w:id="30" w:name="s273031"/>
       <w:r>
         <w:rPr>
           <w:rStyle w:val="Slidecode"/>
@@ -2383,7 +2390,7 @@
         </w:rPr>
         <w:t xml:space="preserve"> Dispersal of Fruits</w:t>
       </w:r>
-      <w:bookmarkEnd w:id="29"/>
+      <w:bookmarkEnd w:id="30"/>
     </w:p>
     <w:p>
       <w:pPr>
@@ -2467,7 +2474,7 @@
       <w:pPr>
         <w:pStyle w:val="Slideheading"/>
       </w:pPr>
-      <w:bookmarkStart w:id="30" w:name="s273032"/>
+      <w:bookmarkStart w:id="31" w:name="s273032"/>
       <w:r>
         <w:rPr>
           <w:rStyle w:val="Slidecode"/>
@@ -2481,7 +2488,7 @@
         </w:rPr>
         <w:t xml:space="preserve"> Methods of Fruit and Seed Dispersal</w:t>
       </w:r>
-      <w:bookmarkEnd w:id="30"/>
+      <w:bookmarkEnd w:id="31"/>
     </w:p>
     <w:p>
       <w:pPr>
@@ -2502,7 +2509,7 @@
       <w:pPr>
         <w:pStyle w:val="Slideheading"/>
       </w:pPr>
-      <w:bookmarkStart w:id="31" w:name="s273033"/>
+      <w:bookmarkStart w:id="32" w:name="s273033"/>
       <w:r>
         <w:rPr>
           <w:rStyle w:val="Slidecode"/>
@@ -2516,7 +2523,7 @@
         </w:rPr>
         <w:t xml:space="preserve"> Seed Germination</w:t>
       </w:r>
-      <w:bookmarkEnd w:id="31"/>
+      <w:bookmarkEnd w:id="32"/>
     </w:p>
     <w:p>
       <w:pPr>
@@ -2600,7 +2607,7 @@
       <w:pPr>
         <w:pStyle w:val="Slideheading"/>
       </w:pPr>
-      <w:bookmarkStart w:id="32" w:name="s273034"/>
+      <w:bookmarkStart w:id="33" w:name="s273034"/>
       <w:r>
         <w:rPr>
           <w:rStyle w:val="Slidecode"/>
@@ -2614,7 +2621,7 @@
         </w:rPr>
         <w:t xml:space="preserve"> Germination Requirements</w:t>
       </w:r>
-      <w:bookmarkEnd w:id="32"/>
+      <w:bookmarkEnd w:id="33"/>
     </w:p>
     <w:p>
       <w:pPr>
@@ -2659,7 +2666,7 @@
       <w:pPr>
         <w:pStyle w:val="Slideheading"/>
       </w:pPr>
-      <w:bookmarkStart w:id="33" w:name="s273035"/>
+      <w:bookmarkStart w:id="34" w:name="s273035"/>
       <w:r>
         <w:rPr>
           <w:rStyle w:val="Slidecode"/>
@@ -2673,7 +2680,7 @@
         </w:rPr>
         <w:t xml:space="preserve"> Eudicot and Monocot Seed Germination</w:t>
       </w:r>
-      <w:bookmarkEnd w:id="33"/>
+      <w:bookmarkEnd w:id="34"/>
     </w:p>
     <w:p>
       <w:pPr>
@@ -2729,7 +2736,7 @@
       <w:pPr>
         <w:pStyle w:val="Slideheading"/>
       </w:pPr>
-      <w:bookmarkStart w:id="34" w:name="s274036"/>
+      <w:bookmarkStart w:id="35" w:name="s274036"/>
       <w:r>
         <w:rPr>
           <w:rStyle w:val="Slidecode"/>
@@ -2737,7 +2744,7 @@
         </w:rPr>
         <w:t>27.4.36</w:t>
       </w:r>
-      <w:bookmarkEnd w:id="34"/>
+      <w:bookmarkEnd w:id="35"/>
     </w:p>
     <w:p>
       <w:pPr>
@@ -2821,7 +2828,7 @@
       <w:pPr>
         <w:pStyle w:val="Slideheading"/>
       </w:pPr>
-      <w:bookmarkStart w:id="35" w:name="s274037"/>
+      <w:bookmarkStart w:id="36" w:name="s274037"/>
       <w:r>
         <w:rPr>
           <w:rStyle w:val="Slidecode"/>
@@ -2835,7 +2842,7 @@
         </w:rPr>
         <w:t xml:space="preserve"> Asexual Reproduction in Plants</w:t>
       </w:r>
-      <w:bookmarkEnd w:id="35"/>
+      <w:bookmarkEnd w:id="36"/>
     </w:p>
     <w:p>
       <w:pPr>
@@ -2856,7 +2863,7 @@
       <w:pPr>
         <w:pStyle w:val="Slideheading"/>
       </w:pPr>
-      <w:bookmarkStart w:id="36" w:name="s274038"/>
+      <w:bookmarkStart w:id="37" w:name="s274038"/>
       <w:r>
         <w:rPr>
           <w:rStyle w:val="Slidecode"/>
@@ -2870,7 +2877,7 @@
         </w:rPr>
         <w:t xml:space="preserve"> Tissue Culture of Plants</w:t>
       </w:r>
-      <w:bookmarkEnd w:id="36"/>
+      <w:bookmarkEnd w:id="37"/>
     </w:p>
     <w:p>
       <w:pPr>
@@ -2915,7 +2922,7 @@
       <w:pPr>
         <w:pStyle w:val="Slideheading"/>
       </w:pPr>
-      <w:bookmarkStart w:id="37" w:name="s274039"/>
+      <w:bookmarkStart w:id="38" w:name="s274039"/>
       <w:r>
         <w:rPr>
           <w:rStyle w:val="Slidecode"/>
@@ -2929,7 +2936,7 @@
         </w:rPr>
         <w:t xml:space="preserve"> Asexual Reproduction Through Tissue Culture</w:t>
       </w:r>
-      <w:bookmarkEnd w:id="37"/>
+      <w:bookmarkEnd w:id="38"/>
     </w:p>
     <w:p>
       <w:pPr>
@@ -2950,7 +2957,7 @@
       <w:pPr>
         <w:pStyle w:val="Slideheading"/>
       </w:pPr>
-      <w:bookmarkStart w:id="38" w:name="s274040"/>
+      <w:bookmarkStart w:id="39" w:name="s274040"/>
       <w:r>
         <w:rPr>
           <w:rStyle w:val="Slidecode"/>
@@ -2964,7 +2971,7 @@
         </w:rPr>
         <w:t xml:space="preserve"> Tissue Culture and Cell Suspension Culture</w:t>
       </w:r>
-      <w:bookmarkEnd w:id="38"/>
+      <w:bookmarkEnd w:id="39"/>
     </w:p>
     <w:p>
       <w:pPr>
@@ -3126,7 +3133,7 @@
       <w:pPr>
         <w:pStyle w:val="Slideheading"/>
       </w:pPr>
-      <w:bookmarkStart w:id="39" w:name="s274041"/>
+      <w:bookmarkStart w:id="40" w:name="s274041"/>
       <w:r>
         <w:rPr>
           <w:rStyle w:val="Slidecode"/>
@@ -3140,7 +3147,7 @@
         </w:rPr>
         <w:t xml:space="preserve"> Tissue Culture for Plant Conservation</w:t>
       </w:r>
-      <w:bookmarkEnd w:id="39"/>
+      <w:bookmarkEnd w:id="40"/>
     </w:p>
     <w:p>
       <w:pPr>
@@ -3161,14 +3168,14 @@
       <w:pPr>
         <w:pStyle w:val="Lookupheading"/>
       </w:pPr>
-      <w:bookmarkStart w:id="40" w:name="lk27LkTables"/>
+      <w:bookmarkStart w:id="41" w:name="lk27LkTables"/>
       <w:r>
         <w:rPr>
           <w:rStyle w:val="Slidecode"/>
         </w:rPr>
         <w:t>Comparison tables</w:t>
       </w:r>
-      <w:bookmarkEnd w:id="40"/>
+      <w:bookmarkEnd w:id="41"/>
     </w:p>
     <w:p>
       <w:pPr>
@@ -3205,9 +3212,9 @@
         <w:tblLook w:firstColumn="1" w:firstRow="1" w:lastColumn="0" w:lastRow="0" w:noHBand="0" w:noVBand="1" w:val="04A0"/>
       </w:tblPr>
       <w:tblGrid>
-        <w:gridCol w:w="1268"/>
-        <w:gridCol w:w="1941"/>
-        <w:gridCol w:w="2191"/>
+        <w:gridCol w:w="1399"/>
+        <w:gridCol w:w="1840"/>
+        <w:gridCol w:w="2162"/>
       </w:tblGrid>
       <w:tr>
         <w:trPr>
@@ -3216,7 +3223,7 @@
         </w:trPr>
         <w:tc>
           <w:tcPr>
-            <w:tcW w:type="dxa" w:w="1268"/>
+            <w:tcW w:type="dxa" w:w="1399"/>
           </w:tcPr>
           <w:p>
             <w:pPr>
@@ -3231,7 +3238,7 @@
         </w:tc>
         <w:tc>
           <w:tcPr>
-            <w:tcW w:type="dxa" w:w="1941"/>
+            <w:tcW w:type="dxa" w:w="1840"/>
           </w:tcPr>
           <w:p>
             <w:pPr>
@@ -3247,7 +3254,7 @@
         </w:tc>
         <w:tc>
           <w:tcPr>
-            <w:tcW w:type="dxa" w:w="2191"/>
+            <w:tcW w:type="dxa" w:w="2162"/>
           </w:tcPr>
           <w:p>
             <w:pPr>
@@ -3268,7 +3275,7 @@
         </w:trPr>
         <w:tc>
           <w:tcPr>
-            <w:tcW w:type="dxa" w:w="1268"/>
+            <w:tcW w:type="dxa" w:w="1399"/>
           </w:tcPr>
           <w:p>
             <w:pPr>
@@ -3282,7 +3289,7 @@
         </w:tc>
         <w:tc>
           <w:tcPr>
-            <w:tcW w:type="dxa" w:w="1941"/>
+            <w:tcW w:type="dxa" w:w="1840"/>
           </w:tcPr>
           <w:p>
             <w:pPr>
@@ -3296,7 +3303,7 @@
         </w:tc>
         <w:tc>
           <w:tcPr>
-            <w:tcW w:type="dxa" w:w="2191"/>
+            <w:tcW w:type="dxa" w:w="2162"/>
           </w:tcPr>
           <w:p>
             <w:pPr>
@@ -3315,7 +3322,7 @@
         </w:trPr>
         <w:tc>
           <w:tcPr>
-            <w:tcW w:type="dxa" w:w="1268"/>
+            <w:tcW w:type="dxa" w:w="1399"/>
           </w:tcPr>
           <w:p>
             <w:pPr>
@@ -3329,7 +3336,7 @@
         </w:tc>
         <w:tc>
           <w:tcPr>
-            <w:tcW w:type="dxa" w:w="1941"/>
+            <w:tcW w:type="dxa" w:w="1840"/>
           </w:tcPr>
           <w:p>
             <w:pPr>
@@ -3343,7 +3350,7 @@
         </w:tc>
         <w:tc>
           <w:tcPr>
-            <w:tcW w:type="dxa" w:w="2191"/>
+            <w:tcW w:type="dxa" w:w="2162"/>
           </w:tcPr>
           <w:p>
             <w:pPr>
@@ -3362,7 +3369,7 @@
         </w:trPr>
         <w:tc>
           <w:tcPr>
-            <w:tcW w:type="dxa" w:w="1268"/>
+            <w:tcW w:type="dxa" w:w="1399"/>
           </w:tcPr>
           <w:p>
             <w:pPr>
@@ -3376,7 +3383,7 @@
         </w:tc>
         <w:tc>
           <w:tcPr>
-            <w:tcW w:type="dxa" w:w="1941"/>
+            <w:tcW w:type="dxa" w:w="1840"/>
           </w:tcPr>
           <w:p>
             <w:pPr>
@@ -3390,7 +3397,7 @@
         </w:tc>
         <w:tc>
           <w:tcPr>
-            <w:tcW w:type="dxa" w:w="2191"/>
+            <w:tcW w:type="dxa" w:w="2162"/>
           </w:tcPr>
           <w:p>
             <w:pPr>
@@ -3409,7 +3416,7 @@
         </w:trPr>
         <w:tc>
           <w:tcPr>
-            <w:tcW w:type="dxa" w:w="1268"/>
+            <w:tcW w:type="dxa" w:w="1399"/>
           </w:tcPr>
           <w:p>
             <w:pPr>
@@ -3423,7 +3430,7 @@
         </w:tc>
         <w:tc>
           <w:tcPr>
-            <w:tcW w:type="dxa" w:w="1941"/>
+            <w:tcW w:type="dxa" w:w="1840"/>
           </w:tcPr>
           <w:p>
             <w:pPr>
@@ -3437,7 +3444,7 @@
         </w:tc>
         <w:tc>
           <w:tcPr>
-            <w:tcW w:type="dxa" w:w="2191"/>
+            <w:tcW w:type="dxa" w:w="2162"/>
           </w:tcPr>
           <w:p>
             <w:pPr>
@@ -3456,7 +3463,7 @@
         </w:trPr>
         <w:tc>
           <w:tcPr>
-            <w:tcW w:type="dxa" w:w="1268"/>
+            <w:tcW w:type="dxa" w:w="1399"/>
           </w:tcPr>
           <w:p>
             <w:pPr>
@@ -3470,7 +3477,7 @@
         </w:tc>
         <w:tc>
           <w:tcPr>
-            <w:tcW w:type="dxa" w:w="1941"/>
+            <w:tcW w:type="dxa" w:w="1840"/>
           </w:tcPr>
           <w:p>
             <w:pPr>
@@ -3484,7 +3491,7 @@
         </w:tc>
         <w:tc>
           <w:tcPr>
-            <w:tcW w:type="dxa" w:w="2191"/>
+            <w:tcW w:type="dxa" w:w="2162"/>
           </w:tcPr>
           <w:p>
             <w:pPr>
@@ -3538,8 +3545,8 @@
         <w:tblLook w:firstColumn="1" w:firstRow="1" w:lastColumn="0" w:lastRow="0" w:noHBand="0" w:noVBand="1" w:val="04A0"/>
       </w:tblPr>
       <w:tblGrid>
-        <w:gridCol w:w="1791"/>
-        <w:gridCol w:w="3609"/>
+        <w:gridCol w:w="1731"/>
+        <w:gridCol w:w="3669"/>
       </w:tblGrid>
       <w:tr>
         <w:trPr>
@@ -3548,7 +3555,7 @@
         </w:trPr>
         <w:tc>
           <w:tcPr>
-            <w:tcW w:type="dxa" w:w="1791"/>
+            <w:tcW w:type="dxa" w:w="1731"/>
           </w:tcPr>
           <w:p>
             <w:pPr>
@@ -3564,7 +3571,7 @@
         </w:tc>
         <w:tc>
           <w:tcPr>
-            <w:tcW w:type="dxa" w:w="3609"/>
+            <w:tcW w:type="dxa" w:w="3669"/>
           </w:tcPr>
           <w:p>
             <w:pPr>
@@ -3585,7 +3592,7 @@
         </w:trPr>
         <w:tc>
           <w:tcPr>
-            <w:tcW w:type="dxa" w:w="1791"/>
+            <w:tcW w:type="dxa" w:w="1731"/>
           </w:tcPr>
           <w:p>
             <w:pPr>
@@ -3599,7 +3606,7 @@
         </w:tc>
         <w:tc>
           <w:tcPr>
-            <w:tcW w:type="dxa" w:w="3609"/>
+            <w:tcW w:type="dxa" w:w="3669"/>
           </w:tcPr>
           <w:p>
             <w:pPr>
@@ -3618,7 +3625,7 @@
         </w:trPr>
         <w:tc>
           <w:tcPr>
-            <w:tcW w:type="dxa" w:w="1791"/>
+            <w:tcW w:type="dxa" w:w="1731"/>
           </w:tcPr>
           <w:p>
             <w:pPr>
@@ -3632,7 +3639,7 @@
         </w:tc>
         <w:tc>
           <w:tcPr>
-            <w:tcW w:type="dxa" w:w="3609"/>
+            <w:tcW w:type="dxa" w:w="3669"/>
           </w:tcPr>
           <w:p>
             <w:pPr>
@@ -3651,7 +3658,7 @@
         </w:trPr>
         <w:tc>
           <w:tcPr>
-            <w:tcW w:type="dxa" w:w="1791"/>
+            <w:tcW w:type="dxa" w:w="1731"/>
           </w:tcPr>
           <w:p>
             <w:pPr>
@@ -3665,7 +3672,7 @@
         </w:tc>
         <w:tc>
           <w:tcPr>
-            <w:tcW w:type="dxa" w:w="3609"/>
+            <w:tcW w:type="dxa" w:w="3669"/>
           </w:tcPr>
           <w:p>
             <w:pPr>
@@ -3684,7 +3691,7 @@
         </w:trPr>
         <w:tc>
           <w:tcPr>
-            <w:tcW w:type="dxa" w:w="1791"/>
+            <w:tcW w:type="dxa" w:w="1731"/>
           </w:tcPr>
           <w:p>
             <w:pPr>
@@ -3698,7 +3705,7 @@
         </w:tc>
         <w:tc>
           <w:tcPr>
-            <w:tcW w:type="dxa" w:w="3609"/>
+            <w:tcW w:type="dxa" w:w="3669"/>
           </w:tcPr>
           <w:p>
             <w:pPr>
@@ -3717,7 +3724,7 @@
         </w:trPr>
         <w:tc>
           <w:tcPr>
-            <w:tcW w:type="dxa" w:w="1791"/>
+            <w:tcW w:type="dxa" w:w="1731"/>
           </w:tcPr>
           <w:p>
             <w:pPr>
@@ -3731,7 +3738,7 @@
         </w:tc>
         <w:tc>
           <w:tcPr>
-            <w:tcW w:type="dxa" w:w="3609"/>
+            <w:tcW w:type="dxa" w:w="3669"/>
           </w:tcPr>
           <w:p>
             <w:pPr>
@@ -3750,7 +3757,7 @@
         </w:trPr>
         <w:tc>
           <w:tcPr>
-            <w:tcW w:type="dxa" w:w="1791"/>
+            <w:tcW w:type="dxa" w:w="1731"/>
           </w:tcPr>
           <w:p>
             <w:pPr>
@@ -3764,7 +3771,7 @@
         </w:tc>
         <w:tc>
           <w:tcPr>
-            <w:tcW w:type="dxa" w:w="3609"/>
+            <w:tcW w:type="dxa" w:w="3669"/>
           </w:tcPr>
           <w:p>
             <w:pPr>
@@ -3783,7 +3790,7 @@
         </w:trPr>
         <w:tc>
           <w:tcPr>
-            <w:tcW w:type="dxa" w:w="1791"/>
+            <w:tcW w:type="dxa" w:w="1731"/>
           </w:tcPr>
           <w:p>
             <w:pPr>
@@ -3797,7 +3804,7 @@
         </w:tc>
         <w:tc>
           <w:tcPr>
-            <w:tcW w:type="dxa" w:w="3609"/>
+            <w:tcW w:type="dxa" w:w="3669"/>
           </w:tcPr>
           <w:p>
             <w:pPr>
@@ -3816,7 +3823,7 @@
         </w:trPr>
         <w:tc>
           <w:tcPr>
-            <w:tcW w:type="dxa" w:w="1791"/>
+            <w:tcW w:type="dxa" w:w="1731"/>
           </w:tcPr>
           <w:p>
             <w:pPr>
@@ -3830,7 +3837,7 @@
         </w:tc>
         <w:tc>
           <w:tcPr>
-            <w:tcW w:type="dxa" w:w="3609"/>
+            <w:tcW w:type="dxa" w:w="3669"/>
           </w:tcPr>
           <w:p>
             <w:pPr>
@@ -3884,8 +3891,8 @@
         <w:tblLook w:firstColumn="1" w:firstRow="1" w:lastColumn="0" w:lastRow="0" w:noHBand="0" w:noVBand="1" w:val="04A0"/>
       </w:tblPr>
       <w:tblGrid>
-        <w:gridCol w:w="1699"/>
-        <w:gridCol w:w="3701"/>
+        <w:gridCol w:w="1625"/>
+        <w:gridCol w:w="3775"/>
       </w:tblGrid>
       <w:tr>
         <w:trPr>
@@ -3894,7 +3901,7 @@
         </w:trPr>
         <w:tc>
           <w:tcPr>
-            <w:tcW w:type="dxa" w:w="1699"/>
+            <w:tcW w:type="dxa" w:w="1625"/>
           </w:tcPr>
           <w:p>
             <w:pPr>
@@ -3910,7 +3917,7 @@
         </w:tc>
         <w:tc>
           <w:tcPr>
-            <w:tcW w:type="dxa" w:w="3701"/>
+            <w:tcW w:type="dxa" w:w="3775"/>
           </w:tcPr>
           <w:p>
             <w:pPr>
@@ -3931,7 +3938,7 @@
         </w:trPr>
         <w:tc>
           <w:tcPr>
-            <w:tcW w:type="dxa" w:w="1699"/>
+            <w:tcW w:type="dxa" w:w="1625"/>
           </w:tcPr>
           <w:p>
             <w:pPr>
@@ -3945,7 +3952,7 @@
         </w:tc>
         <w:tc>
           <w:tcPr>
-            <w:tcW w:type="dxa" w:w="3701"/>
+            <w:tcW w:type="dxa" w:w="3775"/>
           </w:tcPr>
           <w:p>
             <w:pPr>
@@ -3964,7 +3971,7 @@
         </w:trPr>
         <w:tc>
           <w:tcPr>
-            <w:tcW w:type="dxa" w:w="1699"/>
+            <w:tcW w:type="dxa" w:w="1625"/>
           </w:tcPr>
           <w:p>
             <w:pPr>
@@ -3978,7 +3985,7 @@
         </w:tc>
         <w:tc>
           <w:tcPr>
-            <w:tcW w:type="dxa" w:w="3701"/>
+            <w:tcW w:type="dxa" w:w="3775"/>
           </w:tcPr>
           <w:p>
             <w:pPr>
@@ -3997,7 +4004,7 @@
         </w:trPr>
         <w:tc>
           <w:tcPr>
-            <w:tcW w:type="dxa" w:w="1699"/>
+            <w:tcW w:type="dxa" w:w="1625"/>
           </w:tcPr>
           <w:p>
             <w:pPr>
@@ -4011,7 +4018,7 @@
         </w:tc>
         <w:tc>
           <w:tcPr>
-            <w:tcW w:type="dxa" w:w="3701"/>
+            <w:tcW w:type="dxa" w:w="3775"/>
           </w:tcPr>
           <w:p>
             <w:pPr>
@@ -4030,7 +4037,7 @@
         </w:trPr>
         <w:tc>
           <w:tcPr>
-            <w:tcW w:type="dxa" w:w="1699"/>
+            <w:tcW w:type="dxa" w:w="1625"/>
           </w:tcPr>
           <w:p>
             <w:pPr>
@@ -4044,7 +4051,7 @@
         </w:tc>
         <w:tc>
           <w:tcPr>
-            <w:tcW w:type="dxa" w:w="3701"/>
+            <w:tcW w:type="dxa" w:w="3775"/>
           </w:tcPr>
           <w:p>
             <w:pPr>
@@ -4063,7 +4070,7 @@
         </w:trPr>
         <w:tc>
           <w:tcPr>
-            <w:tcW w:type="dxa" w:w="1699"/>
+            <w:tcW w:type="dxa" w:w="1625"/>
           </w:tcPr>
           <w:p>
             <w:pPr>
@@ -4077,7 +4084,7 @@
         </w:tc>
         <w:tc>
           <w:tcPr>
-            <w:tcW w:type="dxa" w:w="3701"/>
+            <w:tcW w:type="dxa" w:w="3775"/>
           </w:tcPr>
           <w:p>
             <w:pPr>
@@ -4096,7 +4103,7 @@
         </w:trPr>
         <w:tc>
           <w:tcPr>
-            <w:tcW w:type="dxa" w:w="1699"/>
+            <w:tcW w:type="dxa" w:w="1625"/>
           </w:tcPr>
           <w:p>
             <w:pPr>
@@ -4110,7 +4117,7 @@
         </w:tc>
         <w:tc>
           <w:tcPr>
-            <w:tcW w:type="dxa" w:w="3701"/>
+            <w:tcW w:type="dxa" w:w="3775"/>
           </w:tcPr>
           <w:p>
             <w:pPr>
@@ -4129,7 +4136,7 @@
         </w:trPr>
         <w:tc>
           <w:tcPr>
-            <w:tcW w:type="dxa" w:w="1699"/>
+            <w:tcW w:type="dxa" w:w="1625"/>
           </w:tcPr>
           <w:p>
             <w:pPr>
@@ -4143,7 +4150,7 @@
         </w:tc>
         <w:tc>
           <w:tcPr>
-            <w:tcW w:type="dxa" w:w="3701"/>
+            <w:tcW w:type="dxa" w:w="3775"/>
           </w:tcPr>
           <w:p>
             <w:pPr>
@@ -4162,7 +4169,7 @@
         </w:trPr>
         <w:tc>
           <w:tcPr>
-            <w:tcW w:type="dxa" w:w="1699"/>
+            <w:tcW w:type="dxa" w:w="1625"/>
           </w:tcPr>
           <w:p>
             <w:pPr>
@@ -4176,7 +4183,7 @@
         </w:tc>
         <w:tc>
           <w:tcPr>
-            <w:tcW w:type="dxa" w:w="3701"/>
+            <w:tcW w:type="dxa" w:w="3775"/>
           </w:tcPr>
           <w:p>
             <w:pPr>
@@ -4195,7 +4202,7 @@
         </w:trPr>
         <w:tc>
           <w:tcPr>
-            <w:tcW w:type="dxa" w:w="1699"/>
+            <w:tcW w:type="dxa" w:w="1625"/>
           </w:tcPr>
           <w:p>
             <w:pPr>
@@ -4209,7 +4216,7 @@
         </w:tc>
         <w:tc>
           <w:tcPr>
-            <w:tcW w:type="dxa" w:w="3701"/>
+            <w:tcW w:type="dxa" w:w="3775"/>
           </w:tcPr>
           <w:p>
             <w:pPr>
@@ -4228,7 +4235,7 @@
         </w:trPr>
         <w:tc>
           <w:tcPr>
-            <w:tcW w:type="dxa" w:w="1699"/>
+            <w:tcW w:type="dxa" w:w="1625"/>
           </w:tcPr>
           <w:p>
             <w:pPr>
@@ -4242,7 +4249,7 @@
         </w:tc>
         <w:tc>
           <w:tcPr>
-            <w:tcW w:type="dxa" w:w="3701"/>
+            <w:tcW w:type="dxa" w:w="3775"/>
           </w:tcPr>
           <w:p>
             <w:pPr>
@@ -4261,7 +4268,7 @@
         </w:trPr>
         <w:tc>
           <w:tcPr>
-            <w:tcW w:type="dxa" w:w="1699"/>
+            <w:tcW w:type="dxa" w:w="1625"/>
           </w:tcPr>
           <w:p>
             <w:pPr>
@@ -4275,7 +4282,7 @@
         </w:tc>
         <w:tc>
           <w:tcPr>
-            <w:tcW w:type="dxa" w:w="3701"/>
+            <w:tcW w:type="dxa" w:w="3775"/>
           </w:tcPr>
           <w:p>
             <w:pPr>
@@ -4329,8 +4336,8 @@
         <w:tblLook w:firstColumn="1" w:firstRow="1" w:lastColumn="0" w:lastRow="0" w:noHBand="0" w:noVBand="1" w:val="04A0"/>
       </w:tblPr>
       <w:tblGrid>
-        <w:gridCol w:w="1469"/>
-        <w:gridCol w:w="3931"/>
+        <w:gridCol w:w="1423"/>
+        <w:gridCol w:w="3977"/>
       </w:tblGrid>
       <w:tr>
         <w:trPr>
@@ -4339,7 +4346,7 @@
         </w:trPr>
         <w:tc>
           <w:tcPr>
-            <w:tcW w:type="dxa" w:w="1469"/>
+            <w:tcW w:type="dxa" w:w="1423"/>
           </w:tcPr>
           <w:p>
             <w:pPr>
@@ -4355,7 +4362,7 @@
         </w:tc>
         <w:tc>
           <w:tcPr>
-            <w:tcW w:type="dxa" w:w="3931"/>
+            <w:tcW w:type="dxa" w:w="3977"/>
           </w:tcPr>
           <w:p>
             <w:pPr>
@@ -4376,7 +4383,7 @@
         </w:trPr>
         <w:tc>
           <w:tcPr>
-            <w:tcW w:type="dxa" w:w="1469"/>
+            <w:tcW w:type="dxa" w:w="1423"/>
           </w:tcPr>
           <w:p>
             <w:pPr>
@@ -4390,7 +4397,7 @@
         </w:tc>
         <w:tc>
           <w:tcPr>
-            <w:tcW w:type="dxa" w:w="3931"/>
+            <w:tcW w:type="dxa" w:w="3977"/>
           </w:tcPr>
           <w:p>
             <w:pPr>
@@ -4409,7 +4416,7 @@
         </w:trPr>
         <w:tc>
           <w:tcPr>
-            <w:tcW w:type="dxa" w:w="1469"/>
+            <w:tcW w:type="dxa" w:w="1423"/>
           </w:tcPr>
           <w:p>
             <w:pPr>
@@ -4423,7 +4430,7 @@
         </w:tc>
         <w:tc>
           <w:tcPr>
-            <w:tcW w:type="dxa" w:w="3931"/>
+            <w:tcW w:type="dxa" w:w="3977"/>
           </w:tcPr>
           <w:p>
             <w:pPr>
@@ -4442,7 +4449,7 @@
         </w:trPr>
         <w:tc>
           <w:tcPr>
-            <w:tcW w:type="dxa" w:w="1469"/>
+            <w:tcW w:type="dxa" w:w="1423"/>
           </w:tcPr>
           <w:p>
             <w:pPr>
@@ -4456,7 +4463,7 @@
         </w:tc>
         <w:tc>
           <w:tcPr>
-            <w:tcW w:type="dxa" w:w="3931"/>
+            <w:tcW w:type="dxa" w:w="3977"/>
           </w:tcPr>
           <w:p>
             <w:pPr>
@@ -4475,7 +4482,7 @@
         </w:trPr>
         <w:tc>
           <w:tcPr>
-            <w:tcW w:type="dxa" w:w="1469"/>
+            <w:tcW w:type="dxa" w:w="1423"/>
           </w:tcPr>
           <w:p>
             <w:pPr>
@@ -4489,7 +4496,7 @@
         </w:tc>
         <w:tc>
           <w:tcPr>
-            <w:tcW w:type="dxa" w:w="3931"/>
+            <w:tcW w:type="dxa" w:w="3977"/>
           </w:tcPr>
           <w:p>
             <w:pPr>
@@ -4508,7 +4515,7 @@
         </w:trPr>
         <w:tc>
           <w:tcPr>
-            <w:tcW w:type="dxa" w:w="1469"/>
+            <w:tcW w:type="dxa" w:w="1423"/>
           </w:tcPr>
           <w:p>
             <w:pPr>
@@ -4522,7 +4529,7 @@
         </w:tc>
         <w:tc>
           <w:tcPr>
-            <w:tcW w:type="dxa" w:w="3931"/>
+            <w:tcW w:type="dxa" w:w="3977"/>
           </w:tcPr>
           <w:p>
             <w:pPr>
@@ -4541,7 +4548,7 @@
         </w:trPr>
         <w:tc>
           <w:tcPr>
-            <w:tcW w:type="dxa" w:w="1469"/>
+            <w:tcW w:type="dxa" w:w="1423"/>
           </w:tcPr>
           <w:p>
             <w:pPr>
@@ -4555,7 +4562,7 @@
         </w:tc>
         <w:tc>
           <w:tcPr>
-            <w:tcW w:type="dxa" w:w="3931"/>
+            <w:tcW w:type="dxa" w:w="3977"/>
           </w:tcPr>
           <w:p>
             <w:pPr>
@@ -4574,7 +4581,7 @@
         </w:trPr>
         <w:tc>
           <w:tcPr>
-            <w:tcW w:type="dxa" w:w="1469"/>
+            <w:tcW w:type="dxa" w:w="1423"/>
           </w:tcPr>
           <w:p>
             <w:pPr>
@@ -4588,7 +4595,7 @@
         </w:tc>
         <w:tc>
           <w:tcPr>
-            <w:tcW w:type="dxa" w:w="3931"/>
+            <w:tcW w:type="dxa" w:w="3977"/>
           </w:tcPr>
           <w:p>
             <w:pPr>
@@ -4607,7 +4614,7 @@
         </w:trPr>
         <w:tc>
           <w:tcPr>
-            <w:tcW w:type="dxa" w:w="1469"/>
+            <w:tcW w:type="dxa" w:w="1423"/>
           </w:tcPr>
           <w:p>
             <w:pPr>
@@ -4621,7 +4628,7 @@
         </w:tc>
         <w:tc>
           <w:tcPr>
-            <w:tcW w:type="dxa" w:w="3931"/>
+            <w:tcW w:type="dxa" w:w="3977"/>
           </w:tcPr>
           <w:p>
             <w:pPr>
@@ -4640,7 +4647,7 @@
         </w:trPr>
         <w:tc>
           <w:tcPr>
-            <w:tcW w:type="dxa" w:w="1469"/>
+            <w:tcW w:type="dxa" w:w="1423"/>
           </w:tcPr>
           <w:p>
             <w:pPr>
@@ -4654,7 +4661,7 @@
         </w:tc>
         <w:tc>
           <w:tcPr>
-            <w:tcW w:type="dxa" w:w="3931"/>
+            <w:tcW w:type="dxa" w:w="3977"/>
           </w:tcPr>
           <w:p>
             <w:pPr>
@@ -4673,7 +4680,7 @@
         </w:trPr>
         <w:tc>
           <w:tcPr>
-            <w:tcW w:type="dxa" w:w="1469"/>
+            <w:tcW w:type="dxa" w:w="1423"/>
           </w:tcPr>
           <w:p>
             <w:pPr>
@@ -4687,7 +4694,7 @@
         </w:tc>
         <w:tc>
           <w:tcPr>
-            <w:tcW w:type="dxa" w:w="3931"/>
+            <w:tcW w:type="dxa" w:w="3977"/>
           </w:tcPr>
           <w:p>
             <w:pPr>
@@ -4741,8 +4748,8 @@
         <w:tblLook w:firstColumn="1" w:firstRow="1" w:lastColumn="0" w:lastRow="0" w:noHBand="0" w:noVBand="1" w:val="04A0"/>
       </w:tblPr>
       <w:tblGrid>
-        <w:gridCol w:w="1590"/>
-        <w:gridCol w:w="3810"/>
+        <w:gridCol w:w="1343"/>
+        <w:gridCol w:w="4057"/>
       </w:tblGrid>
       <w:tr>
         <w:trPr>
@@ -4751,7 +4758,7 @@
         </w:trPr>
         <w:tc>
           <w:tcPr>
-            <w:tcW w:type="dxa" w:w="1590"/>
+            <w:tcW w:type="dxa" w:w="1343"/>
           </w:tcPr>
           <w:p>
             <w:pPr>
@@ -4767,7 +4774,7 @@
         </w:tc>
         <w:tc>
           <w:tcPr>
-            <w:tcW w:type="dxa" w:w="3810"/>
+            <w:tcW w:type="dxa" w:w="4057"/>
           </w:tcPr>
           <w:p>
             <w:pPr>
@@ -4788,7 +4795,7 @@
         </w:trPr>
         <w:tc>
           <w:tcPr>
-            <w:tcW w:type="dxa" w:w="1590"/>
+            <w:tcW w:type="dxa" w:w="1343"/>
           </w:tcPr>
           <w:p>
             <w:pPr>
@@ -4802,7 +4809,7 @@
         </w:tc>
         <w:tc>
           <w:tcPr>
-            <w:tcW w:type="dxa" w:w="3810"/>
+            <w:tcW w:type="dxa" w:w="4057"/>
           </w:tcPr>
           <w:p>
             <w:pPr>
@@ -4821,7 +4828,7 @@
         </w:trPr>
         <w:tc>
           <w:tcPr>
-            <w:tcW w:type="dxa" w:w="1590"/>
+            <w:tcW w:type="dxa" w:w="1343"/>
           </w:tcPr>
           <w:p>
             <w:pPr>
@@ -4835,7 +4842,7 @@
         </w:tc>
         <w:tc>
           <w:tcPr>
-            <w:tcW w:type="dxa" w:w="3810"/>
+            <w:tcW w:type="dxa" w:w="4057"/>
           </w:tcPr>
           <w:p>
             <w:pPr>
@@ -4854,7 +4861,7 @@
         </w:trPr>
         <w:tc>
           <w:tcPr>
-            <w:tcW w:type="dxa" w:w="1590"/>
+            <w:tcW w:type="dxa" w:w="1343"/>
           </w:tcPr>
           <w:p>
             <w:pPr>
@@ -4868,7 +4875,7 @@
         </w:tc>
         <w:tc>
           <w:tcPr>
-            <w:tcW w:type="dxa" w:w="3810"/>
+            <w:tcW w:type="dxa" w:w="4057"/>
           </w:tcPr>
           <w:p>
             <w:pPr>
@@ -4887,7 +4894,7 @@
         </w:trPr>
         <w:tc>
           <w:tcPr>
-            <w:tcW w:type="dxa" w:w="1590"/>
+            <w:tcW w:type="dxa" w:w="1343"/>
           </w:tcPr>
           <w:p>
             <w:pPr>
@@ -4901,7 +4908,7 @@
         </w:tc>
         <w:tc>
           <w:tcPr>
-            <w:tcW w:type="dxa" w:w="3810"/>
+            <w:tcW w:type="dxa" w:w="4057"/>
           </w:tcPr>
           <w:p>
             <w:pPr>
@@ -4920,7 +4927,7 @@
         </w:trPr>
         <w:tc>
           <w:tcPr>
-            <w:tcW w:type="dxa" w:w="1590"/>
+            <w:tcW w:type="dxa" w:w="1343"/>
           </w:tcPr>
           <w:p>
             <w:pPr>
@@ -4934,7 +4941,7 @@
         </w:tc>
         <w:tc>
           <w:tcPr>
-            <w:tcW w:type="dxa" w:w="3810"/>
+            <w:tcW w:type="dxa" w:w="4057"/>
           </w:tcPr>
           <w:p>
             <w:pPr>
@@ -4988,8 +4995,8 @@
         <w:tblLook w:firstColumn="1" w:firstRow="1" w:lastColumn="0" w:lastRow="0" w:noHBand="0" w:noVBand="1" w:val="04A0"/>
       </w:tblPr>
       <w:tblGrid>
-        <w:gridCol w:w="1546"/>
-        <w:gridCol w:w="3854"/>
+        <w:gridCol w:w="1494"/>
+        <w:gridCol w:w="3906"/>
       </w:tblGrid>
       <w:tr>
         <w:trPr>
@@ -4998,7 +5005,7 @@
         </w:trPr>
         <w:tc>
           <w:tcPr>
-            <w:tcW w:type="dxa" w:w="1546"/>
+            <w:tcW w:type="dxa" w:w="1494"/>
           </w:tcPr>
           <w:p>
             <w:pPr>
@@ -5013,7 +5020,7 @@
         </w:tc>
         <w:tc>
           <w:tcPr>
-            <w:tcW w:type="dxa" w:w="3854"/>
+            <w:tcW w:type="dxa" w:w="3906"/>
           </w:tcPr>
           <w:p>
             <w:pPr>
@@ -5034,7 +5041,7 @@
         </w:trPr>
         <w:tc>
           <w:tcPr>
-            <w:tcW w:type="dxa" w:w="1546"/>
+            <w:tcW w:type="dxa" w:w="1494"/>
           </w:tcPr>
           <w:p>
             <w:pPr>
@@ -5048,7 +5055,7 @@
         </w:tc>
         <w:tc>
           <w:tcPr>
-            <w:tcW w:type="dxa" w:w="3854"/>
+            <w:tcW w:type="dxa" w:w="3906"/>
           </w:tcPr>
           <w:p>
             <w:pPr>
@@ -5067,7 +5074,7 @@
         </w:trPr>
         <w:tc>
           <w:tcPr>
-            <w:tcW w:type="dxa" w:w="1546"/>
+            <w:tcW w:type="dxa" w:w="1494"/>
           </w:tcPr>
           <w:p>
             <w:pPr>
@@ -5081,7 +5088,7 @@
         </w:tc>
         <w:tc>
           <w:tcPr>
-            <w:tcW w:type="dxa" w:w="3854"/>
+            <w:tcW w:type="dxa" w:w="3906"/>
           </w:tcPr>
           <w:p>
             <w:pPr>
@@ -5100,7 +5107,7 @@
         </w:trPr>
         <w:tc>
           <w:tcPr>
-            <w:tcW w:type="dxa" w:w="1546"/>
+            <w:tcW w:type="dxa" w:w="1494"/>
           </w:tcPr>
           <w:p>
             <w:pPr>
@@ -5114,7 +5121,7 @@
         </w:tc>
         <w:tc>
           <w:tcPr>
-            <w:tcW w:type="dxa" w:w="3854"/>
+            <w:tcW w:type="dxa" w:w="3906"/>
           </w:tcPr>
           <w:p>
             <w:pPr>
@@ -5133,7 +5140,7 @@
         </w:trPr>
         <w:tc>
           <w:tcPr>
-            <w:tcW w:type="dxa" w:w="1546"/>
+            <w:tcW w:type="dxa" w:w="1494"/>
           </w:tcPr>
           <w:p>
             <w:pPr>
@@ -5147,7 +5154,7 @@
         </w:tc>
         <w:tc>
           <w:tcPr>
-            <w:tcW w:type="dxa" w:w="3854"/>
+            <w:tcW w:type="dxa" w:w="3906"/>
           </w:tcPr>
           <w:p>
             <w:pPr>
@@ -5166,7 +5173,7 @@
         </w:trPr>
         <w:tc>
           <w:tcPr>
-            <w:tcW w:type="dxa" w:w="1546"/>
+            <w:tcW w:type="dxa" w:w="1494"/>
           </w:tcPr>
           <w:p>
             <w:pPr>
@@ -5180,7 +5187,7 @@
         </w:tc>
         <w:tc>
           <w:tcPr>
-            <w:tcW w:type="dxa" w:w="3854"/>
+            <w:tcW w:type="dxa" w:w="3906"/>
           </w:tcPr>
           <w:p>
             <w:pPr>
@@ -5234,8 +5241,8 @@
         <w:tblLook w:firstColumn="1" w:firstRow="1" w:lastColumn="0" w:lastRow="0" w:noHBand="0" w:noVBand="1" w:val="04A0"/>
       </w:tblPr>
       <w:tblGrid>
-        <w:gridCol w:w="1529"/>
-        <w:gridCol w:w="3871"/>
+        <w:gridCol w:w="1368"/>
+        <w:gridCol w:w="4032"/>
       </w:tblGrid>
       <w:tr>
         <w:trPr>
@@ -5244,7 +5251,7 @@
         </w:trPr>
         <w:tc>
           <w:tcPr>
-            <w:tcW w:type="dxa" w:w="1529"/>
+            <w:tcW w:type="dxa" w:w="1368"/>
           </w:tcPr>
           <w:p>
             <w:pPr>
@@ -5260,7 +5267,7 @@
         </w:tc>
         <w:tc>
           <w:tcPr>
-            <w:tcW w:type="dxa" w:w="3871"/>
+            <w:tcW w:type="dxa" w:w="4032"/>
           </w:tcPr>
           <w:p>
             <w:pPr>
@@ -5281,7 +5288,7 @@
         </w:trPr>
         <w:tc>
           <w:tcPr>
-            <w:tcW w:type="dxa" w:w="1529"/>
+            <w:tcW w:type="dxa" w:w="1368"/>
           </w:tcPr>
           <w:p>
             <w:pPr>
@@ -5295,7 +5302,7 @@
         </w:tc>
         <w:tc>
           <w:tcPr>
-            <w:tcW w:type="dxa" w:w="3871"/>
+            <w:tcW w:type="dxa" w:w="4032"/>
           </w:tcPr>
           <w:p>
             <w:pPr>
@@ -5314,7 +5321,7 @@
         </w:trPr>
         <w:tc>
           <w:tcPr>
-            <w:tcW w:type="dxa" w:w="1529"/>
+            <w:tcW w:type="dxa" w:w="1368"/>
           </w:tcPr>
           <w:p>
             <w:pPr>
@@ -5328,7 +5335,7 @@
         </w:tc>
         <w:tc>
           <w:tcPr>
-            <w:tcW w:type="dxa" w:w="3871"/>
+            <w:tcW w:type="dxa" w:w="4032"/>
           </w:tcPr>
           <w:p>
             <w:pPr>
@@ -5347,7 +5354,7 @@
         </w:trPr>
         <w:tc>
           <w:tcPr>
-            <w:tcW w:type="dxa" w:w="1529"/>
+            <w:tcW w:type="dxa" w:w="1368"/>
           </w:tcPr>
           <w:p>
             <w:pPr>
@@ -5361,7 +5368,7 @@
         </w:tc>
         <w:tc>
           <w:tcPr>
-            <w:tcW w:type="dxa" w:w="3871"/>
+            <w:tcW w:type="dxa" w:w="4032"/>
           </w:tcPr>
           <w:p>
             <w:pPr>
@@ -5380,7 +5387,7 @@
         </w:trPr>
         <w:tc>
           <w:tcPr>
-            <w:tcW w:type="dxa" w:w="1529"/>
+            <w:tcW w:type="dxa" w:w="1368"/>
           </w:tcPr>
           <w:p>
             <w:pPr>
@@ -5394,7 +5401,7 @@
         </w:tc>
         <w:tc>
           <w:tcPr>
-            <w:tcW w:type="dxa" w:w="3871"/>
+            <w:tcW w:type="dxa" w:w="4032"/>
           </w:tcPr>
           <w:p>
             <w:pPr>
@@ -5413,7 +5420,7 @@
         </w:trPr>
         <w:tc>
           <w:tcPr>
-            <w:tcW w:type="dxa" w:w="1529"/>
+            <w:tcW w:type="dxa" w:w="1368"/>
           </w:tcPr>
           <w:p>
             <w:pPr>
@@ -5427,7 +5434,7 @@
         </w:tc>
         <w:tc>
           <w:tcPr>
-            <w:tcW w:type="dxa" w:w="3871"/>
+            <w:tcW w:type="dxa" w:w="4032"/>
           </w:tcPr>
           <w:p>
             <w:pPr>
@@ -5481,8 +5488,8 @@
         <w:tblLook w:firstColumn="1" w:firstRow="1" w:lastColumn="0" w:lastRow="0" w:noHBand="0" w:noVBand="1" w:val="04A0"/>
       </w:tblPr>
       <w:tblGrid>
-        <w:gridCol w:w="2482"/>
-        <w:gridCol w:w="2918"/>
+        <w:gridCol w:w="2342"/>
+        <w:gridCol w:w="3058"/>
       </w:tblGrid>
       <w:tr>
         <w:trPr>
@@ -5491,7 +5498,7 @@
         </w:trPr>
         <w:tc>
           <w:tcPr>
-            <w:tcW w:type="dxa" w:w="2482"/>
+            <w:tcW w:type="dxa" w:w="2342"/>
           </w:tcPr>
           <w:p>
             <w:pPr>
@@ -5507,7 +5514,7 @@
         </w:tc>
         <w:tc>
           <w:tcPr>
-            <w:tcW w:type="dxa" w:w="2918"/>
+            <w:tcW w:type="dxa" w:w="3058"/>
           </w:tcPr>
           <w:p>
             <w:pPr>
@@ -5528,7 +5535,7 @@
         </w:trPr>
         <w:tc>
           <w:tcPr>
-            <w:tcW w:type="dxa" w:w="2482"/>
+            <w:tcW w:type="dxa" w:w="2342"/>
           </w:tcPr>
           <w:p>
             <w:pPr>
@@ -5542,7 +5549,7 @@
         </w:tc>
         <w:tc>
           <w:tcPr>
-            <w:tcW w:type="dxa" w:w="2918"/>
+            <w:tcW w:type="dxa" w:w="3058"/>
           </w:tcPr>
           <w:p>
             <w:pPr>
@@ -5561,7 +5568,7 @@
         </w:trPr>
         <w:tc>
           <w:tcPr>
-            <w:tcW w:type="dxa" w:w="2482"/>
+            <w:tcW w:type="dxa" w:w="2342"/>
           </w:tcPr>
           <w:p>
             <w:pPr>
@@ -5575,7 +5582,7 @@
         </w:tc>
         <w:tc>
           <w:tcPr>
-            <w:tcW w:type="dxa" w:w="2918"/>
+            <w:tcW w:type="dxa" w:w="3058"/>
           </w:tcPr>
           <w:p>
             <w:pPr>
@@ -5594,7 +5601,7 @@
         </w:trPr>
         <w:tc>
           <w:tcPr>
-            <w:tcW w:type="dxa" w:w="2482"/>
+            <w:tcW w:type="dxa" w:w="2342"/>
           </w:tcPr>
           <w:p>
             <w:pPr>
@@ -5608,7 +5615,7 @@
         </w:tc>
         <w:tc>
           <w:tcPr>
-            <w:tcW w:type="dxa" w:w="2918"/>
+            <w:tcW w:type="dxa" w:w="3058"/>
           </w:tcPr>
           <w:p>
             <w:pPr>
@@ -5627,7 +5634,7 @@
         </w:trPr>
         <w:tc>
           <w:tcPr>
-            <w:tcW w:type="dxa" w:w="2482"/>
+            <w:tcW w:type="dxa" w:w="2342"/>
           </w:tcPr>
           <w:p>
             <w:pPr>
@@ -5641,7 +5648,7 @@
         </w:tc>
         <w:tc>
           <w:tcPr>
-            <w:tcW w:type="dxa" w:w="2918"/>
+            <w:tcW w:type="dxa" w:w="3058"/>
           </w:tcPr>
           <w:p>
             <w:pPr>
@@ -5660,7 +5667,7 @@
         </w:trPr>
         <w:tc>
           <w:tcPr>
-            <w:tcW w:type="dxa" w:w="2482"/>
+            <w:tcW w:type="dxa" w:w="2342"/>
           </w:tcPr>
           <w:p>
             <w:pPr>
@@ -5674,7 +5681,7 @@
         </w:tc>
         <w:tc>
           <w:tcPr>
-            <w:tcW w:type="dxa" w:w="2918"/>
+            <w:tcW w:type="dxa" w:w="3058"/>
           </w:tcPr>
           <w:p>
             <w:pPr>
@@ -5693,7 +5700,7 @@
         </w:trPr>
         <w:tc>
           <w:tcPr>
-            <w:tcW w:type="dxa" w:w="2482"/>
+            <w:tcW w:type="dxa" w:w="2342"/>
           </w:tcPr>
           <w:p>
             <w:pPr>
@@ -5707,7 +5714,7 @@
         </w:tc>
         <w:tc>
           <w:tcPr>
-            <w:tcW w:type="dxa" w:w="2918"/>
+            <w:tcW w:type="dxa" w:w="3058"/>
           </w:tcPr>
           <w:p>
             <w:pPr>
@@ -5726,7 +5733,7 @@
         </w:trPr>
         <w:tc>
           <w:tcPr>
-            <w:tcW w:type="dxa" w:w="2482"/>
+            <w:tcW w:type="dxa" w:w="2342"/>
           </w:tcPr>
           <w:p>
             <w:pPr>
@@ -5740,7 +5747,7 @@
         </w:tc>
         <w:tc>
           <w:tcPr>
-            <w:tcW w:type="dxa" w:w="2918"/>
+            <w:tcW w:type="dxa" w:w="3058"/>
           </w:tcPr>
           <w:p>
             <w:pPr>
@@ -5759,7 +5766,7 @@
         </w:trPr>
         <w:tc>
           <w:tcPr>
-            <w:tcW w:type="dxa" w:w="2482"/>
+            <w:tcW w:type="dxa" w:w="2342"/>
           </w:tcPr>
           <w:p>
             <w:pPr>
@@ -5773,7 +5780,7 @@
         </w:tc>
         <w:tc>
           <w:tcPr>
-            <w:tcW w:type="dxa" w:w="2918"/>
+            <w:tcW w:type="dxa" w:w="3058"/>
           </w:tcPr>
           <w:p>
             <w:pPr>
@@ -5792,7 +5799,7 @@
         </w:trPr>
         <w:tc>
           <w:tcPr>
-            <w:tcW w:type="dxa" w:w="2482"/>
+            <w:tcW w:type="dxa" w:w="2342"/>
           </w:tcPr>
           <w:p>
             <w:pPr>
@@ -5806,7 +5813,7 @@
         </w:tc>
         <w:tc>
           <w:tcPr>
-            <w:tcW w:type="dxa" w:w="2918"/>
+            <w:tcW w:type="dxa" w:w="3058"/>
           </w:tcPr>
           <w:p>
             <w:pPr>
@@ -5825,7 +5832,7 @@
         </w:trPr>
         <w:tc>
           <w:tcPr>
-            <w:tcW w:type="dxa" w:w="2482"/>
+            <w:tcW w:type="dxa" w:w="2342"/>
           </w:tcPr>
           <w:p>
             <w:pPr>
@@ -5839,7 +5846,7 @@
         </w:tc>
         <w:tc>
           <w:tcPr>
-            <w:tcW w:type="dxa" w:w="2918"/>
+            <w:tcW w:type="dxa" w:w="3058"/>
           </w:tcPr>
           <w:p>
             <w:pPr>
@@ -5858,7 +5865,7 @@
         </w:trPr>
         <w:tc>
           <w:tcPr>
-            <w:tcW w:type="dxa" w:w="2482"/>
+            <w:tcW w:type="dxa" w:w="2342"/>
           </w:tcPr>
           <w:p>
             <w:pPr>
@@ -5872,7 +5879,7 @@
         </w:tc>
         <w:tc>
           <w:tcPr>
-            <w:tcW w:type="dxa" w:w="2918"/>
+            <w:tcW w:type="dxa" w:w="3058"/>
           </w:tcPr>
           <w:p>
             <w:pPr>
@@ -5891,7 +5898,7 @@
         </w:trPr>
         <w:tc>
           <w:tcPr>
-            <w:tcW w:type="dxa" w:w="2482"/>
+            <w:tcW w:type="dxa" w:w="2342"/>
           </w:tcPr>
           <w:p>
             <w:pPr>
@@ -5905,7 +5912,7 @@
         </w:tc>
         <w:tc>
           <w:tcPr>
-            <w:tcW w:type="dxa" w:w="2918"/>
+            <w:tcW w:type="dxa" w:w="3058"/>
           </w:tcPr>
           <w:p>
             <w:pPr>
@@ -5924,7 +5931,7 @@
         </w:trPr>
         <w:tc>
           <w:tcPr>
-            <w:tcW w:type="dxa" w:w="2482"/>
+            <w:tcW w:type="dxa" w:w="2342"/>
           </w:tcPr>
           <w:p>
             <w:pPr>
@@ -5938,7 +5945,7 @@
         </w:tc>
         <w:tc>
           <w:tcPr>
-            <w:tcW w:type="dxa" w:w="2918"/>
+            <w:tcW w:type="dxa" w:w="3058"/>
           </w:tcPr>
           <w:p>
             <w:pPr>
@@ -5957,7 +5964,7 @@
         </w:trPr>
         <w:tc>
           <w:tcPr>
-            <w:tcW w:type="dxa" w:w="2482"/>
+            <w:tcW w:type="dxa" w:w="2342"/>
           </w:tcPr>
           <w:p>
             <w:pPr>
@@ -5971,7 +5978,7 @@
         </w:tc>
         <w:tc>
           <w:tcPr>
-            <w:tcW w:type="dxa" w:w="2918"/>
+            <w:tcW w:type="dxa" w:w="3058"/>
           </w:tcPr>
           <w:p>
             <w:pPr>
@@ -5990,7 +5997,7 @@
         </w:trPr>
         <w:tc>
           <w:tcPr>
-            <w:tcW w:type="dxa" w:w="2482"/>
+            <w:tcW w:type="dxa" w:w="2342"/>
           </w:tcPr>
           <w:p>
             <w:pPr>
@@ -6004,7 +6011,7 @@
         </w:tc>
         <w:tc>
           <w:tcPr>
-            <w:tcW w:type="dxa" w:w="2918"/>
+            <w:tcW w:type="dxa" w:w="3058"/>
           </w:tcPr>
           <w:p>
             <w:pPr>
@@ -6027,14 +6034,14 @@
       <w:pPr>
         <w:pStyle w:val="Lookupheading"/>
       </w:pPr>
-      <w:bookmarkStart w:id="41" w:name="lk27LkSeq"/>
+      <w:bookmarkStart w:id="42" w:name="lk27LkSeq"/>
       <w:r>
         <w:rPr>
           <w:rStyle w:val="Slidecode"/>
         </w:rPr>
         <w:t>Sequences</w:t>
       </w:r>
-      <w:bookmarkEnd w:id="41"/>
+      <w:bookmarkEnd w:id="42"/>
     </w:p>
     <w:p>
       <w:pPr>
@@ -6160,14 +6167,14 @@
       <w:pPr>
         <w:pStyle w:val="Lookupheading"/>
       </w:pPr>
-      <w:bookmarkStart w:id="42" w:name="lk27LkPloidy"/>
+      <w:bookmarkStart w:id="43" w:name="lk27LkPloidy"/>
       <w:r>
         <w:rPr>
           <w:rStyle w:val="Slidecode"/>
         </w:rPr>
         <w:t>n / 2n / 3n and where meiosis happens</w:t>
       </w:r>
-      <w:bookmarkEnd w:id="42"/>
+      <w:bookmarkEnd w:id="43"/>
     </w:p>
     <w:p>
       <w:pPr>
@@ -6203,8 +6210,8 @@
         <w:tblLook w:firstColumn="1" w:firstRow="1" w:lastColumn="0" w:lastRow="0" w:noHBand="0" w:noVBand="1" w:val="04A0"/>
       </w:tblPr>
       <w:tblGrid>
-        <w:gridCol w:w="1307"/>
-        <w:gridCol w:w="4093"/>
+        <w:gridCol w:w="1242"/>
+        <w:gridCol w:w="4158"/>
       </w:tblGrid>
       <w:tr>
         <w:trPr>
@@ -6213,7 +6220,7 @@
         </w:trPr>
         <w:tc>
           <w:tcPr>
-            <w:tcW w:type="dxa" w:w="1307"/>
+            <w:tcW w:type="dxa" w:w="1242"/>
           </w:tcPr>
           <w:p>
             <w:pPr>
@@ -6228,7 +6235,7 @@
         </w:tc>
         <w:tc>
           <w:tcPr>
-            <w:tcW w:type="dxa" w:w="4093"/>
+            <w:tcW w:type="dxa" w:w="4158"/>
           </w:tcPr>
           <w:p>
             <w:pPr>
@@ -6249,7 +6256,7 @@
         </w:trPr>
         <w:tc>
           <w:tcPr>
-            <w:tcW w:type="dxa" w:w="1307"/>
+            <w:tcW w:type="dxa" w:w="1242"/>
           </w:tcPr>
           <w:p>
             <w:pPr>
@@ -6263,7 +6270,7 @@
         </w:tc>
         <w:tc>
           <w:tcPr>
-            <w:tcW w:type="dxa" w:w="4093"/>
+            <w:tcW w:type="dxa" w:w="4158"/>
           </w:tcPr>
           <w:p>
             <w:pPr>
@@ -6282,7 +6289,7 @@
         </w:trPr>
         <w:tc>
           <w:tcPr>
-            <w:tcW w:type="dxa" w:w="1307"/>
+            <w:tcW w:type="dxa" w:w="1242"/>
           </w:tcPr>
           <w:p>
             <w:pPr>
@@ -6296,7 +6303,7 @@
         </w:tc>
         <w:tc>
           <w:tcPr>
-            <w:tcW w:type="dxa" w:w="4093"/>
+            <w:tcW w:type="dxa" w:w="4158"/>
           </w:tcPr>
           <w:p>
             <w:pPr>
@@ -6315,7 +6322,7 @@
         </w:trPr>
         <w:tc>
           <w:tcPr>
-            <w:tcW w:type="dxa" w:w="1307"/>
+            <w:tcW w:type="dxa" w:w="1242"/>
           </w:tcPr>
           <w:p>
             <w:pPr>
@@ -6329,7 +6336,7 @@
         </w:tc>
         <w:tc>
           <w:tcPr>
-            <w:tcW w:type="dxa" w:w="4093"/>
+            <w:tcW w:type="dxa" w:w="4158"/>
           </w:tcPr>
           <w:p>
             <w:pPr>
@@ -6348,7 +6355,7 @@
         </w:trPr>
         <w:tc>
           <w:tcPr>
-            <w:tcW w:type="dxa" w:w="1307"/>
+            <w:tcW w:type="dxa" w:w="1242"/>
           </w:tcPr>
           <w:p>
             <w:pPr>
@@ -6362,7 +6369,7 @@
         </w:tc>
         <w:tc>
           <w:tcPr>
-            <w:tcW w:type="dxa" w:w="4093"/>
+            <w:tcW w:type="dxa" w:w="4158"/>
           </w:tcPr>
           <w:p>
             <w:pPr>
@@ -6381,7 +6388,7 @@
         </w:trPr>
         <w:tc>
           <w:tcPr>
-            <w:tcW w:type="dxa" w:w="1307"/>
+            <w:tcW w:type="dxa" w:w="1242"/>
           </w:tcPr>
           <w:p>
             <w:pPr>
@@ -6395,7 +6402,7 @@
         </w:tc>
         <w:tc>
           <w:tcPr>
-            <w:tcW w:type="dxa" w:w="4093"/>
+            <w:tcW w:type="dxa" w:w="4158"/>
           </w:tcPr>
           <w:p>
             <w:pPr>
@@ -6418,14 +6425,14 @@
       <w:pPr>
         <w:pStyle w:val="Lookupheading"/>
       </w:pPr>
-      <w:bookmarkStart w:id="43" w:name="lk27LkUses"/>
+      <w:bookmarkStart w:id="44" w:name="lk27LkUses"/>
       <w:r>
         <w:rPr>
           <w:rStyle w:val="Slidecode"/>
         </w:rPr>
         <w:t>Uses</w:t>
       </w:r>
-      <w:bookmarkEnd w:id="43"/>
+      <w:bookmarkEnd w:id="44"/>
     </w:p>
     <w:p>
       <w:pPr>
@@ -6461,8 +6468,8 @@
         <w:tblLook w:firstColumn="1" w:firstRow="1" w:lastColumn="0" w:lastRow="0" w:noHBand="0" w:noVBand="1" w:val="04A0"/>
       </w:tblPr>
       <w:tblGrid>
-        <w:gridCol w:w="1604"/>
-        <w:gridCol w:w="3796"/>
+        <w:gridCol w:w="1406"/>
+        <w:gridCol w:w="3994"/>
       </w:tblGrid>
       <w:tr>
         <w:trPr>
@@ -6471,7 +6478,7 @@
         </w:trPr>
         <w:tc>
           <w:tcPr>
-            <w:tcW w:type="dxa" w:w="1604"/>
+            <w:tcW w:type="dxa" w:w="1406"/>
           </w:tcPr>
           <w:p>
             <w:pPr>
@@ -6487,7 +6494,7 @@
         </w:tc>
         <w:tc>
           <w:tcPr>
-            <w:tcW w:type="dxa" w:w="3796"/>
+            <w:tcW w:type="dxa" w:w="3994"/>
           </w:tcPr>
           <w:p>
             <w:pPr>
@@ -6508,7 +6515,7 @@
         </w:trPr>
         <w:tc>
           <w:tcPr>
-            <w:tcW w:type="dxa" w:w="1604"/>
+            <w:tcW w:type="dxa" w:w="1406"/>
           </w:tcPr>
           <w:p>
             <w:pPr>
@@ -6522,7 +6529,7 @@
         </w:tc>
         <w:tc>
           <w:tcPr>
-            <w:tcW w:type="dxa" w:w="3796"/>
+            <w:tcW w:type="dxa" w:w="3994"/>
           </w:tcPr>
           <w:p>
             <w:pPr>
@@ -6541,7 +6548,7 @@
         </w:trPr>
         <w:tc>
           <w:tcPr>
-            <w:tcW w:type="dxa" w:w="1604"/>
+            <w:tcW w:type="dxa" w:w="1406"/>
           </w:tcPr>
           <w:p>
             <w:pPr>
@@ -6555,7 +6562,7 @@
         </w:tc>
         <w:tc>
           <w:tcPr>
-            <w:tcW w:type="dxa" w:w="3796"/>
+            <w:tcW w:type="dxa" w:w="3994"/>
           </w:tcPr>
           <w:p>
             <w:pPr>
@@ -6574,7 +6581,7 @@
         </w:trPr>
         <w:tc>
           <w:tcPr>
-            <w:tcW w:type="dxa" w:w="1604"/>
+            <w:tcW w:type="dxa" w:w="1406"/>
           </w:tcPr>
           <w:p>
             <w:pPr>
@@ -6588,7 +6595,7 @@
         </w:tc>
         <w:tc>
           <w:tcPr>
-            <w:tcW w:type="dxa" w:w="3796"/>
+            <w:tcW w:type="dxa" w:w="3994"/>
           </w:tcPr>
           <w:p>
             <w:pPr>
@@ -6611,7 +6618,9 @@
       <w:type w:val="continuous"/>
       <w:pgSz w:w="12240" w:h="15840"/>
       <w:pgMar w:top="792" w:right="576" w:bottom="720" w:left="576" w:header="432" w:footer="360" w:gutter="0"/>
+      <w:pgNumType w:start="33"/>
       <w:cols w:space="288" w:num="2" w:sep="1"/>
+      <w:titlePg/>
       <w:docGrid w:linePitch="360"/>
     </w:sectPr>
   </w:body>
@@ -6635,7 +6644,33 @@
       <w:fldChar w:fldCharType="separate"/>
     </w:r>
     <w:r>
-      <w:t>1</w:t>
+      <w:t>33</w:t>
+    </w:r>
+    <w:r>
+      <w:fldChar w:fldCharType="end"/>
+    </w:r>
+  </w:p>
+</w:ftr>
+</file>
+
+<file path=word/footer2.xml><?xml version="1.0" encoding="utf-8"?>
+<w:ftr xmlns:m="http://schemas.openxmlformats.org/officeDocument/2006/math" xmlns:mc="http://schemas.openxmlformats.org/markup-compatibility/2006" xmlns:mo="http://schemas.microsoft.com/office/mac/office/2008/main" xmlns:mv="urn:schemas-microsoft-com:mac:vml" xmlns:o="urn:schemas-microsoft-com:office:office" xmlns:r="http://schemas.openxmlformats.org/officeDocument/2006/relationships" xmlns:v="urn:schemas-microsoft-com:vml" xmlns:w10="urn:schemas-microsoft-com:office:word" xmlns:w14="http://schemas.microsoft.com/office/word/2010/wordml" xmlns:w="http://schemas.openxmlformats.org/wordprocessingml/2006/main" xmlns:wne="http://schemas.microsoft.com/office/word/2006/wordml" xmlns:wp14="http://schemas.microsoft.com/office/word/2010/wordprocessingDrawing" xmlns:wp="http://schemas.openxmlformats.org/drawingml/2006/wordprocessingDrawing" xmlns:wpc="http://schemas.microsoft.com/office/word/2010/wordprocessingCanvas" xmlns:wpg="http://schemas.microsoft.com/office/word/2010/wordprocessingGroup" xmlns:wpi="http://schemas.microsoft.com/office/word/2010/wordprocessingInk" xmlns:wps="http://schemas.microsoft.com/office/word/2010/wordprocessingShape" mc:Ignorable="w14 wp14">
+  <w:p>
+    <w:pPr>
+      <w:pStyle w:val="Footer"/>
+      <w:jc w:val="center"/>
+    </w:pPr>
+    <w:r>
+      <w:fldChar w:fldCharType="begin"/>
+    </w:r>
+    <w:r>
+      <w:instrText xml:space="preserve"> PAGE </w:instrText>
+    </w:r>
+    <w:r>
+      <w:fldChar w:fldCharType="separate"/>
+    </w:r>
+    <w:r>
+      <w:t>33</w:t>
     </w:r>
     <w:r>
       <w:fldChar w:fldCharType="end"/>
@@ -6735,6 +6770,16 @@
 </w:hdr>
 </file>
 
+<file path=word/header2.xml><?xml version="1.0" encoding="utf-8"?>
+<w:hdr xmlns:m="http://schemas.openxmlformats.org/officeDocument/2006/math" xmlns:mc="http://schemas.openxmlformats.org/markup-compatibility/2006" xmlns:mo="http://schemas.microsoft.com/office/mac/office/2008/main" xmlns:mv="urn:schemas-microsoft-com:mac:vml" xmlns:o="urn:schemas-microsoft-com:office:office" xmlns:r="http://schemas.openxmlformats.org/officeDocument/2006/relationships" xmlns:v="urn:schemas-microsoft-com:vml" xmlns:w10="urn:schemas-microsoft-com:office:word" xmlns:w14="http://schemas.microsoft.com/office/word/2010/wordml" xmlns:w="http://schemas.openxmlformats.org/wordprocessingml/2006/main" xmlns:wne="http://schemas.microsoft.com/office/word/2006/wordml" xmlns:wp14="http://schemas.microsoft.com/office/word/2010/wordprocessingDrawing" xmlns:wp="http://schemas.openxmlformats.org/drawingml/2006/wordprocessingDrawing" xmlns:wpc="http://schemas.microsoft.com/office/word/2010/wordprocessingCanvas" xmlns:wpg="http://schemas.microsoft.com/office/word/2010/wordprocessingGroup" xmlns:wpi="http://schemas.microsoft.com/office/word/2010/wordprocessingInk" xmlns:wps="http://schemas.microsoft.com/office/word/2010/wordprocessingShape" mc:Ignorable="w14 wp14">
+  <w:p>
+    <w:pPr>
+      <w:pStyle w:val="Header"/>
+    </w:pPr>
+  </w:p>
+</w:hdr>
+</file>
+
 <file path=word/numbering.xml><?xml version="1.0" encoding="utf-8"?>
 <w:numbering xmlns:wpc="http://schemas.microsoft.com/office/word/2010/wordprocessingCanvas" xmlns:mo="http://schemas.microsoft.com/office/mac/office/2008/main" xmlns:mc="http://schemas.openxmlformats.org/markup-compatibility/2006" xmlns:mv="urn:schemas-microsoft-com:mac:vml" xmlns:o="urn:schemas-microsoft-com:office:office" xmlns:r="http://schemas.openxmlformats.org/officeDocument/2006/relationships" xmlns:m="http://schemas.openxmlformats.org/officeDocument/2006/math" xmlns:v="urn:schemas-microsoft-com:vml" xmlns:wp14="http://schemas.microsoft.com/office/word/2010/wordprocessingDrawing" xmlns:wp="http://schemas.openxmlformats.org/drawingml/2006/wordprocessingDrawing" xmlns:w10="urn:schemas-microsoft-com:office:word" xmlns:w="http://schemas.openxmlformats.org/wordprocessingml/2006/main" xmlns:w14="http://schemas.microsoft.com/office/word/2010/wordml" xmlns:wpg="http://schemas.microsoft.com/office/word/2010/wordprocessingGroup" xmlns:wpi="http://schemas.microsoft.com/office/word/2010/wordprocessingInk" xmlns:wne="http://schemas.microsoft.com/office/word/2006/wordml" xmlns:wps="http://schemas.microsoft.com/office/word/2010/wordprocessingShape" mc:Ignorable="w14 wp14">
   <w:abstractNum w:abstractNumId="0">
@@ -6918,7 +6963,7 @@
         <w:ind w:left="172" w:hanging="172"/>
       </w:pPr>
       <w:rPr>
-        <w:rFonts w:ascii="Arial Narrow" w:hAnsi="Arial Narrow" w:cs="Arial Narrow"/>
+        <w:rFonts w:ascii="Handwriting Final" w:hAnsi="Handwriting Final" w:cs="Handwriting Final"/>
       </w:rPr>
     </w:lvl>
     <w:lvl w:ilvl="1">
@@ -6930,7 +6975,7 @@
         <w:ind w:left="356" w:hanging="172"/>
       </w:pPr>
       <w:rPr>
-        <w:rFonts w:ascii="Arial Narrow" w:hAnsi="Arial Narrow" w:cs="Arial Narrow"/>
+        <w:rFonts w:ascii="Handwriting Final" w:hAnsi="Handwriting Final" w:cs="Handwriting Final"/>
       </w:rPr>
     </w:lvl>
     <w:lvl w:ilvl="2">
@@ -6942,7 +6987,7 @@
         <w:ind w:left="540" w:hanging="172"/>
       </w:pPr>
       <w:rPr>
-        <w:rFonts w:ascii="Arial Narrow" w:hAnsi="Arial Narrow" w:cs="Arial Narrow"/>
+        <w:rFonts w:ascii="Handwriting Final" w:hAnsi="Handwriting Final" w:cs="Handwriting Final"/>
       </w:rPr>
     </w:lvl>
     <w:lvl w:ilvl="3">
@@ -6954,7 +6999,7 @@
         <w:ind w:left="724" w:hanging="172"/>
       </w:pPr>
       <w:rPr>
-        <w:rFonts w:ascii="Arial Narrow" w:hAnsi="Arial Narrow" w:cs="Arial Narrow"/>
+        <w:rFonts w:ascii="Handwriting Final" w:hAnsi="Handwriting Final" w:cs="Handwriting Final"/>
       </w:rPr>
     </w:lvl>
     <w:lvl w:ilvl="4">
@@ -6966,7 +7011,7 @@
         <w:ind w:left="908" w:hanging="172"/>
       </w:pPr>
       <w:rPr>
-        <w:rFonts w:ascii="Arial Narrow" w:hAnsi="Arial Narrow" w:cs="Arial Narrow"/>
+        <w:rFonts w:ascii="Handwriting Final" w:hAnsi="Handwriting Final" w:cs="Handwriting Final"/>
       </w:rPr>
     </w:lvl>
     <w:lvl w:ilvl="5">
@@ -6978,7 +7023,7 @@
         <w:ind w:left="1092" w:hanging="172"/>
       </w:pPr>
       <w:rPr>
-        <w:rFonts w:ascii="Arial Narrow" w:hAnsi="Arial Narrow" w:cs="Arial Narrow"/>
+        <w:rFonts w:ascii="Handwriting Final" w:hAnsi="Handwriting Final" w:cs="Handwriting Final"/>
       </w:rPr>
     </w:lvl>
     <w:lvl w:ilvl="6">
@@ -6990,7 +7035,7 @@
         <w:ind w:left="1276" w:hanging="172"/>
       </w:pPr>
       <w:rPr>
-        <w:rFonts w:ascii="Arial Narrow" w:hAnsi="Arial Narrow" w:cs="Arial Narrow"/>
+        <w:rFonts w:ascii="Handwriting Final" w:hAnsi="Handwriting Final" w:cs="Handwriting Final"/>
       </w:rPr>
     </w:lvl>
     <w:lvl w:ilvl="7">
@@ -7002,7 +7047,7 @@
         <w:ind w:left="1460" w:hanging="172"/>
       </w:pPr>
       <w:rPr>
-        <w:rFonts w:ascii="Arial Narrow" w:hAnsi="Arial Narrow" w:cs="Arial Narrow"/>
+        <w:rFonts w:ascii="Handwriting Final" w:hAnsi="Handwriting Final" w:cs="Handwriting Final"/>
       </w:rPr>
     </w:lvl>
     <w:lvl w:ilvl="8">
@@ -7014,7 +7059,7 @@
         <w:ind w:left="1644" w:hanging="172"/>
       </w:pPr>
       <w:rPr>
-        <w:rFonts w:ascii="Arial Narrow" w:hAnsi="Arial Narrow" w:cs="Arial Narrow"/>
+        <w:rFonts w:ascii="Handwriting Final" w:hAnsi="Handwriting Final" w:cs="Handwriting Final"/>
       </w:rPr>
     </w:lvl>
   </w:abstractNum>
@@ -7215,7 +7260,7 @@
       <w:spacing w:after="0" w:before="0" w:line="240" w:lineRule="auto"/>
     </w:pPr>
     <w:rPr>
-      <w:rFonts w:ascii="Arial Narrow" w:hAnsi="Arial Narrow" w:eastAsia="Arial Narrow"/>
+      <w:rFonts w:ascii="Handwriting Final" w:hAnsi="Handwriting Final" w:eastAsia="Handwriting Final"/>
       <w:sz w:val="23"/>
     </w:rPr>
   </w:style>
